--- a/docs/rapport.docx
+++ b/docs/rapport.docx
@@ -119,13 +119,37 @@
         <w:t xml:space="preserve"> </w:t>
       </w:r>
       <w:r>
-        <w:t xml:space="preserve">&amp;</w:t>
+        <w:t xml:space="preserve">·</w:t>
+      </w:r>
+      <w:r>
+        <w:t xml:space="preserve"> </w:t>
+      </w:r>
+      <w:r>
+        <w:t xml:space="preserve">Imane</w:t>
+      </w:r>
+      <w:r>
+        <w:t xml:space="preserve"> </w:t>
+      </w:r>
+      <w:r>
+        <w:t xml:space="preserve">·</w:t>
       </w:r>
       <w:r>
         <w:t xml:space="preserve"> </w:t>
       </w:r>
       <w:r>
         <w:t xml:space="preserve">Yannis</w:t>
+      </w:r>
+      <w:r>
+        <w:t xml:space="preserve"> </w:t>
+      </w:r>
+      <w:r>
+        <w:t xml:space="preserve">·</w:t>
+      </w:r>
+      <w:r>
+        <w:t xml:space="preserve"> </w:t>
+      </w:r>
+      <w:r>
+        <w:t xml:space="preserve">Grace</w:t>
       </w:r>
     </w:p>
     <w:p>
@@ -9074,11 +9098,52 @@
         <w:pStyle w:val="FirstParagraph"/>
       </w:pPr>
       <w:r>
-        <w:t xml:space="preserve">Le projet a été développé à deux, avec une répartition claire :</w:t>
-      </w:r>
-      <w:r>
-        <w:t xml:space="preserve"> </w:t>
-      </w:r>
+        <w:t xml:space="preserve">Le projet a été développé à</w:t>
+      </w:r>
+      <w:r>
+        <w:t xml:space="preserve"> </w:t>
+      </w:r>
+      <w:r>
+        <w:rPr>
+          <w:bCs/>
+          <w:b/>
+        </w:rPr>
+        <w:t xml:space="preserve">quatre</w:t>
+      </w:r>
+      <w:r>
+        <w:t xml:space="preserve">, avec une répartition explicite des rôles reflétée par la structure de la soutenance orale (15 minutes, ~3 minutes par personne) :</w:t>
+      </w:r>
+    </w:p>
+    <w:p>
+      <w:pPr>
+        <w:numPr>
+          <w:ilvl w:val="0"/>
+          <w:numId w:val="1032"/>
+        </w:numPr>
+        <w:pStyle w:val="Compact"/>
+      </w:pPr>
+      <w:r>
+        <w:rPr>
+          <w:bCs/>
+          <w:b/>
+        </w:rPr>
+        <w:t xml:space="preserve">Grace</w:t>
+      </w:r>
+      <w:r>
+        <w:t xml:space="preserve"> </w:t>
+      </w:r>
+      <w:r>
+        <w:t xml:space="preserve">— Contexte du projet et architecture générale. Cadre le besoin (un chatbot qui répond à partir de sources officielles, pas à partir de la mémoire générale du LLM), justifie le choix d’un LLM « tout fait » plutôt qu’un modèle entraîné from scratch, présente la stack et le diagramme d’ensemble.</w:t>
+      </w:r>
+    </w:p>
+    <w:p>
+      <w:pPr>
+        <w:numPr>
+          <w:ilvl w:val="0"/>
+          <w:numId w:val="1032"/>
+        </w:numPr>
+        <w:pStyle w:val="Compact"/>
+      </w:pPr>
       <w:r>
         <w:rPr>
           <w:bCs/>
@@ -9090,11 +9155,39 @@
         <w:t xml:space="preserve"> </w:t>
       </w:r>
       <w:r>
-        <w:t xml:space="preserve">a porté le développement du backend RAG, la comparaison d’encodeurs, le bonus DuckDuckGo et le module Hermes ;</w:t>
-      </w:r>
-      <w:r>
-        <w:t xml:space="preserve"> </w:t>
-      </w:r>
+        <w:t xml:space="preserve">— Pipeline RAG. Porte le développement du backend FastAPI, l’ingestion des PDFs HAS et INCa, le découpage en chunks, l’encodage MiniLM et l’orchestration de l’appel au LLM avec contexte.</w:t>
+      </w:r>
+    </w:p>
+    <w:p>
+      <w:pPr>
+        <w:numPr>
+          <w:ilvl w:val="0"/>
+          <w:numId w:val="1032"/>
+        </w:numPr>
+        <w:pStyle w:val="Compact"/>
+      </w:pPr>
+      <w:r>
+        <w:rPr>
+          <w:bCs/>
+          <w:b/>
+        </w:rPr>
+        <w:t xml:space="preserve">Imane</w:t>
+      </w:r>
+      <w:r>
+        <w:t xml:space="preserve"> </w:t>
+      </w:r>
+      <w:r>
+        <w:t xml:space="preserve">— Comparaison d’encodeurs et bonus DuckDuckGo. Réalise le benchmark méthodique des 3 modèles d’embeddings (MiniLM, CamemBERT, mpnet), documente le choix retenu, et développe le fallback web avec reformulation de requête.</w:t>
+      </w:r>
+    </w:p>
+    <w:p>
+      <w:pPr>
+        <w:numPr>
+          <w:ilvl w:val="0"/>
+          <w:numId w:val="1032"/>
+        </w:numPr>
+        <w:pStyle w:val="Compact"/>
+      </w:pPr>
       <w:r>
         <w:rPr>
           <w:bCs/>
@@ -9106,12 +9199,12 @@
         <w:t xml:space="preserve"> </w:t>
       </w:r>
       <w:r>
-        <w:t xml:space="preserve">a porté l’intégration sur l’infrastructure Amana, la sécurité et le déploiement de production, ainsi que le site landing.</w:t>
-      </w:r>
-    </w:p>
-    <w:p>
-      <w:pPr>
-        <w:pStyle w:val="BodyText"/>
+        <w:t xml:space="preserve">— Module Hermes, déploiement, démo. Code l’orchestrateur multi-agents pour la prise de rendez-vous, intègre le projet sur l’infrastructure Amana avec hardening complet, et pilote la démonstration en direct.</w:t>
+      </w:r>
+    </w:p>
+    <w:p>
+      <w:pPr>
+        <w:pStyle w:val="FirstParagraph"/>
       </w:pPr>
       <w:r>
         <w:t xml:space="preserve">Les itérations ont été nombreuses : nous avons identifié et corrigé en cours de route plusieurs problèmes (quota Gemini épuisé pendant les tests, sessions toutes nommées « Nouvelle conversation », bouton Hermes affiché sans contexte, absence d’historique des rendez-vous). Chaque correction a été commit, push et documentée — le repo GitHub raconte cette itération.</w:t>
@@ -9119,7 +9212,7 @@
     </w:p>
     <w:bookmarkEnd w:id="96"/>
     <w:bookmarkEnd w:id="97"/>
-    <w:bookmarkStart w:id="109" w:name="annexes"/>
+    <w:bookmarkStart w:id="110" w:name="annexes"/>
     <w:p>
       <w:pPr>
         <w:pStyle w:val="Heading1"/>
@@ -9187,7 +9280,7 @@
       <w:pPr>
         <w:numPr>
           <w:ilvl w:val="0"/>
-          <w:numId w:val="1032"/>
+          <w:numId w:val="1033"/>
         </w:numPr>
         <w:pStyle w:val="Compact"/>
       </w:pPr>
@@ -9208,7 +9301,7 @@
       <w:pPr>
         <w:numPr>
           <w:ilvl w:val="0"/>
-          <w:numId w:val="1032"/>
+          <w:numId w:val="1033"/>
         </w:numPr>
         <w:pStyle w:val="Compact"/>
       </w:pPr>
@@ -9234,12 +9327,405 @@
       </w:r>
     </w:p>
     <w:bookmarkEnd w:id="102"/>
-    <w:bookmarkStart w:id="103" w:name="d.-structure-du-dépôt"/>
+    <w:bookmarkStart w:id="103" w:name="c-bis.-répartition-orale-15-minutes"/>
     <w:p>
       <w:pPr>
         <w:pStyle w:val="Heading2"/>
       </w:pPr>
       <w:r>
+        <w:t xml:space="preserve">C bis. Répartition orale (15 minutes)</w:t>
+      </w:r>
+    </w:p>
+    <w:tbl>
+      <w:tblPr>
+        <w:tblStyle w:val="Table"/>
+        <w:tblW w:type="auto" w:w="0"/>
+        <w:tblLook w:firstRow="1" w:lastRow="0" w:firstColumn="0" w:lastColumn="0" w:noHBand="0" w:noVBand="0" w:val="0020"/>
+        <w:jc w:val="start"/>
+      </w:tblPr>
+      <w:tblGrid>
+        <w:gridCol w:w="1980"/>
+        <w:gridCol w:w="1980"/>
+        <w:gridCol w:w="1980"/>
+        <w:gridCol w:w="1980"/>
+      </w:tblGrid>
+      <w:tr>
+        <w:trPr>
+          <w:tblHeader w:val="true"/>
+        </w:trPr>
+        <w:tc>
+          <w:tcPr/>
+          <w:p>
+            <w:pPr>
+              <w:pStyle w:val="Compact"/>
+              <w:jc w:val="left"/>
+            </w:pPr>
+            <w:r>
+              <w:t xml:space="preserve">Qui</w:t>
+            </w:r>
+          </w:p>
+        </w:tc>
+        <w:tc>
+          <w:tcPr/>
+          <w:p>
+            <w:pPr>
+              <w:pStyle w:val="Compact"/>
+              <w:jc w:val="left"/>
+            </w:pPr>
+            <w:r>
+              <w:t xml:space="preserve">Partie</w:t>
+            </w:r>
+          </w:p>
+        </w:tc>
+        <w:tc>
+          <w:tcPr/>
+          <w:p>
+            <w:pPr>
+              <w:pStyle w:val="Compact"/>
+              <w:jc w:val="left"/>
+            </w:pPr>
+            <w:r>
+              <w:t xml:space="preserve">Slides</w:t>
+            </w:r>
+          </w:p>
+        </w:tc>
+        <w:tc>
+          <w:tcPr/>
+          <w:p>
+            <w:pPr>
+              <w:pStyle w:val="Compact"/>
+              <w:jc w:val="left"/>
+            </w:pPr>
+            <w:r>
+              <w:t xml:space="preserve">~Durée</w:t>
+            </w:r>
+          </w:p>
+        </w:tc>
+      </w:tr>
+      <w:tr>
+        <w:tc>
+          <w:tcPr/>
+          <w:p>
+            <w:pPr>
+              <w:pStyle w:val="Compact"/>
+              <w:jc w:val="left"/>
+            </w:pPr>
+            <w:r>
+              <w:t xml:space="preserve">Tous</w:t>
+            </w:r>
+          </w:p>
+        </w:tc>
+        <w:tc>
+          <w:tcPr/>
+          <w:p>
+            <w:pPr>
+              <w:pStyle w:val="Compact"/>
+              <w:jc w:val="left"/>
+            </w:pPr>
+            <w:r>
+              <w:t xml:space="preserve">Intro / Titre</w:t>
+            </w:r>
+          </w:p>
+        </w:tc>
+        <w:tc>
+          <w:tcPr/>
+          <w:p>
+            <w:pPr>
+              <w:pStyle w:val="Compact"/>
+              <w:jc w:val="left"/>
+            </w:pPr>
+            <w:r>
+              <w:t xml:space="preserve">1</w:t>
+            </w:r>
+          </w:p>
+        </w:tc>
+        <w:tc>
+          <w:tcPr/>
+          <w:p>
+            <w:pPr>
+              <w:pStyle w:val="Compact"/>
+              <w:jc w:val="left"/>
+            </w:pPr>
+            <w:r>
+              <w:t xml:space="preserve">1 min</w:t>
+            </w:r>
+          </w:p>
+        </w:tc>
+      </w:tr>
+      <w:tr>
+        <w:tc>
+          <w:tcPr/>
+          <w:p>
+            <w:pPr>
+              <w:pStyle w:val="Compact"/>
+              <w:jc w:val="left"/>
+            </w:pPr>
+            <w:r>
+              <w:rPr>
+                <w:bCs/>
+                <w:b/>
+              </w:rPr>
+              <w:t xml:space="preserve">Grace</w:t>
+            </w:r>
+          </w:p>
+        </w:tc>
+        <w:tc>
+          <w:tcPr/>
+          <w:p>
+            <w:pPr>
+              <w:pStyle w:val="Compact"/>
+              <w:jc w:val="left"/>
+            </w:pPr>
+            <w:r>
+              <w:t xml:space="preserve">Contexte &amp; Architecture</w:t>
+            </w:r>
+          </w:p>
+        </w:tc>
+        <w:tc>
+          <w:tcPr/>
+          <w:p>
+            <w:pPr>
+              <w:pStyle w:val="Compact"/>
+              <w:jc w:val="left"/>
+            </w:pPr>
+            <w:r>
+              <w:t xml:space="preserve">2–5</w:t>
+            </w:r>
+          </w:p>
+        </w:tc>
+        <w:tc>
+          <w:tcPr/>
+          <w:p>
+            <w:pPr>
+              <w:pStyle w:val="Compact"/>
+              <w:jc w:val="left"/>
+            </w:pPr>
+            <w:r>
+              <w:t xml:space="preserve">3 min</w:t>
+            </w:r>
+          </w:p>
+        </w:tc>
+      </w:tr>
+      <w:tr>
+        <w:tc>
+          <w:tcPr/>
+          <w:p>
+            <w:pPr>
+              <w:pStyle w:val="Compact"/>
+              <w:jc w:val="left"/>
+            </w:pPr>
+            <w:r>
+              <w:rPr>
+                <w:bCs/>
+                <w:b/>
+              </w:rPr>
+              <w:t xml:space="preserve">Yousra</w:t>
+            </w:r>
+          </w:p>
+        </w:tc>
+        <w:tc>
+          <w:tcPr/>
+          <w:p>
+            <w:pPr>
+              <w:pStyle w:val="Compact"/>
+              <w:jc w:val="left"/>
+            </w:pPr>
+            <w:r>
+              <w:t xml:space="preserve">Traitement des PDF &amp; Pipeline RAG</w:t>
+            </w:r>
+          </w:p>
+        </w:tc>
+        <w:tc>
+          <w:tcPr/>
+          <w:p>
+            <w:pPr>
+              <w:pStyle w:val="Compact"/>
+              <w:jc w:val="left"/>
+            </w:pPr>
+            <w:r>
+              <w:t xml:space="preserve">8–12</w:t>
+            </w:r>
+          </w:p>
+        </w:tc>
+        <w:tc>
+          <w:tcPr/>
+          <w:p>
+            <w:pPr>
+              <w:pStyle w:val="Compact"/>
+              <w:jc w:val="left"/>
+            </w:pPr>
+            <w:r>
+              <w:t xml:space="preserve">3 min</w:t>
+            </w:r>
+          </w:p>
+        </w:tc>
+      </w:tr>
+      <w:tr>
+        <w:tc>
+          <w:tcPr/>
+          <w:p>
+            <w:pPr>
+              <w:pStyle w:val="Compact"/>
+              <w:jc w:val="left"/>
+            </w:pPr>
+            <w:r>
+              <w:rPr>
+                <w:bCs/>
+                <w:b/>
+              </w:rPr>
+              <w:t xml:space="preserve">Imane</w:t>
+            </w:r>
+          </w:p>
+        </w:tc>
+        <w:tc>
+          <w:tcPr/>
+          <w:p>
+            <w:pPr>
+              <w:pStyle w:val="Compact"/>
+              <w:jc w:val="left"/>
+            </w:pPr>
+            <w:r>
+              <w:t xml:space="preserve">Comparaison encodeurs &amp; DuckDuckGo</w:t>
+            </w:r>
+          </w:p>
+        </w:tc>
+        <w:tc>
+          <w:tcPr/>
+          <w:p>
+            <w:pPr>
+              <w:pStyle w:val="Compact"/>
+              <w:jc w:val="left"/>
+            </w:pPr>
+            <w:r>
+              <w:t xml:space="preserve">14–17</w:t>
+            </w:r>
+          </w:p>
+        </w:tc>
+        <w:tc>
+          <w:tcPr/>
+          <w:p>
+            <w:pPr>
+              <w:pStyle w:val="Compact"/>
+              <w:jc w:val="left"/>
+            </w:pPr>
+            <w:r>
+              <w:t xml:space="preserve">3 min</w:t>
+            </w:r>
+          </w:p>
+        </w:tc>
+      </w:tr>
+      <w:tr>
+        <w:tc>
+          <w:tcPr/>
+          <w:p>
+            <w:pPr>
+              <w:pStyle w:val="Compact"/>
+              <w:jc w:val="left"/>
+            </w:pPr>
+            <w:r>
+              <w:rPr>
+                <w:bCs/>
+                <w:b/>
+              </w:rPr>
+              <w:t xml:space="preserve">Yannis</w:t>
+            </w:r>
+          </w:p>
+        </w:tc>
+        <w:tc>
+          <w:tcPr/>
+          <w:p>
+            <w:pPr>
+              <w:pStyle w:val="Compact"/>
+              <w:jc w:val="left"/>
+            </w:pPr>
+            <w:r>
+              <w:t xml:space="preserve">Hermes, Déploiement &amp; Démo</w:t>
+            </w:r>
+          </w:p>
+        </w:tc>
+        <w:tc>
+          <w:tcPr/>
+          <w:p>
+            <w:pPr>
+              <w:pStyle w:val="Compact"/>
+              <w:jc w:val="left"/>
+            </w:pPr>
+            <w:r>
+              <w:t xml:space="preserve">19–23</w:t>
+            </w:r>
+          </w:p>
+        </w:tc>
+        <w:tc>
+          <w:tcPr/>
+          <w:p>
+            <w:pPr>
+              <w:pStyle w:val="Compact"/>
+              <w:jc w:val="left"/>
+            </w:pPr>
+            <w:r>
+              <w:t xml:space="preserve">4 min</w:t>
+            </w:r>
+          </w:p>
+        </w:tc>
+      </w:tr>
+      <w:tr>
+        <w:tc>
+          <w:tcPr/>
+          <w:p>
+            <w:pPr>
+              <w:pStyle w:val="Compact"/>
+              <w:jc w:val="left"/>
+            </w:pPr>
+            <w:r>
+              <w:t xml:space="preserve">Tous</w:t>
+            </w:r>
+          </w:p>
+        </w:tc>
+        <w:tc>
+          <w:tcPr/>
+          <w:p>
+            <w:pPr>
+              <w:pStyle w:val="Compact"/>
+              <w:jc w:val="left"/>
+            </w:pPr>
+            <w:r>
+              <w:t xml:space="preserve">Questions / Merci</w:t>
+            </w:r>
+          </w:p>
+        </w:tc>
+        <w:tc>
+          <w:tcPr/>
+          <w:p>
+            <w:pPr>
+              <w:pStyle w:val="Compact"/>
+              <w:jc w:val="left"/>
+            </w:pPr>
+            <w:r>
+              <w:t xml:space="preserve">24</w:t>
+            </w:r>
+          </w:p>
+        </w:tc>
+        <w:tc>
+          <w:tcPr/>
+          <w:p>
+            <w:pPr>
+              <w:pStyle w:val="Compact"/>
+              <w:jc w:val="left"/>
+            </w:pPr>
+            <w:r>
+              <w:t xml:space="preserve">1 min</w:t>
+            </w:r>
+          </w:p>
+        </w:tc>
+      </w:tr>
+    </w:tbl>
+    <w:bookmarkEnd w:id="103"/>
+    <w:bookmarkStart w:id="104" w:name="d.-structure-du-dépôt"/>
+    <w:p>
+      <w:pPr>
+        <w:pStyle w:val="Heading2"/>
+      </w:pPr>
+      <w:r>
         <w:t xml:space="preserve">D. Structure du dépôt</w:t>
       </w:r>
     </w:p>
@@ -9587,8 +10073,8 @@
         <w:t xml:space="preserve">└── SKILLS.md                 # Référentiel compétences SAE</w:t>
       </w:r>
     </w:p>
-    <w:bookmarkEnd w:id="103"/>
-    <w:bookmarkStart w:id="104" w:name="e.-outils-utilisés"/>
+    <w:bookmarkEnd w:id="104"/>
+    <w:bookmarkStart w:id="105" w:name="e.-outils-utilisés"/>
     <w:p>
       <w:pPr>
         <w:pStyle w:val="Heading2"/>
@@ -9601,7 +10087,7 @@
       <w:pPr>
         <w:numPr>
           <w:ilvl w:val="0"/>
-          <w:numId w:val="1033"/>
+          <w:numId w:val="1034"/>
         </w:numPr>
         <w:pStyle w:val="Compact"/>
       </w:pPr>
@@ -9623,7 +10109,7 @@
       <w:pPr>
         <w:numPr>
           <w:ilvl w:val="0"/>
-          <w:numId w:val="1033"/>
+          <w:numId w:val="1034"/>
         </w:numPr>
         <w:pStyle w:val="Compact"/>
       </w:pPr>
@@ -9645,7 +10131,7 @@
       <w:pPr>
         <w:numPr>
           <w:ilvl w:val="0"/>
-          <w:numId w:val="1033"/>
+          <w:numId w:val="1034"/>
         </w:numPr>
         <w:pStyle w:val="Compact"/>
       </w:pPr>
@@ -9667,7 +10153,7 @@
       <w:pPr>
         <w:numPr>
           <w:ilvl w:val="0"/>
-          <w:numId w:val="1033"/>
+          <w:numId w:val="1034"/>
         </w:numPr>
         <w:pStyle w:val="Compact"/>
       </w:pPr>
@@ -9685,8 +10171,8 @@
         <w:t xml:space="preserve">: Markdown, pandoc (conversion en .docx et .pdf).</w:t>
       </w:r>
     </w:p>
-    <w:bookmarkEnd w:id="104"/>
-    <w:bookmarkStart w:id="107" w:name="f.-sources-documentaires-indexées"/>
+    <w:bookmarkEnd w:id="105"/>
+    <w:bookmarkStart w:id="108" w:name="f.-sources-documentaires-indexées"/>
     <w:p>
       <w:pPr>
         <w:pStyle w:val="Heading2"/>
@@ -9699,7 +10185,7 @@
       <w:pPr>
         <w:numPr>
           <w:ilvl w:val="0"/>
-          <w:numId w:val="1034"/>
+          <w:numId w:val="1035"/>
         </w:numPr>
         <w:pStyle w:val="Compact"/>
       </w:pPr>
@@ -9709,7 +10195,7 @@
       <w:r>
         <w:t xml:space="preserve"> </w:t>
       </w:r>
-      <w:hyperlink r:id="rId105">
+      <w:hyperlink r:id="rId106">
         <w:r>
           <w:rPr>
             <w:rStyle w:val="Hyperlink"/>
@@ -9722,7 +10208,7 @@
       <w:pPr>
         <w:numPr>
           <w:ilvl w:val="0"/>
-          <w:numId w:val="1034"/>
+          <w:numId w:val="1035"/>
         </w:numPr>
         <w:pStyle w:val="Compact"/>
       </w:pPr>
@@ -9732,7 +10218,7 @@
       <w:r>
         <w:t xml:space="preserve"> </w:t>
       </w:r>
-      <w:hyperlink r:id="rId106">
+      <w:hyperlink r:id="rId107">
         <w:r>
           <w:rPr>
             <w:rStyle w:val="Hyperlink"/>
@@ -9741,8 +10227,8 @@
         </w:r>
       </w:hyperlink>
     </w:p>
-    <w:bookmarkEnd w:id="107"/>
-    <w:bookmarkStart w:id="108" w:name="g.-disclaimer"/>
+    <w:bookmarkEnd w:id="108"/>
+    <w:bookmarkStart w:id="109" w:name="g.-disclaimer"/>
     <w:p>
       <w:pPr>
         <w:pStyle w:val="Heading2"/>
@@ -9788,8 +10274,8 @@
         <w:t xml:space="preserve">.</w:t>
       </w:r>
     </w:p>
-    <w:bookmarkEnd w:id="108"/>
     <w:bookmarkEnd w:id="109"/>
+    <w:bookmarkEnd w:id="110"/>
     <w:sectPr/>
   </w:body>
 </w:document>
@@ -10430,6 +10916,9 @@
     <w:abstractNumId w:val="991"/>
   </w:num>
   <w:num w:numId="1034">
+    <w:abstractNumId w:val="991"/>
+  </w:num>
+  <w:num w:numId="1035">
     <w:abstractNumId w:val="991"/>
   </w:num>
 </w:numbering>

--- a/docs/rapport.docx
+++ b/docs/rapport.docx
@@ -9327,19 +9327,19 @@
       </w:r>
     </w:p>
     <w:bookmarkEnd w:id="102"/>
-    <w:bookmarkStart w:id="103" w:name="c-bis.-répartition-orale-15-minutes"/>
+    <w:bookmarkStart w:id="103" w:name="Xffc2308ddb785b36fd071be70447b307b506cc1"/>
     <w:p>
       <w:pPr>
         <w:pStyle w:val="Heading2"/>
       </w:pPr>
       <w:r>
-        <w:t xml:space="preserve">C bis. Répartition orale (15 minutes)</w:t>
+        <w:t xml:space="preserve">C bis. Répartition orale (15 minutes, 26 slides)</w:t>
       </w:r>
     </w:p>
     <w:tbl>
       <w:tblPr>
         <w:tblStyle w:val="Table"/>
-        <w:tblW w:type="auto" w:w="0"/>
+        <w:tblW w:type="pct" w:w="5000"/>
         <w:tblLook w:firstRow="1" w:lastRow="0" w:firstColumn="0" w:lastColumn="0" w:noHBand="0" w:noVBand="0" w:val="0020"/>
         <w:jc w:val="start"/>
       </w:tblPr>
@@ -9639,19 +9639,19 @@
               <w:jc w:val="left"/>
             </w:pPr>
             <w:r>
-              <w:t xml:space="preserve">Hermes, Déploiement &amp; Démo</w:t>
-            </w:r>
-          </w:p>
-        </w:tc>
-        <w:tc>
-          <w:tcPr/>
-          <w:p>
-            <w:pPr>
-              <w:pStyle w:val="Compact"/>
-              <w:jc w:val="left"/>
-            </w:pPr>
-            <w:r>
-              <w:t xml:space="preserve">19–23</w:t>
+              <w:t xml:space="preserve">Hermes, Déploiement, Intégration, Démo &amp; Polish UX</w:t>
+            </w:r>
+          </w:p>
+        </w:tc>
+        <w:tc>
+          <w:tcPr/>
+          <w:p>
+            <w:pPr>
+              <w:pStyle w:val="Compact"/>
+              <w:jc w:val="left"/>
+            </w:pPr>
+            <w:r>
+              <w:t xml:space="preserve">19–25</w:t>
             </w:r>
           </w:p>
         </w:tc>
@@ -9701,7 +9701,7 @@
               <w:jc w:val="left"/>
             </w:pPr>
             <w:r>
-              <w:t xml:space="preserve">24</w:t>
+              <w:t xml:space="preserve">26</w:t>
             </w:r>
           </w:p>
         </w:tc>
@@ -9719,6 +9719,14 @@
         </w:tc>
       </w:tr>
     </w:tbl>
+    <w:p>
+      <w:pPr>
+        <w:pStyle w:val="BodyText"/>
+      </w:pPr>
+      <w:r>
+        <w:t xml:space="preserve">Les slides 22 (« Intégration site + chatbot ») et 24 (« Polish UX — les détails qui comptent ») ont été ajoutées après l’ébauche initiale pour refléter le travail d’intégration du site MediGuide et les améliorations d’expérience utilisateur (badges de sources, auto-rename des sessions, section « Mes rendez-vous »).</w:t>
+      </w:r>
+    </w:p>
     <w:bookmarkEnd w:id="103"/>
     <w:bookmarkStart w:id="104" w:name="d.-structure-du-dépôt"/>
     <w:p>

--- a/docs/rapport.docx
+++ b/docs/rapport.docx
@@ -4503,7 +4503,7 @@
     </w:p>
     <w:bookmarkEnd w:id="51"/>
     <w:bookmarkEnd w:id="52"/>
-    <w:bookmarkStart w:id="59" w:name="Xc44800a44757daddd9ae3619e9df2308382a424"/>
+    <w:bookmarkStart w:id="60" w:name="Xc44800a44757daddd9ae3619e9df2308382a424"/>
     <w:p>
       <w:pPr>
         <w:pStyle w:val="Heading1"/>
@@ -5182,23 +5182,13 @@
       </w:r>
     </w:p>
     <w:bookmarkEnd w:id="58"/>
-    <w:bookmarkEnd w:id="59"/>
-    <w:bookmarkStart w:id="63" w:name="Xda92cbb1a01626b287228097dc4d7de916dd714"/>
-    <w:p>
-      <w:pPr>
-        <w:pStyle w:val="Heading1"/>
-      </w:pPr>
-      <w:r>
-        <w:t xml:space="preserve">Gestion de la base de données et des sessions</w:t>
-      </w:r>
-    </w:p>
-    <w:bookmarkStart w:id="60" w:name="modèle-de-données"/>
+    <w:bookmarkStart w:id="59" w:name="Xd3fca6356f52dfb47806df5588697ef78324856"/>
     <w:p>
       <w:pPr>
         <w:pStyle w:val="Heading2"/>
       </w:pPr>
       <w:r>
-        <w:t xml:space="preserve">Modèle de données</w:t>
+        <w:t xml:space="preserve">Bonus Hermes++ — boucle praticien via Telegram</w:t>
       </w:r>
     </w:p>
     <w:p>
@@ -5206,163 +5196,17 @@
         <w:pStyle w:val="FirstParagraph"/>
       </w:pPr>
       <w:r>
-        <w:t xml:space="preserve">Le schéma SQLAlchemy comprend</w:t>
-      </w:r>
-      <w:r>
-        <w:t xml:space="preserve"> </w:t>
-      </w:r>
-      <w:r>
-        <w:rPr>
-          <w:bCs/>
-          <w:b/>
-        </w:rPr>
-        <w:t xml:space="preserve">5 tables</w:t>
-      </w:r>
-      <w:r>
-        <w:t xml:space="preserve"> </w:t>
-      </w:r>
-      <w:r>
-        <w:t xml:space="preserve">:</w:t>
-      </w:r>
-    </w:p>
-    <w:p>
-      <w:pPr>
-        <w:pStyle w:val="SourceCode"/>
-      </w:pPr>
-      <w:r>
-        <w:rPr>
-          <w:rStyle w:val="NormalTok"/>
-        </w:rPr>
-        <w:t xml:space="preserve">User         (</w:t>
-      </w:r>
-      <w:r>
-        <w:rPr>
-          <w:rStyle w:val="BuiltInTok"/>
-        </w:rPr>
-        <w:t xml:space="preserve">id</w:t>
-      </w:r>
-      <w:r>
-        <w:rPr>
-          <w:rStyle w:val="NormalTok"/>
-        </w:rPr>
-        <w:t xml:space="preserve">, username, email, hashed_password, created_at)</w:t>
-      </w:r>
-      <w:r>
-        <w:br/>
-      </w:r>
-      <w:r>
-        <w:rPr>
-          <w:rStyle w:val="NormalTok"/>
-        </w:rPr>
-        <w:t xml:space="preserve">Session      (</w:t>
-      </w:r>
-      <w:r>
-        <w:rPr>
-          <w:rStyle w:val="BuiltInTok"/>
-        </w:rPr>
-        <w:t xml:space="preserve">id</w:t>
-      </w:r>
-      <w:r>
-        <w:rPr>
-          <w:rStyle w:val="NormalTok"/>
-        </w:rPr>
-        <w:t xml:space="preserve">, title, user_id FK, created_at)</w:t>
-      </w:r>
-      <w:r>
-        <w:br/>
-      </w:r>
-      <w:r>
-        <w:rPr>
-          <w:rStyle w:val="NormalTok"/>
-        </w:rPr>
-        <w:t xml:space="preserve">Message      (</w:t>
-      </w:r>
-      <w:r>
-        <w:rPr>
-          <w:rStyle w:val="BuiltInTok"/>
-        </w:rPr>
-        <w:t xml:space="preserve">id</w:t>
-      </w:r>
-      <w:r>
-        <w:rPr>
-          <w:rStyle w:val="NormalTok"/>
-        </w:rPr>
-        <w:t xml:space="preserve">, session_id FK, role, content, source, created_at)</w:t>
-      </w:r>
-      <w:r>
-        <w:br/>
-      </w:r>
-      <w:r>
-        <w:rPr>
-          <w:rStyle w:val="NormalTok"/>
-        </w:rPr>
-        <w:t xml:space="preserve">Doctor       (</w:t>
-      </w:r>
-      <w:r>
-        <w:rPr>
-          <w:rStyle w:val="BuiltInTok"/>
-        </w:rPr>
-        <w:t xml:space="preserve">id</w:t>
-      </w:r>
-      <w:r>
-        <w:rPr>
-          <w:rStyle w:val="NormalTok"/>
-        </w:rPr>
-        <w:t xml:space="preserve">, nom, specialite [index], creneaux_disponibles)</w:t>
-      </w:r>
-      <w:r>
-        <w:br/>
-      </w:r>
-      <w:r>
-        <w:rPr>
-          <w:rStyle w:val="NormalTok"/>
-        </w:rPr>
-        <w:t xml:space="preserve">Appointment  (</w:t>
-      </w:r>
-      <w:r>
-        <w:rPr>
-          <w:rStyle w:val="BuiltInTok"/>
-        </w:rPr>
-        <w:t xml:space="preserve">id</w:t>
-      </w:r>
-      <w:r>
-        <w:rPr>
-          <w:rStyle w:val="NormalTok"/>
-        </w:rPr>
-        <w:t xml:space="preserve">, user_id FK, session_id FK, doctor_id FK, creneau, statut, created_at)</w:t>
-      </w:r>
-    </w:p>
-    <w:p>
-      <w:pPr>
-        <w:pStyle w:val="FirstParagraph"/>
-      </w:pPr>
-      <w:r>
-        <w:t xml:space="preserve">Le champ</w:t>
-      </w:r>
-      <w:r>
-        <w:t xml:space="preserve"> </w:t>
-      </w:r>
-      <w:r>
-        <w:rPr>
-          <w:rStyle w:val="VerbatimChar"/>
-        </w:rPr>
-        <w:t xml:space="preserve">Message.source</w:t>
-      </w:r>
-      <w:r>
-        <w:t xml:space="preserve"> </w:t>
-      </w:r>
-      <w:r>
-        <w:t xml:space="preserve">distingue les réponses</w:t>
-      </w:r>
-      <w:r>
-        <w:t xml:space="preserve"> </w:t>
-      </w:r>
-      <w:r>
-        <w:rPr>
-          <w:bCs/>
-          <w:b/>
-        </w:rPr>
-        <w:t xml:space="preserve">basées sur les documents officiels</w:t>
+        <w:t xml:space="preserve">Pour montrer que le pattern multi-agents s’étend naturellement au-delà du patient, nous avons ajouté un</w:t>
+      </w:r>
+      <w:r>
+        <w:t xml:space="preserve"> </w:t>
+      </w:r>
+      <w:r>
+        <w:rPr>
+          <w:bCs/>
+          <w:b/>
+        </w:rPr>
+        <w:t xml:space="preserve">bot Telegram</w:t>
       </w:r>
       <w:r>
         <w:t xml:space="preserve"> </w:t>
@@ -5374,882 +5218,63 @@
         <w:rPr>
           <w:rStyle w:val="VerbatimChar"/>
         </w:rPr>
-        <w:t xml:space="preserve">"doc"</w:t>
-      </w:r>
-      <w:r>
-        <w:t xml:space="preserve">) de celles</w:t>
-      </w:r>
-      <w:r>
-        <w:t xml:space="preserve"> </w:t>
-      </w:r>
-      <w:r>
-        <w:rPr>
-          <w:bCs/>
-          <w:b/>
-        </w:rPr>
-        <w:t xml:space="preserve">basées sur la recherche web</w:t>
-      </w:r>
-      <w:r>
-        <w:t xml:space="preserve"> </w:t>
-      </w:r>
-      <w:r>
-        <w:t xml:space="preserve">(</w:t>
-      </w:r>
-      <w:r>
-        <w:rPr>
-          <w:rStyle w:val="VerbatimChar"/>
-        </w:rPr>
-        <w:t xml:space="preserve">"web"</w:t>
-      </w:r>
-      <w:r>
-        <w:t xml:space="preserve">), pour affichage différencié dans l’UI.</w:t>
-      </w:r>
-    </w:p>
-    <w:bookmarkEnd w:id="60"/>
-    <w:bookmarkStart w:id="61" w:name="authentification"/>
-    <w:p>
-      <w:pPr>
-        <w:pStyle w:val="Heading2"/>
-      </w:pPr>
-      <w:r>
-        <w:t xml:space="preserve">Authentification</w:t>
-      </w:r>
-    </w:p>
-    <w:p>
-      <w:pPr>
-        <w:pStyle w:val="FirstParagraph"/>
-      </w:pPr>
-      <w:r>
-        <w:t xml:space="preserve">Un système classique</w:t>
-      </w:r>
-      <w:r>
-        <w:t xml:space="preserve"> </w:t>
-      </w:r>
-      <w:r>
-        <w:rPr>
-          <w:bCs/>
-          <w:b/>
-        </w:rPr>
-        <w:t xml:space="preserve">JWT Bearer Token</w:t>
-      </w:r>
-      <w:r>
-        <w:t xml:space="preserve"> </w:t>
-      </w:r>
-      <w:r>
-        <w:t xml:space="preserve">(PyJOSE) avec mot de passe haché en</w:t>
-      </w:r>
-      <w:r>
-        <w:t xml:space="preserve"> </w:t>
-      </w:r>
-      <w:r>
-        <w:rPr>
-          <w:bCs/>
-          <w:b/>
-        </w:rPr>
-        <w:t xml:space="preserve">bcrypt</w:t>
-      </w:r>
-      <w:r>
-        <w:t xml:space="preserve"> </w:t>
-      </w:r>
-      <w:r>
-        <w:t xml:space="preserve">:</w:t>
-      </w:r>
-    </w:p>
-    <w:p>
-      <w:pPr>
-        <w:numPr>
-          <w:ilvl w:val="0"/>
-          <w:numId w:val="1013"/>
-        </w:numPr>
-        <w:pStyle w:val="Compact"/>
-      </w:pPr>
-      <w:r>
-        <w:rPr>
-          <w:rStyle w:val="VerbatimChar"/>
-        </w:rPr>
-        <w:t xml:space="preserve">POST /auth/register</w:t>
-      </w:r>
-      <w:r>
-        <w:t xml:space="preserve"> </w:t>
-      </w:r>
-      <w:r>
-        <w:t xml:space="preserve">crée un compte (username, email, mot de passe haché en bcrypt).</w:t>
-      </w:r>
-    </w:p>
-    <w:p>
-      <w:pPr>
-        <w:numPr>
-          <w:ilvl w:val="0"/>
-          <w:numId w:val="1013"/>
-        </w:numPr>
-        <w:pStyle w:val="Compact"/>
-      </w:pPr>
-      <w:r>
-        <w:rPr>
-          <w:rStyle w:val="VerbatimChar"/>
-        </w:rPr>
-        <w:t xml:space="preserve">POST /auth/login</w:t>
-      </w:r>
-      <w:r>
-        <w:t xml:space="preserve"> </w:t>
-      </w:r>
-      <w:r>
-        <w:t xml:space="preserve">retourne un access token JWT signé HS256 (expiration 60 minutes).</w:t>
-      </w:r>
-    </w:p>
-    <w:p>
-      <w:pPr>
-        <w:numPr>
-          <w:ilvl w:val="0"/>
-          <w:numId w:val="1013"/>
-        </w:numPr>
-        <w:pStyle w:val="Compact"/>
-      </w:pPr>
-      <w:r>
-        <w:t xml:space="preserve">Toute route protégée extrait l’utilisateur courant via</w:t>
-      </w:r>
-      <w:r>
-        <w:t xml:space="preserve"> </w:t>
-      </w:r>
-      <w:r>
-        <w:rPr>
-          <w:rStyle w:val="VerbatimChar"/>
-        </w:rPr>
-        <w:t xml:space="preserve">Depends(get_current_user)</w:t>
-      </w:r>
-      <w:r>
-        <w:t xml:space="preserve">.</w:t>
-      </w:r>
-    </w:p>
-    <w:bookmarkEnd w:id="61"/>
-    <w:bookmarkStart w:id="62" w:name="migration-de-schéma-au-runtime"/>
-    <w:p>
-      <w:pPr>
-        <w:pStyle w:val="Heading2"/>
-      </w:pPr>
-      <w:r>
-        <w:t xml:space="preserve">Migration de schéma au runtime</w:t>
-      </w:r>
-    </w:p>
-    <w:p>
-      <w:pPr>
-        <w:pStyle w:val="FirstParagraph"/>
-      </w:pPr>
-      <w:r>
-        <w:t xml:space="preserve">Lorsque nous avons ajouté le champ</w:t>
-      </w:r>
-      <w:r>
-        <w:t xml:space="preserve"> </w:t>
-      </w:r>
-      <w:r>
-        <w:rPr>
-          <w:rStyle w:val="VerbatimChar"/>
-        </w:rPr>
-        <w:t xml:space="preserve">Message.source</w:t>
-      </w:r>
-      <w:r>
-        <w:t xml:space="preserve">, la base de données existante (déjà déployée en prod) ne contenait pas cette colonne. Plutôt que d’imposer une migration manuelle, le code détecte automatiquement au démarrage si la colonne existe et la crée si besoin :</w:t>
-      </w:r>
-    </w:p>
-    <w:p>
-      <w:pPr>
-        <w:pStyle w:val="SourceCode"/>
-      </w:pPr>
-      <w:r>
-        <w:rPr>
-          <w:rStyle w:val="NormalTok"/>
-        </w:rPr>
-        <w:t xml:space="preserve">columns </w:t>
-      </w:r>
-      <w:r>
-        <w:rPr>
-          <w:rStyle w:val="OperatorTok"/>
-        </w:rPr>
-        <w:t xml:space="preserve">=</w:t>
-      </w:r>
-      <w:r>
-        <w:rPr>
-          <w:rStyle w:val="NormalTok"/>
-        </w:rPr>
-        <w:t xml:space="preserve"> [row[</w:t>
-      </w:r>
-      <w:r>
-        <w:rPr>
-          <w:rStyle w:val="DecValTok"/>
-        </w:rPr>
-        <w:t xml:space="preserve">1</w:t>
-      </w:r>
-      <w:r>
-        <w:rPr>
-          <w:rStyle w:val="NormalTok"/>
-        </w:rPr>
-        <w:t xml:space="preserve">] </w:t>
-      </w:r>
-      <w:r>
-        <w:rPr>
-          <w:rStyle w:val="ControlFlowTok"/>
-        </w:rPr>
-        <w:t xml:space="preserve">for</w:t>
-      </w:r>
-      <w:r>
-        <w:rPr>
-          <w:rStyle w:val="NormalTok"/>
-        </w:rPr>
-        <w:t xml:space="preserve"> row </w:t>
-      </w:r>
-      <w:r>
-        <w:rPr>
-          <w:rStyle w:val="KeywordTok"/>
-        </w:rPr>
-        <w:t xml:space="preserve">in</w:t>
-      </w:r>
-      <w:r>
-        <w:rPr>
-          <w:rStyle w:val="NormalTok"/>
-        </w:rPr>
-        <w:t xml:space="preserve"> conn.execute(text(</w:t>
-      </w:r>
-      <w:r>
-        <w:rPr>
-          <w:rStyle w:val="StringTok"/>
-        </w:rPr>
-        <w:t xml:space="preserve">"PRAGMA table_info(messages)"</w:t>
-      </w:r>
-      <w:r>
-        <w:rPr>
-          <w:rStyle w:val="NormalTok"/>
-        </w:rPr>
-        <w:t xml:space="preserve">))]</w:t>
-      </w:r>
-      <w:r>
-        <w:br/>
-      </w:r>
-      <w:r>
-        <w:rPr>
-          <w:rStyle w:val="ControlFlowTok"/>
-        </w:rPr>
-        <w:t xml:space="preserve">if</w:t>
-      </w:r>
-      <w:r>
-        <w:rPr>
-          <w:rStyle w:val="NormalTok"/>
-        </w:rPr>
-        <w:t xml:space="preserve"> </w:t>
-      </w:r>
-      <w:r>
-        <w:rPr>
-          <w:rStyle w:val="StringTok"/>
-        </w:rPr>
-        <w:t xml:space="preserve">"source"</w:t>
-      </w:r>
-      <w:r>
-        <w:rPr>
-          <w:rStyle w:val="NormalTok"/>
-        </w:rPr>
-        <w:t xml:space="preserve"> </w:t>
-      </w:r>
-      <w:r>
-        <w:rPr>
-          <w:rStyle w:val="KeywordTok"/>
-        </w:rPr>
-        <w:t xml:space="preserve">not</w:t>
-      </w:r>
-      <w:r>
-        <w:rPr>
-          <w:rStyle w:val="NormalTok"/>
-        </w:rPr>
-        <w:t xml:space="preserve"> </w:t>
-      </w:r>
-      <w:r>
-        <w:rPr>
-          <w:rStyle w:val="KeywordTok"/>
-        </w:rPr>
-        <w:t xml:space="preserve">in</w:t>
-      </w:r>
-      <w:r>
-        <w:rPr>
-          <w:rStyle w:val="NormalTok"/>
-        </w:rPr>
-        <w:t xml:space="preserve"> columns:</w:t>
-      </w:r>
-      <w:r>
-        <w:br/>
-      </w:r>
-      <w:r>
-        <w:rPr>
-          <w:rStyle w:val="NormalTok"/>
-        </w:rPr>
-        <w:t xml:space="preserve">    conn.execute(text(</w:t>
-      </w:r>
-      <w:r>
-        <w:rPr>
-          <w:rStyle w:val="StringTok"/>
-        </w:rPr>
-        <w:t xml:space="preserve">"ALTER TABLE messages ADD COLUMN source VARCHAR"</w:t>
-      </w:r>
-      <w:r>
-        <w:rPr>
-          <w:rStyle w:val="NormalTok"/>
-        </w:rPr>
-        <w:t xml:space="preserve">))</w:t>
-      </w:r>
-      <w:r>
-        <w:br/>
-      </w:r>
-      <w:r>
-        <w:rPr>
-          <w:rStyle w:val="NormalTok"/>
-        </w:rPr>
-        <w:t xml:space="preserve">    conn.commit()</w:t>
-      </w:r>
-    </w:p>
-    <w:p>
-      <w:pPr>
-        <w:pStyle w:val="FirstParagraph"/>
-      </w:pPr>
-      <w:r>
-        <w:t xml:space="preserve">C’est idempotent (sans effet sur une base déjà à jour) et permet à Yousra de pull la dernière version localement sans aucune action additionnelle.</w:t>
-      </w:r>
-    </w:p>
-    <w:bookmarkEnd w:id="62"/>
-    <w:bookmarkEnd w:id="63"/>
-    <w:bookmarkStart w:id="68" w:name="frontend-streamlit"/>
-    <w:p>
-      <w:pPr>
-        <w:pStyle w:val="Heading1"/>
-      </w:pPr>
-      <w:r>
-        <w:t xml:space="preserve">Frontend Streamlit</w:t>
-      </w:r>
-    </w:p>
-    <w:bookmarkStart w:id="64" w:name="pages-et-navigation"/>
-    <w:p>
-      <w:pPr>
-        <w:pStyle w:val="Heading2"/>
-      </w:pPr>
-      <w:r>
-        <w:t xml:space="preserve">Pages et navigation</w:t>
-      </w:r>
-    </w:p>
-    <w:p>
-      <w:pPr>
-        <w:pStyle w:val="FirstParagraph"/>
-      </w:pPr>
-      <w:r>
-        <w:t xml:space="preserve">Le frontend Streamlit (</w:t>
-      </w:r>
-      <w:r>
-        <w:rPr>
-          <w:rStyle w:val="VerbatimChar"/>
-        </w:rPr>
-        <w:t xml:space="preserve">frontend/app.py</w:t>
-      </w:r>
-      <w:r>
-        <w:t xml:space="preserve">) est organisé en deux pages contrôlées par un</w:t>
-      </w:r>
-      <w:r>
-        <w:t xml:space="preserve"> </w:t>
-      </w:r>
-      <w:r>
-        <w:rPr>
-          <w:rStyle w:val="VerbatimChar"/>
-        </w:rPr>
-        <w:t xml:space="preserve">st.session_state.page</w:t>
-      </w:r>
-      <w:r>
-        <w:t xml:space="preserve"> </w:t>
-      </w:r>
-      <w:r>
-        <w:t xml:space="preserve">:</w:t>
-      </w:r>
-    </w:p>
-    <w:p>
-      <w:pPr>
-        <w:numPr>
-          <w:ilvl w:val="0"/>
-          <w:numId w:val="1014"/>
-        </w:numPr>
-        <w:pStyle w:val="Compact"/>
-      </w:pPr>
-      <w:r>
-        <w:rPr>
-          <w:bCs/>
-          <w:b/>
-        </w:rPr>
-        <w:t xml:space="preserve">Page</w:t>
-      </w:r>
-      <w:r>
-        <w:rPr>
-          <w:bCs/>
-          <w:b/>
-        </w:rPr>
-        <w:t xml:space="preserve"> </w:t>
-      </w:r>
-      <w:r>
-        <w:rPr>
-          <w:rStyle w:val="VerbatimChar"/>
-          <w:bCs/>
-          <w:b/>
-        </w:rPr>
-        <w:t xml:space="preserve">login</w:t>
-      </w:r>
-      <w:r>
-        <w:t xml:space="preserve"> </w:t>
-      </w:r>
-      <w:r>
-        <w:t xml:space="preserve">: deux onglets (Se connecter / Créer un compte) avec un design centré et un hero teal.</w:t>
-      </w:r>
-    </w:p>
-    <w:p>
-      <w:pPr>
-        <w:numPr>
-          <w:ilvl w:val="0"/>
-          <w:numId w:val="1014"/>
-        </w:numPr>
-        <w:pStyle w:val="Compact"/>
-      </w:pPr>
-      <w:r>
-        <w:rPr>
-          <w:bCs/>
-          <w:b/>
-        </w:rPr>
-        <w:t xml:space="preserve">Page</w:t>
-      </w:r>
-      <w:r>
-        <w:rPr>
-          <w:bCs/>
-          <w:b/>
-        </w:rPr>
-        <w:t xml:space="preserve"> </w:t>
-      </w:r>
-      <w:r>
-        <w:rPr>
-          <w:rStyle w:val="VerbatimChar"/>
-          <w:bCs/>
-          <w:b/>
-        </w:rPr>
-        <w:t xml:space="preserve">chat</w:t>
-      </w:r>
-      <w:r>
-        <w:t xml:space="preserve"> </w:t>
-      </w:r>
-      <w:r>
-        <w:t xml:space="preserve">: sidebar avec liste des conversations + section « Mes rendez-vous », zone principale avec historique et input.</w:t>
-      </w:r>
-    </w:p>
-    <w:bookmarkEnd w:id="64"/>
-    <w:bookmarkStart w:id="65" w:name="X857c2c7e9be3ed0978c352b22c498d2fb5d80a0"/>
-    <w:p>
-      <w:pPr>
-        <w:pStyle w:val="Heading2"/>
-      </w:pPr>
-      <w:r>
-        <w:t xml:space="preserve">Styling — un thème CSS personnalisé pour casser le look « Streamlit default »</w:t>
-      </w:r>
-    </w:p>
-    <w:p>
-      <w:pPr>
-        <w:pStyle w:val="FirstParagraph"/>
-      </w:pPr>
-      <w:r>
-        <w:t xml:space="preserve">Streamlit a une apparence par défaut très reconnaissable. Pour donner à MediGuide une identité visuelle cohérente avec son domaine médical, nous avons injecté un thème CSS personnalisé via</w:t>
-      </w:r>
-      <w:r>
-        <w:t xml:space="preserve"> </w:t>
-      </w:r>
-      <w:r>
-        <w:rPr>
-          <w:rStyle w:val="VerbatimChar"/>
-        </w:rPr>
-        <w:t xml:space="preserve">st.markdown(..., unsafe_allow_html=True)</w:t>
-      </w:r>
-      <w:r>
-        <w:t xml:space="preserve"> </w:t>
-      </w:r>
-      <w:r>
-        <w:t xml:space="preserve">:</w:t>
-      </w:r>
-    </w:p>
-    <w:p>
-      <w:pPr>
-        <w:numPr>
-          <w:ilvl w:val="0"/>
-          <w:numId w:val="1015"/>
-        </w:numPr>
-        <w:pStyle w:val="Compact"/>
-      </w:pPr>
-      <w:r>
-        <w:t xml:space="preserve">Palette</w:t>
-      </w:r>
-      <w:r>
-        <w:t xml:space="preserve"> </w:t>
-      </w:r>
-      <w:r>
-        <w:rPr>
-          <w:bCs/>
-          <w:b/>
-        </w:rPr>
-        <w:t xml:space="preserve">teal médical</w:t>
-      </w:r>
-      <w:r>
-        <w:t xml:space="preserve"> </w:t>
-      </w:r>
-      <w:r>
-        <w:t xml:space="preserve">(</w:t>
-      </w:r>
-      <w:r>
-        <w:rPr>
-          <w:rStyle w:val="VerbatimChar"/>
-        </w:rPr>
-        <w:t xml:space="preserve">#0f766e</w:t>
-      </w:r>
-      <w:r>
-        <w:t xml:space="preserve">,</w:t>
-      </w:r>
-      <w:r>
-        <w:t xml:space="preserve"> </w:t>
-      </w:r>
-      <w:r>
-        <w:rPr>
-          <w:rStyle w:val="VerbatimChar"/>
-        </w:rPr>
-        <w:t xml:space="preserve">#14b8a6</w:t>
-      </w:r>
-      <w:r>
-        <w:t xml:space="preserve">) en couleur primaire — proche du standard hospitalier français mais plus moderne.</w:t>
-      </w:r>
-    </w:p>
-    <w:p>
-      <w:pPr>
-        <w:numPr>
-          <w:ilvl w:val="0"/>
-          <w:numId w:val="1015"/>
-        </w:numPr>
-        <w:pStyle w:val="Compact"/>
-      </w:pPr>
-      <w:r>
-        <w:t xml:space="preserve">Sidebar avec</w:t>
-      </w:r>
-      <w:r>
-        <w:t xml:space="preserve"> </w:t>
-      </w:r>
-      <w:r>
-        <w:rPr>
-          <w:bCs/>
-          <w:b/>
-        </w:rPr>
-        <w:t xml:space="preserve">dégradé sombre</w:t>
-      </w:r>
-      <w:r>
-        <w:t xml:space="preserve"> </w:t>
-      </w:r>
-      <w:r>
-        <w:t xml:space="preserve">pour séparer visuellement la navigation du contenu.</w:t>
-      </w:r>
-    </w:p>
-    <w:p>
-      <w:pPr>
-        <w:numPr>
-          <w:ilvl w:val="0"/>
-          <w:numId w:val="1015"/>
-        </w:numPr>
-        <w:pStyle w:val="Compact"/>
-      </w:pPr>
-      <w:r>
-        <w:rPr>
-          <w:bCs/>
-          <w:b/>
-        </w:rPr>
-        <w:t xml:space="preserve">Badges colorés</w:t>
-      </w:r>
-      <w:r>
-        <w:t xml:space="preserve"> </w:t>
-      </w:r>
-      <w:r>
-        <w:t xml:space="preserve">pour les sources (vert pour</w:t>
-      </w:r>
-      <w:r>
-        <w:t xml:space="preserve"> </w:t>
-      </w:r>
-      <w:r>
-        <w:rPr>
-          <w:rStyle w:val="VerbatimChar"/>
-        </w:rPr>
-        <w:t xml:space="preserve">doc</w:t>
-      </w:r>
-      <w:r>
-        <w:t xml:space="preserve">, indigo pour</w:t>
-      </w:r>
-      <w:r>
-        <w:t xml:space="preserve"> </w:t>
-      </w:r>
-      <w:r>
-        <w:rPr>
-          <w:rStyle w:val="VerbatimChar"/>
-        </w:rPr>
-        <w:t xml:space="preserve">web</w:t>
-      </w:r>
-      <w:r>
-        <w:t xml:space="preserve">).</w:t>
-      </w:r>
-    </w:p>
-    <w:p>
-      <w:pPr>
-        <w:numPr>
-          <w:ilvl w:val="0"/>
-          <w:numId w:val="1015"/>
-        </w:numPr>
-        <w:pStyle w:val="Compact"/>
-      </w:pPr>
-      <w:r>
-        <w:t xml:space="preserve">Bandeau d’avertissement avec</w:t>
-      </w:r>
-      <w:r>
-        <w:t xml:space="preserve"> </w:t>
-      </w:r>
-      <w:r>
-        <w:rPr>
-          <w:bCs/>
-          <w:b/>
-        </w:rPr>
-        <w:t xml:space="preserve">bordure jaune</w:t>
-      </w:r>
-      <w:r>
-        <w:t xml:space="preserve"> </w:t>
-      </w:r>
-      <w:r>
-        <w:t xml:space="preserve">pour le rappel « informatif uniquement ».</w:t>
-      </w:r>
-    </w:p>
-    <w:bookmarkEnd w:id="65"/>
-    <w:bookmarkStart w:id="66" w:name="streaming-dexpérience-utilisateur"/>
-    <w:p>
-      <w:pPr>
-        <w:pStyle w:val="Heading2"/>
-      </w:pPr>
-      <w:r>
-        <w:t xml:space="preserve">Streaming d’expérience utilisateur</w:t>
-      </w:r>
-    </w:p>
-    <w:p>
-      <w:pPr>
-        <w:pStyle w:val="FirstParagraph"/>
-      </w:pPr>
-      <w:r>
-        <w:t xml:space="preserve">Streamlit ne permet pas de streaming SSE token-par-token comme React, mais l’UX reste agréable grâce à</w:t>
-      </w:r>
-      <w:r>
-        <w:t xml:space="preserve"> </w:t>
-      </w:r>
-      <w:r>
-        <w:rPr>
-          <w:rStyle w:val="VerbatimChar"/>
-        </w:rPr>
-        <w:t xml:space="preserve">st.spinner("Recherche en cours...")</w:t>
-      </w:r>
-      <w:r>
-        <w:t xml:space="preserve"> </w:t>
-      </w:r>
-      <w:r>
-        <w:t xml:space="preserve">qui affiche un indicateur visuel pendant l’attente du LLM (3 s typiquement pour Gemini).</w:t>
-      </w:r>
-    </w:p>
-    <w:bookmarkEnd w:id="66"/>
-    <w:bookmarkStart w:id="67" w:name="communication-avec-lapi"/>
-    <w:p>
-      <w:pPr>
-        <w:pStyle w:val="Heading2"/>
-      </w:pPr>
-      <w:r>
-        <w:t xml:space="preserve">Communication avec l’API</w:t>
-      </w:r>
-    </w:p>
-    <w:p>
-      <w:pPr>
-        <w:pStyle w:val="FirstParagraph"/>
-      </w:pPr>
-      <w:r>
-        <w:t xml:space="preserve">Le frontend appelle l’API via</w:t>
-      </w:r>
-      <w:r>
-        <w:t xml:space="preserve"> </w:t>
-      </w:r>
-      <w:r>
-        <w:rPr>
-          <w:rStyle w:val="VerbatimChar"/>
-        </w:rPr>
-        <w:t xml:space="preserve">requests</w:t>
-      </w:r>
-      <w:r>
-        <w:t xml:space="preserve"> </w:t>
-      </w:r>
-      <w:r>
-        <w:t xml:space="preserve">(HTTP synchrone) en passant le JWT Bearer dans le header</w:t>
-      </w:r>
-      <w:r>
-        <w:t xml:space="preserve"> </w:t>
-      </w:r>
-      <w:r>
-        <w:rPr>
-          <w:rStyle w:val="VerbatimChar"/>
-        </w:rPr>
-        <w:t xml:space="preserve">Authorization</w:t>
-      </w:r>
-      <w:r>
-        <w:t xml:space="preserve">. L’URL de l’API est lue depuis</w:t>
-      </w:r>
-      <w:r>
-        <w:t xml:space="preserve"> </w:t>
-      </w:r>
-      <w:r>
-        <w:rPr>
-          <w:rStyle w:val="VerbatimChar"/>
-        </w:rPr>
-        <w:t xml:space="preserve">st.secrets["API_URL"]</w:t>
-      </w:r>
-      <w:r>
-        <w:t xml:space="preserve"> </w:t>
-      </w:r>
-      <w:r>
-        <w:t xml:space="preserve">(Streamlit Cloud) ou la variable d’environnement</w:t>
-      </w:r>
-      <w:r>
-        <w:t xml:space="preserve"> </w:t>
-      </w:r>
-      <w:r>
-        <w:rPr>
-          <w:rStyle w:val="VerbatimChar"/>
-        </w:rPr>
-        <w:t xml:space="preserve">API_URL</w:t>
-      </w:r>
-      <w:r>
-        <w:t xml:space="preserve"> </w:t>
-      </w:r>
-      <w:r>
-        <w:t xml:space="preserve">(Docker) — pas de hardcoding.</w:t>
-      </w:r>
-    </w:p>
-    <w:bookmarkEnd w:id="67"/>
-    <w:bookmarkEnd w:id="68"/>
-    <w:bookmarkStart w:id="73" w:name="site-landing-mediguide"/>
-    <w:p>
-      <w:pPr>
-        <w:pStyle w:val="Heading1"/>
-      </w:pPr>
-      <w:r>
-        <w:t xml:space="preserve">Site landing MediGuide</w:t>
-      </w:r>
-    </w:p>
-    <w:bookmarkStart w:id="69" w:name="pourquoi-un-site-denrobage"/>
-    <w:p>
-      <w:pPr>
-        <w:pStyle w:val="Heading2"/>
-      </w:pPr>
-      <w:r>
-        <w:t xml:space="preserve">Pourquoi un site d’enrobage</w:t>
-      </w:r>
-    </w:p>
-    <w:p>
-      <w:pPr>
-        <w:pStyle w:val="FirstParagraph"/>
-      </w:pPr>
-      <w:r>
-        <w:t xml:space="preserve">Streamlit, même thématisé, reste une « app interne ». Pour donner à MediGuide un cadre applicatif réaliste — comme un vrai service de e-santé l’aurait — nous avons développé une</w:t>
-      </w:r>
-      <w:r>
-        <w:t xml:space="preserve"> </w:t>
-      </w:r>
-      <w:r>
-        <w:rPr>
-          <w:bCs/>
-          <w:b/>
-        </w:rPr>
-        <w:t xml:space="preserve">page d’accueil HTML/CSS</w:t>
-      </w:r>
-      <w:r>
-        <w:t xml:space="preserve"> </w:t>
-      </w:r>
-      <w:r>
-        <w:t xml:space="preserve">servie à la racine du domaine</w:t>
-      </w:r>
-      <w:r>
-        <w:t xml:space="preserve"> </w:t>
-      </w:r>
-      <w:r>
-        <w:rPr>
-          <w:rStyle w:val="VerbatimChar"/>
-        </w:rPr>
-        <w:t xml:space="preserve">sae.amanawebagency.com</w:t>
-      </w:r>
-      <w:r>
-        <w:t xml:space="preserve">. Le chatbot lui-même est servi sous</w:t>
-      </w:r>
-      <w:r>
-        <w:t xml:space="preserve"> </w:t>
-      </w:r>
-      <w:r>
-        <w:rPr>
-          <w:rStyle w:val="VerbatimChar"/>
-        </w:rPr>
-        <w:t xml:space="preserve">/app/</w:t>
-      </w:r>
-      <w:r>
-        <w:t xml:space="preserve"> </w:t>
-      </w:r>
-      <w:r>
-        <w:t xml:space="preserve">(Streamlit avec</w:t>
-      </w:r>
-      <w:r>
-        <w:t xml:space="preserve"> </w:t>
-      </w:r>
-      <w:r>
-        <w:rPr>
-          <w:rStyle w:val="VerbatimChar"/>
-        </w:rPr>
-        <w:t xml:space="preserve">--server.baseUrlPath=app</w:t>
-      </w:r>
-      <w:r>
-        <w:t xml:space="preserve">).</w:t>
-      </w:r>
-    </w:p>
-    <w:bookmarkEnd w:id="69"/>
-    <w:bookmarkStart w:id="70" w:name="contenu"/>
-    <w:p>
-      <w:pPr>
-        <w:pStyle w:val="Heading2"/>
-      </w:pPr>
-      <w:r>
-        <w:t xml:space="preserve">Contenu</w:t>
-      </w:r>
-    </w:p>
-    <w:p>
-      <w:pPr>
-        <w:pStyle w:val="FirstParagraph"/>
-      </w:pPr>
-      <w:r>
-        <w:t xml:space="preserve">Le site présente cinq sections :</w:t>
-      </w:r>
-    </w:p>
-    <w:p>
-      <w:pPr>
-        <w:numPr>
-          <w:ilvl w:val="0"/>
-          <w:numId w:val="1016"/>
-        </w:numPr>
-        <w:pStyle w:val="Compact"/>
-      </w:pPr>
-      <w:r>
-        <w:rPr>
-          <w:bCs/>
-          <w:b/>
-        </w:rPr>
-        <w:t xml:space="preserve">Hero</w:t>
-      </w:r>
-      <w:r>
-        <w:t xml:space="preserve"> </w:t>
-      </w:r>
-      <w:r>
-        <w:t xml:space="preserve">— titre principal, sous-titre, CTA</w:t>
+        <w:t xml:space="preserve">@MediGuideHermesBot</w:t>
+      </w:r>
+      <w:r>
+        <w:t xml:space="preserve">) qui ferme la boucle côté praticien. Ce n’est pas demandé par le sujet SAE — c’est un bonus pour démontrer un système agentique bidirectionnel.</w:t>
+      </w:r>
+    </w:p>
+    <w:p>
+      <w:pPr>
+        <w:pStyle w:val="BodyText"/>
+      </w:pPr>
+      <w:r>
+        <w:rPr>
+          <w:bCs/>
+          <w:b/>
+        </w:rPr>
+        <w:t xml:space="preserve">Sortant (backend → praticien) :</w:t>
+      </w:r>
+      <w:r>
+        <w:t xml:space="preserve"> </w:t>
+      </w:r>
+      <w:r>
+        <w:t xml:space="preserve">à chaque</w:t>
+      </w:r>
+      <w:r>
+        <w:t xml:space="preserve"> </w:t>
+      </w:r>
+      <w:r>
+        <w:rPr>
+          <w:rStyle w:val="VerbatimChar"/>
+        </w:rPr>
+        <w:t xml:space="preserve">book_appointment</w:t>
+      </w:r>
+      <w:r>
+        <w:t xml:space="preserve">, si le médecin a un</w:t>
+      </w:r>
+      <w:r>
+        <w:t xml:space="preserve"> </w:t>
+      </w:r>
+      <w:r>
+        <w:rPr>
+          <w:rStyle w:val="VerbatimChar"/>
+        </w:rPr>
+        <w:t xml:space="preserve">telegram_chat_id</w:t>
+      </w:r>
+      <w:r>
+        <w:t xml:space="preserve"> </w:t>
+      </w:r>
+      <w:r>
+        <w:t xml:space="preserve">renseigné, l’API envoie une notification dans son groupe Telegram dédié :</w:t>
+      </w:r>
+    </w:p>
+    <w:p>
+      <w:pPr>
+        <w:pStyle w:val="BlockText"/>
+      </w:pPr>
+      <w:r>
+        <w:t xml:space="preserve">📅</w:t>
       </w:r>
       <w:r>
         <w:t xml:space="preserve"> </w:t>
@@ -6259,6 +5284,1325 @@
           <w:iCs/>
           <w:i/>
         </w:rPr>
+        <w:t xml:space="preserve">Nouveau rendez-vous</w:t>
+      </w:r>
+      <w:r>
+        <w:t xml:space="preserve"> </w:t>
+      </w:r>
+      <w:r>
+        <w:t xml:space="preserve">Patient :</w:t>
+      </w:r>
+      <w:r>
+        <w:t xml:space="preserve"> </w:t>
+      </w:r>
+      <w:r>
+        <w:rPr>
+          <w:rStyle w:val="VerbatimChar"/>
+        </w:rPr>
+        <w:t xml:space="preserve">&lt;username&gt;</w:t>
+      </w:r>
+      <w:r>
+        <w:t xml:space="preserve"> </w:t>
+      </w:r>
+      <w:r>
+        <w:t xml:space="preserve">Créneau :</w:t>
+      </w:r>
+      <w:r>
+        <w:t xml:space="preserve"> </w:t>
+      </w:r>
+      <w:r>
+        <w:rPr>
+          <w:iCs/>
+          <w:i/>
+        </w:rPr>
+        <w:t xml:space="preserve">2026-06-24 11:00</w:t>
+      </w:r>
+      <w:r>
+        <w:t xml:space="preserve"> </w:t>
+      </w:r>
+      <w:r>
+        <w:t xml:space="preserve">Session #12 — Statut : confirmé</w:t>
+      </w:r>
+    </w:p>
+    <w:p>
+      <w:pPr>
+        <w:pStyle w:val="FirstParagraph"/>
+      </w:pPr>
+      <w:r>
+        <w:rPr>
+          <w:bCs/>
+          <w:b/>
+        </w:rPr>
+        <w:t xml:space="preserve">Entrant (praticien → backend) :</w:t>
+      </w:r>
+      <w:r>
+        <w:t xml:space="preserve"> </w:t>
+      </w:r>
+      <w:r>
+        <w:t xml:space="preserve">un container Docker dédié (</w:t>
+      </w:r>
+      <w:r>
+        <w:rPr>
+          <w:rStyle w:val="VerbatimChar"/>
+        </w:rPr>
+        <w:t xml:space="preserve">amana-sae-bot</w:t>
+      </w:r>
+      <w:r>
+        <w:t xml:space="preserve">) tourne en long-polling sur l’API Telegram. Il reçoit les commandes du médecin et y répond :</w:t>
+      </w:r>
+    </w:p>
+    <w:p>
+      <w:pPr>
+        <w:numPr>
+          <w:ilvl w:val="0"/>
+          <w:numId w:val="1013"/>
+        </w:numPr>
+        <w:pStyle w:val="Compact"/>
+      </w:pPr>
+      <w:r>
+        <w:rPr>
+          <w:rStyle w:val="VerbatimChar"/>
+        </w:rPr>
+        <w:t xml:space="preserve">/aide</w:t>
+      </w:r>
+      <w:r>
+        <w:t xml:space="preserve"> </w:t>
+      </w:r>
+      <w:r>
+        <w:t xml:space="preserve">— liste des commandes</w:t>
+      </w:r>
+    </w:p>
+    <w:p>
+      <w:pPr>
+        <w:numPr>
+          <w:ilvl w:val="0"/>
+          <w:numId w:val="1013"/>
+        </w:numPr>
+        <w:pStyle w:val="Compact"/>
+      </w:pPr>
+      <w:r>
+        <w:rPr>
+          <w:rStyle w:val="VerbatimChar"/>
+        </w:rPr>
+        <w:t xml:space="preserve">/rdv_aujourdhui</w:t>
+      </w:r>
+      <w:r>
+        <w:t xml:space="preserve"> </w:t>
+      </w:r>
+      <w:r>
+        <w:t xml:space="preserve">— RDV du jour</w:t>
+      </w:r>
+    </w:p>
+    <w:p>
+      <w:pPr>
+        <w:numPr>
+          <w:ilvl w:val="0"/>
+          <w:numId w:val="1013"/>
+        </w:numPr>
+        <w:pStyle w:val="Compact"/>
+      </w:pPr>
+      <w:r>
+        <w:rPr>
+          <w:rStyle w:val="VerbatimChar"/>
+        </w:rPr>
+        <w:t xml:space="preserve">/rdv_demain</w:t>
+      </w:r>
+      <w:r>
+        <w:t xml:space="preserve"> </w:t>
+      </w:r>
+      <w:r>
+        <w:t xml:space="preserve">— RDV de demain</w:t>
+      </w:r>
+    </w:p>
+    <w:p>
+      <w:pPr>
+        <w:numPr>
+          <w:ilvl w:val="0"/>
+          <w:numId w:val="1013"/>
+        </w:numPr>
+        <w:pStyle w:val="Compact"/>
+      </w:pPr>
+      <w:r>
+        <w:rPr>
+          <w:rStyle w:val="VerbatimChar"/>
+        </w:rPr>
+        <w:t xml:space="preserve">/rdv</w:t>
+      </w:r>
+      <w:r>
+        <w:t xml:space="preserve"> </w:t>
+      </w:r>
+      <w:r>
+        <w:t xml:space="preserve">— tous les RDV à venir</w:t>
+      </w:r>
+    </w:p>
+    <w:p>
+      <w:pPr>
+        <w:numPr>
+          <w:ilvl w:val="0"/>
+          <w:numId w:val="1013"/>
+        </w:numPr>
+        <w:pStyle w:val="Compact"/>
+      </w:pPr>
+      <w:r>
+        <w:rPr>
+          <w:bCs/>
+          <w:b/>
+        </w:rPr>
+        <w:t xml:space="preserve">Langage naturel</w:t>
+      </w:r>
+      <w:r>
+        <w:t xml:space="preserve"> </w:t>
+      </w:r>
+      <w:r>
+        <w:t xml:space="preserve">(« combien de patients cette semaine ? ») — passé à Gemini avec le contexte des RDV du médecin, qui répond en français de manière concise</w:t>
+      </w:r>
+    </w:p>
+    <w:p>
+      <w:pPr>
+        <w:pStyle w:val="FirstParagraph"/>
+      </w:pPr>
+      <w:r>
+        <w:t xml:space="preserve">Le bot identifie chaque praticien par le</w:t>
+      </w:r>
+      <w:r>
+        <w:t xml:space="preserve"> </w:t>
+      </w:r>
+      <w:r>
+        <w:rPr>
+          <w:rStyle w:val="VerbatimChar"/>
+        </w:rPr>
+        <w:t xml:space="preserve">chat_id</w:t>
+      </w:r>
+      <w:r>
+        <w:t xml:space="preserve"> </w:t>
+      </w:r>
+      <w:r>
+        <w:t xml:space="preserve">du groupe (mapping</w:t>
+      </w:r>
+      <w:r>
+        <w:t xml:space="preserve"> </w:t>
+      </w:r>
+      <w:r>
+        <w:rPr>
+          <w:rStyle w:val="VerbatimChar"/>
+        </w:rPr>
+        <w:t xml:space="preserve">Doctor.telegram_chat_id</w:t>
+      </w:r>
+      <w:r>
+        <w:t xml:space="preserve">), de sorte que chaque docteur ne voit que ses propres RDV — pas besoin d’auth séparée, Telegram fait le travail.</w:t>
+      </w:r>
+    </w:p>
+    <w:p>
+      <w:pPr>
+        <w:pStyle w:val="BodyText"/>
+      </w:pPr>
+      <w:r>
+        <w:rPr>
+          <w:bCs/>
+          <w:b/>
+        </w:rPr>
+        <w:t xml:space="preserve">Périmètre démo :</w:t>
+      </w:r>
+      <w:r>
+        <w:t xml:space="preserve"> </w:t>
+      </w:r>
+      <w:r>
+        <w:t xml:space="preserve">pour la SAE on a configuré 2 groupes Telegram (Dr. Lefebvre / neurologue, Dr. Benyahia / endocrinologue). Les 3 autres médecins seedés n’ont pas de</w:t>
+      </w:r>
+      <w:r>
+        <w:t xml:space="preserve"> </w:t>
+      </w:r>
+      <w:r>
+        <w:rPr>
+          <w:rStyle w:val="VerbatimChar"/>
+        </w:rPr>
+        <w:t xml:space="preserve">telegram_chat_id</w:t>
+      </w:r>
+      <w:r>
+        <w:t xml:space="preserve"> </w:t>
+      </w:r>
+      <w:r>
+        <w:t xml:space="preserve">— la notif est silencieusement skippée, l’infra reste prête pour N praticiens.</w:t>
+      </w:r>
+    </w:p>
+    <w:bookmarkEnd w:id="59"/>
+    <w:bookmarkEnd w:id="60"/>
+    <w:bookmarkStart w:id="64" w:name="Xda92cbb1a01626b287228097dc4d7de916dd714"/>
+    <w:p>
+      <w:pPr>
+        <w:pStyle w:val="Heading1"/>
+      </w:pPr>
+      <w:r>
+        <w:t xml:space="preserve">Gestion de la base de données et des sessions</w:t>
+      </w:r>
+    </w:p>
+    <w:bookmarkStart w:id="61" w:name="modèle-de-données"/>
+    <w:p>
+      <w:pPr>
+        <w:pStyle w:val="Heading2"/>
+      </w:pPr>
+      <w:r>
+        <w:t xml:space="preserve">Modèle de données</w:t>
+      </w:r>
+    </w:p>
+    <w:p>
+      <w:pPr>
+        <w:pStyle w:val="FirstParagraph"/>
+      </w:pPr>
+      <w:r>
+        <w:t xml:space="preserve">Le schéma SQLAlchemy comprend</w:t>
+      </w:r>
+      <w:r>
+        <w:t xml:space="preserve"> </w:t>
+      </w:r>
+      <w:r>
+        <w:rPr>
+          <w:bCs/>
+          <w:b/>
+        </w:rPr>
+        <w:t xml:space="preserve">5 tables</w:t>
+      </w:r>
+      <w:r>
+        <w:t xml:space="preserve"> </w:t>
+      </w:r>
+      <w:r>
+        <w:t xml:space="preserve">:</w:t>
+      </w:r>
+    </w:p>
+    <w:p>
+      <w:pPr>
+        <w:pStyle w:val="SourceCode"/>
+      </w:pPr>
+      <w:r>
+        <w:rPr>
+          <w:rStyle w:val="NormalTok"/>
+        </w:rPr>
+        <w:t xml:space="preserve">User         (</w:t>
+      </w:r>
+      <w:r>
+        <w:rPr>
+          <w:rStyle w:val="BuiltInTok"/>
+        </w:rPr>
+        <w:t xml:space="preserve">id</w:t>
+      </w:r>
+      <w:r>
+        <w:rPr>
+          <w:rStyle w:val="NormalTok"/>
+        </w:rPr>
+        <w:t xml:space="preserve">, username, email, hashed_password, created_at)</w:t>
+      </w:r>
+      <w:r>
+        <w:br/>
+      </w:r>
+      <w:r>
+        <w:rPr>
+          <w:rStyle w:val="NormalTok"/>
+        </w:rPr>
+        <w:t xml:space="preserve">Session      (</w:t>
+      </w:r>
+      <w:r>
+        <w:rPr>
+          <w:rStyle w:val="BuiltInTok"/>
+        </w:rPr>
+        <w:t xml:space="preserve">id</w:t>
+      </w:r>
+      <w:r>
+        <w:rPr>
+          <w:rStyle w:val="NormalTok"/>
+        </w:rPr>
+        <w:t xml:space="preserve">, title, user_id FK, created_at)</w:t>
+      </w:r>
+      <w:r>
+        <w:br/>
+      </w:r>
+      <w:r>
+        <w:rPr>
+          <w:rStyle w:val="NormalTok"/>
+        </w:rPr>
+        <w:t xml:space="preserve">Message      (</w:t>
+      </w:r>
+      <w:r>
+        <w:rPr>
+          <w:rStyle w:val="BuiltInTok"/>
+        </w:rPr>
+        <w:t xml:space="preserve">id</w:t>
+      </w:r>
+      <w:r>
+        <w:rPr>
+          <w:rStyle w:val="NormalTok"/>
+        </w:rPr>
+        <w:t xml:space="preserve">, session_id FK, role, content, source, created_at)</w:t>
+      </w:r>
+      <w:r>
+        <w:br/>
+      </w:r>
+      <w:r>
+        <w:rPr>
+          <w:rStyle w:val="NormalTok"/>
+        </w:rPr>
+        <w:t xml:space="preserve">Doctor       (</w:t>
+      </w:r>
+      <w:r>
+        <w:rPr>
+          <w:rStyle w:val="BuiltInTok"/>
+        </w:rPr>
+        <w:t xml:space="preserve">id</w:t>
+      </w:r>
+      <w:r>
+        <w:rPr>
+          <w:rStyle w:val="NormalTok"/>
+        </w:rPr>
+        <w:t xml:space="preserve">, nom, specialite [index], creneaux_disponibles)</w:t>
+      </w:r>
+      <w:r>
+        <w:br/>
+      </w:r>
+      <w:r>
+        <w:rPr>
+          <w:rStyle w:val="NormalTok"/>
+        </w:rPr>
+        <w:t xml:space="preserve">Appointment  (</w:t>
+      </w:r>
+      <w:r>
+        <w:rPr>
+          <w:rStyle w:val="BuiltInTok"/>
+        </w:rPr>
+        <w:t xml:space="preserve">id</w:t>
+      </w:r>
+      <w:r>
+        <w:rPr>
+          <w:rStyle w:val="NormalTok"/>
+        </w:rPr>
+        <w:t xml:space="preserve">, user_id FK, session_id FK, doctor_id FK, creneau, statut, created_at)</w:t>
+      </w:r>
+    </w:p>
+    <w:p>
+      <w:pPr>
+        <w:pStyle w:val="FirstParagraph"/>
+      </w:pPr>
+      <w:r>
+        <w:t xml:space="preserve">Le champ</w:t>
+      </w:r>
+      <w:r>
+        <w:t xml:space="preserve"> </w:t>
+      </w:r>
+      <w:r>
+        <w:rPr>
+          <w:rStyle w:val="VerbatimChar"/>
+        </w:rPr>
+        <w:t xml:space="preserve">Message.source</w:t>
+      </w:r>
+      <w:r>
+        <w:t xml:space="preserve"> </w:t>
+      </w:r>
+      <w:r>
+        <w:t xml:space="preserve">distingue les réponses</w:t>
+      </w:r>
+      <w:r>
+        <w:t xml:space="preserve"> </w:t>
+      </w:r>
+      <w:r>
+        <w:rPr>
+          <w:bCs/>
+          <w:b/>
+        </w:rPr>
+        <w:t xml:space="preserve">basées sur les documents officiels</w:t>
+      </w:r>
+      <w:r>
+        <w:t xml:space="preserve"> </w:t>
+      </w:r>
+      <w:r>
+        <w:t xml:space="preserve">(</w:t>
+      </w:r>
+      <w:r>
+        <w:rPr>
+          <w:rStyle w:val="VerbatimChar"/>
+        </w:rPr>
+        <w:t xml:space="preserve">"doc"</w:t>
+      </w:r>
+      <w:r>
+        <w:t xml:space="preserve">) de celles</w:t>
+      </w:r>
+      <w:r>
+        <w:t xml:space="preserve"> </w:t>
+      </w:r>
+      <w:r>
+        <w:rPr>
+          <w:bCs/>
+          <w:b/>
+        </w:rPr>
+        <w:t xml:space="preserve">basées sur la recherche web</w:t>
+      </w:r>
+      <w:r>
+        <w:t xml:space="preserve"> </w:t>
+      </w:r>
+      <w:r>
+        <w:t xml:space="preserve">(</w:t>
+      </w:r>
+      <w:r>
+        <w:rPr>
+          <w:rStyle w:val="VerbatimChar"/>
+        </w:rPr>
+        <w:t xml:space="preserve">"web"</w:t>
+      </w:r>
+      <w:r>
+        <w:t xml:space="preserve">), pour affichage différencié dans l’UI.</w:t>
+      </w:r>
+    </w:p>
+    <w:bookmarkEnd w:id="61"/>
+    <w:bookmarkStart w:id="62" w:name="authentification"/>
+    <w:p>
+      <w:pPr>
+        <w:pStyle w:val="Heading2"/>
+      </w:pPr>
+      <w:r>
+        <w:t xml:space="preserve">Authentification</w:t>
+      </w:r>
+    </w:p>
+    <w:p>
+      <w:pPr>
+        <w:pStyle w:val="FirstParagraph"/>
+      </w:pPr>
+      <w:r>
+        <w:t xml:space="preserve">Un système classique</w:t>
+      </w:r>
+      <w:r>
+        <w:t xml:space="preserve"> </w:t>
+      </w:r>
+      <w:r>
+        <w:rPr>
+          <w:bCs/>
+          <w:b/>
+        </w:rPr>
+        <w:t xml:space="preserve">JWT Bearer Token</w:t>
+      </w:r>
+      <w:r>
+        <w:t xml:space="preserve"> </w:t>
+      </w:r>
+      <w:r>
+        <w:t xml:space="preserve">(PyJOSE) avec mot de passe haché en</w:t>
+      </w:r>
+      <w:r>
+        <w:t xml:space="preserve"> </w:t>
+      </w:r>
+      <w:r>
+        <w:rPr>
+          <w:bCs/>
+          <w:b/>
+        </w:rPr>
+        <w:t xml:space="preserve">bcrypt</w:t>
+      </w:r>
+      <w:r>
+        <w:t xml:space="preserve"> </w:t>
+      </w:r>
+      <w:r>
+        <w:t xml:space="preserve">:</w:t>
+      </w:r>
+    </w:p>
+    <w:p>
+      <w:pPr>
+        <w:numPr>
+          <w:ilvl w:val="0"/>
+          <w:numId w:val="1014"/>
+        </w:numPr>
+        <w:pStyle w:val="Compact"/>
+      </w:pPr>
+      <w:r>
+        <w:rPr>
+          <w:rStyle w:val="VerbatimChar"/>
+        </w:rPr>
+        <w:t xml:space="preserve">POST /auth/register</w:t>
+      </w:r>
+      <w:r>
+        <w:t xml:space="preserve"> </w:t>
+      </w:r>
+      <w:r>
+        <w:t xml:space="preserve">crée un compte (username, email, mot de passe haché en bcrypt).</w:t>
+      </w:r>
+    </w:p>
+    <w:p>
+      <w:pPr>
+        <w:numPr>
+          <w:ilvl w:val="0"/>
+          <w:numId w:val="1014"/>
+        </w:numPr>
+        <w:pStyle w:val="Compact"/>
+      </w:pPr>
+      <w:r>
+        <w:rPr>
+          <w:rStyle w:val="VerbatimChar"/>
+        </w:rPr>
+        <w:t xml:space="preserve">POST /auth/login</w:t>
+      </w:r>
+      <w:r>
+        <w:t xml:space="preserve"> </w:t>
+      </w:r>
+      <w:r>
+        <w:t xml:space="preserve">retourne un access token JWT signé HS256 (expiration 60 minutes).</w:t>
+      </w:r>
+    </w:p>
+    <w:p>
+      <w:pPr>
+        <w:numPr>
+          <w:ilvl w:val="0"/>
+          <w:numId w:val="1014"/>
+        </w:numPr>
+        <w:pStyle w:val="Compact"/>
+      </w:pPr>
+      <w:r>
+        <w:t xml:space="preserve">Toute route protégée extrait l’utilisateur courant via</w:t>
+      </w:r>
+      <w:r>
+        <w:t xml:space="preserve"> </w:t>
+      </w:r>
+      <w:r>
+        <w:rPr>
+          <w:rStyle w:val="VerbatimChar"/>
+        </w:rPr>
+        <w:t xml:space="preserve">Depends(get_current_user)</w:t>
+      </w:r>
+      <w:r>
+        <w:t xml:space="preserve">.</w:t>
+      </w:r>
+    </w:p>
+    <w:bookmarkEnd w:id="62"/>
+    <w:bookmarkStart w:id="63" w:name="migration-de-schéma-au-runtime"/>
+    <w:p>
+      <w:pPr>
+        <w:pStyle w:val="Heading2"/>
+      </w:pPr>
+      <w:r>
+        <w:t xml:space="preserve">Migration de schéma au runtime</w:t>
+      </w:r>
+    </w:p>
+    <w:p>
+      <w:pPr>
+        <w:pStyle w:val="FirstParagraph"/>
+      </w:pPr>
+      <w:r>
+        <w:t xml:space="preserve">Lorsque nous avons ajouté le champ</w:t>
+      </w:r>
+      <w:r>
+        <w:t xml:space="preserve"> </w:t>
+      </w:r>
+      <w:r>
+        <w:rPr>
+          <w:rStyle w:val="VerbatimChar"/>
+        </w:rPr>
+        <w:t xml:space="preserve">Message.source</w:t>
+      </w:r>
+      <w:r>
+        <w:t xml:space="preserve">, la base de données existante (déjà déployée en prod) ne contenait pas cette colonne. Plutôt que d’imposer une migration manuelle, le code détecte automatiquement au démarrage si la colonne existe et la crée si besoin :</w:t>
+      </w:r>
+    </w:p>
+    <w:p>
+      <w:pPr>
+        <w:pStyle w:val="SourceCode"/>
+      </w:pPr>
+      <w:r>
+        <w:rPr>
+          <w:rStyle w:val="NormalTok"/>
+        </w:rPr>
+        <w:t xml:space="preserve">columns </w:t>
+      </w:r>
+      <w:r>
+        <w:rPr>
+          <w:rStyle w:val="OperatorTok"/>
+        </w:rPr>
+        <w:t xml:space="preserve">=</w:t>
+      </w:r>
+      <w:r>
+        <w:rPr>
+          <w:rStyle w:val="NormalTok"/>
+        </w:rPr>
+        <w:t xml:space="preserve"> [row[</w:t>
+      </w:r>
+      <w:r>
+        <w:rPr>
+          <w:rStyle w:val="DecValTok"/>
+        </w:rPr>
+        <w:t xml:space="preserve">1</w:t>
+      </w:r>
+      <w:r>
+        <w:rPr>
+          <w:rStyle w:val="NormalTok"/>
+        </w:rPr>
+        <w:t xml:space="preserve">] </w:t>
+      </w:r>
+      <w:r>
+        <w:rPr>
+          <w:rStyle w:val="ControlFlowTok"/>
+        </w:rPr>
+        <w:t xml:space="preserve">for</w:t>
+      </w:r>
+      <w:r>
+        <w:rPr>
+          <w:rStyle w:val="NormalTok"/>
+        </w:rPr>
+        <w:t xml:space="preserve"> row </w:t>
+      </w:r>
+      <w:r>
+        <w:rPr>
+          <w:rStyle w:val="KeywordTok"/>
+        </w:rPr>
+        <w:t xml:space="preserve">in</w:t>
+      </w:r>
+      <w:r>
+        <w:rPr>
+          <w:rStyle w:val="NormalTok"/>
+        </w:rPr>
+        <w:t xml:space="preserve"> conn.execute(text(</w:t>
+      </w:r>
+      <w:r>
+        <w:rPr>
+          <w:rStyle w:val="StringTok"/>
+        </w:rPr>
+        <w:t xml:space="preserve">"PRAGMA table_info(messages)"</w:t>
+      </w:r>
+      <w:r>
+        <w:rPr>
+          <w:rStyle w:val="NormalTok"/>
+        </w:rPr>
+        <w:t xml:space="preserve">))]</w:t>
+      </w:r>
+      <w:r>
+        <w:br/>
+      </w:r>
+      <w:r>
+        <w:rPr>
+          <w:rStyle w:val="ControlFlowTok"/>
+        </w:rPr>
+        <w:t xml:space="preserve">if</w:t>
+      </w:r>
+      <w:r>
+        <w:rPr>
+          <w:rStyle w:val="NormalTok"/>
+        </w:rPr>
+        <w:t xml:space="preserve"> </w:t>
+      </w:r>
+      <w:r>
+        <w:rPr>
+          <w:rStyle w:val="StringTok"/>
+        </w:rPr>
+        <w:t xml:space="preserve">"source"</w:t>
+      </w:r>
+      <w:r>
+        <w:rPr>
+          <w:rStyle w:val="NormalTok"/>
+        </w:rPr>
+        <w:t xml:space="preserve"> </w:t>
+      </w:r>
+      <w:r>
+        <w:rPr>
+          <w:rStyle w:val="KeywordTok"/>
+        </w:rPr>
+        <w:t xml:space="preserve">not</w:t>
+      </w:r>
+      <w:r>
+        <w:rPr>
+          <w:rStyle w:val="NormalTok"/>
+        </w:rPr>
+        <w:t xml:space="preserve"> </w:t>
+      </w:r>
+      <w:r>
+        <w:rPr>
+          <w:rStyle w:val="KeywordTok"/>
+        </w:rPr>
+        <w:t xml:space="preserve">in</w:t>
+      </w:r>
+      <w:r>
+        <w:rPr>
+          <w:rStyle w:val="NormalTok"/>
+        </w:rPr>
+        <w:t xml:space="preserve"> columns:</w:t>
+      </w:r>
+      <w:r>
+        <w:br/>
+      </w:r>
+      <w:r>
+        <w:rPr>
+          <w:rStyle w:val="NormalTok"/>
+        </w:rPr>
+        <w:t xml:space="preserve">    conn.execute(text(</w:t>
+      </w:r>
+      <w:r>
+        <w:rPr>
+          <w:rStyle w:val="StringTok"/>
+        </w:rPr>
+        <w:t xml:space="preserve">"ALTER TABLE messages ADD COLUMN source VARCHAR"</w:t>
+      </w:r>
+      <w:r>
+        <w:rPr>
+          <w:rStyle w:val="NormalTok"/>
+        </w:rPr>
+        <w:t xml:space="preserve">))</w:t>
+      </w:r>
+      <w:r>
+        <w:br/>
+      </w:r>
+      <w:r>
+        <w:rPr>
+          <w:rStyle w:val="NormalTok"/>
+        </w:rPr>
+        <w:t xml:space="preserve">    conn.commit()</w:t>
+      </w:r>
+    </w:p>
+    <w:p>
+      <w:pPr>
+        <w:pStyle w:val="FirstParagraph"/>
+      </w:pPr>
+      <w:r>
+        <w:t xml:space="preserve">C’est idempotent (sans effet sur une base déjà à jour) et permet à Yousra de pull la dernière version localement sans aucune action additionnelle.</w:t>
+      </w:r>
+    </w:p>
+    <w:bookmarkEnd w:id="63"/>
+    <w:bookmarkEnd w:id="64"/>
+    <w:bookmarkStart w:id="69" w:name="frontend-streamlit"/>
+    <w:p>
+      <w:pPr>
+        <w:pStyle w:val="Heading1"/>
+      </w:pPr>
+      <w:r>
+        <w:t xml:space="preserve">Frontend Streamlit</w:t>
+      </w:r>
+    </w:p>
+    <w:bookmarkStart w:id="65" w:name="pages-et-navigation"/>
+    <w:p>
+      <w:pPr>
+        <w:pStyle w:val="Heading2"/>
+      </w:pPr>
+      <w:r>
+        <w:t xml:space="preserve">Pages et navigation</w:t>
+      </w:r>
+    </w:p>
+    <w:p>
+      <w:pPr>
+        <w:pStyle w:val="FirstParagraph"/>
+      </w:pPr>
+      <w:r>
+        <w:t xml:space="preserve">Le frontend Streamlit (</w:t>
+      </w:r>
+      <w:r>
+        <w:rPr>
+          <w:rStyle w:val="VerbatimChar"/>
+        </w:rPr>
+        <w:t xml:space="preserve">frontend/app.py</w:t>
+      </w:r>
+      <w:r>
+        <w:t xml:space="preserve">) est organisé en deux pages contrôlées par un</w:t>
+      </w:r>
+      <w:r>
+        <w:t xml:space="preserve"> </w:t>
+      </w:r>
+      <w:r>
+        <w:rPr>
+          <w:rStyle w:val="VerbatimChar"/>
+        </w:rPr>
+        <w:t xml:space="preserve">st.session_state.page</w:t>
+      </w:r>
+      <w:r>
+        <w:t xml:space="preserve"> </w:t>
+      </w:r>
+      <w:r>
+        <w:t xml:space="preserve">:</w:t>
+      </w:r>
+    </w:p>
+    <w:p>
+      <w:pPr>
+        <w:numPr>
+          <w:ilvl w:val="0"/>
+          <w:numId w:val="1015"/>
+        </w:numPr>
+        <w:pStyle w:val="Compact"/>
+      </w:pPr>
+      <w:r>
+        <w:rPr>
+          <w:bCs/>
+          <w:b/>
+        </w:rPr>
+        <w:t xml:space="preserve">Page</w:t>
+      </w:r>
+      <w:r>
+        <w:rPr>
+          <w:bCs/>
+          <w:b/>
+        </w:rPr>
+        <w:t xml:space="preserve"> </w:t>
+      </w:r>
+      <w:r>
+        <w:rPr>
+          <w:rStyle w:val="VerbatimChar"/>
+          <w:bCs/>
+          <w:b/>
+        </w:rPr>
+        <w:t xml:space="preserve">login</w:t>
+      </w:r>
+      <w:r>
+        <w:t xml:space="preserve"> </w:t>
+      </w:r>
+      <w:r>
+        <w:t xml:space="preserve">: deux onglets (Se connecter / Créer un compte) avec un design centré et un hero teal.</w:t>
+      </w:r>
+    </w:p>
+    <w:p>
+      <w:pPr>
+        <w:numPr>
+          <w:ilvl w:val="0"/>
+          <w:numId w:val="1015"/>
+        </w:numPr>
+        <w:pStyle w:val="Compact"/>
+      </w:pPr>
+      <w:r>
+        <w:rPr>
+          <w:bCs/>
+          <w:b/>
+        </w:rPr>
+        <w:t xml:space="preserve">Page</w:t>
+      </w:r>
+      <w:r>
+        <w:rPr>
+          <w:bCs/>
+          <w:b/>
+        </w:rPr>
+        <w:t xml:space="preserve"> </w:t>
+      </w:r>
+      <w:r>
+        <w:rPr>
+          <w:rStyle w:val="VerbatimChar"/>
+          <w:bCs/>
+          <w:b/>
+        </w:rPr>
+        <w:t xml:space="preserve">chat</w:t>
+      </w:r>
+      <w:r>
+        <w:t xml:space="preserve"> </w:t>
+      </w:r>
+      <w:r>
+        <w:t xml:space="preserve">: sidebar avec liste des conversations + section « Mes rendez-vous », zone principale avec historique et input.</w:t>
+      </w:r>
+    </w:p>
+    <w:bookmarkEnd w:id="65"/>
+    <w:bookmarkStart w:id="66" w:name="X857c2c7e9be3ed0978c352b22c498d2fb5d80a0"/>
+    <w:p>
+      <w:pPr>
+        <w:pStyle w:val="Heading2"/>
+      </w:pPr>
+      <w:r>
+        <w:t xml:space="preserve">Styling — un thème CSS personnalisé pour casser le look « Streamlit default »</w:t>
+      </w:r>
+    </w:p>
+    <w:p>
+      <w:pPr>
+        <w:pStyle w:val="FirstParagraph"/>
+      </w:pPr>
+      <w:r>
+        <w:t xml:space="preserve">Streamlit a une apparence par défaut très reconnaissable. Pour donner à MediGuide une identité visuelle cohérente avec son domaine médical, nous avons injecté un thème CSS personnalisé via</w:t>
+      </w:r>
+      <w:r>
+        <w:t xml:space="preserve"> </w:t>
+      </w:r>
+      <w:r>
+        <w:rPr>
+          <w:rStyle w:val="VerbatimChar"/>
+        </w:rPr>
+        <w:t xml:space="preserve">st.markdown(..., unsafe_allow_html=True)</w:t>
+      </w:r>
+      <w:r>
+        <w:t xml:space="preserve"> </w:t>
+      </w:r>
+      <w:r>
+        <w:t xml:space="preserve">:</w:t>
+      </w:r>
+    </w:p>
+    <w:p>
+      <w:pPr>
+        <w:numPr>
+          <w:ilvl w:val="0"/>
+          <w:numId w:val="1016"/>
+        </w:numPr>
+        <w:pStyle w:val="Compact"/>
+      </w:pPr>
+      <w:r>
+        <w:t xml:space="preserve">Palette</w:t>
+      </w:r>
+      <w:r>
+        <w:t xml:space="preserve"> </w:t>
+      </w:r>
+      <w:r>
+        <w:rPr>
+          <w:bCs/>
+          <w:b/>
+        </w:rPr>
+        <w:t xml:space="preserve">teal médical</w:t>
+      </w:r>
+      <w:r>
+        <w:t xml:space="preserve"> </w:t>
+      </w:r>
+      <w:r>
+        <w:t xml:space="preserve">(</w:t>
+      </w:r>
+      <w:r>
+        <w:rPr>
+          <w:rStyle w:val="VerbatimChar"/>
+        </w:rPr>
+        <w:t xml:space="preserve">#0f766e</w:t>
+      </w:r>
+      <w:r>
+        <w:t xml:space="preserve">,</w:t>
+      </w:r>
+      <w:r>
+        <w:t xml:space="preserve"> </w:t>
+      </w:r>
+      <w:r>
+        <w:rPr>
+          <w:rStyle w:val="VerbatimChar"/>
+        </w:rPr>
+        <w:t xml:space="preserve">#14b8a6</w:t>
+      </w:r>
+      <w:r>
+        <w:t xml:space="preserve">) en couleur primaire — proche du standard hospitalier français mais plus moderne.</w:t>
+      </w:r>
+    </w:p>
+    <w:p>
+      <w:pPr>
+        <w:numPr>
+          <w:ilvl w:val="0"/>
+          <w:numId w:val="1016"/>
+        </w:numPr>
+        <w:pStyle w:val="Compact"/>
+      </w:pPr>
+      <w:r>
+        <w:t xml:space="preserve">Sidebar avec</w:t>
+      </w:r>
+      <w:r>
+        <w:t xml:space="preserve"> </w:t>
+      </w:r>
+      <w:r>
+        <w:rPr>
+          <w:bCs/>
+          <w:b/>
+        </w:rPr>
+        <w:t xml:space="preserve">dégradé sombre</w:t>
+      </w:r>
+      <w:r>
+        <w:t xml:space="preserve"> </w:t>
+      </w:r>
+      <w:r>
+        <w:t xml:space="preserve">pour séparer visuellement la navigation du contenu.</w:t>
+      </w:r>
+    </w:p>
+    <w:p>
+      <w:pPr>
+        <w:numPr>
+          <w:ilvl w:val="0"/>
+          <w:numId w:val="1016"/>
+        </w:numPr>
+        <w:pStyle w:val="Compact"/>
+      </w:pPr>
+      <w:r>
+        <w:rPr>
+          <w:bCs/>
+          <w:b/>
+        </w:rPr>
+        <w:t xml:space="preserve">Badges colorés</w:t>
+      </w:r>
+      <w:r>
+        <w:t xml:space="preserve"> </w:t>
+      </w:r>
+      <w:r>
+        <w:t xml:space="preserve">pour les sources (vert pour</w:t>
+      </w:r>
+      <w:r>
+        <w:t xml:space="preserve"> </w:t>
+      </w:r>
+      <w:r>
+        <w:rPr>
+          <w:rStyle w:val="VerbatimChar"/>
+        </w:rPr>
+        <w:t xml:space="preserve">doc</w:t>
+      </w:r>
+      <w:r>
+        <w:t xml:space="preserve">, indigo pour</w:t>
+      </w:r>
+      <w:r>
+        <w:t xml:space="preserve"> </w:t>
+      </w:r>
+      <w:r>
+        <w:rPr>
+          <w:rStyle w:val="VerbatimChar"/>
+        </w:rPr>
+        <w:t xml:space="preserve">web</w:t>
+      </w:r>
+      <w:r>
+        <w:t xml:space="preserve">).</w:t>
+      </w:r>
+    </w:p>
+    <w:p>
+      <w:pPr>
+        <w:numPr>
+          <w:ilvl w:val="0"/>
+          <w:numId w:val="1016"/>
+        </w:numPr>
+        <w:pStyle w:val="Compact"/>
+      </w:pPr>
+      <w:r>
+        <w:t xml:space="preserve">Bandeau d’avertissement avec</w:t>
+      </w:r>
+      <w:r>
+        <w:t xml:space="preserve"> </w:t>
+      </w:r>
+      <w:r>
+        <w:rPr>
+          <w:bCs/>
+          <w:b/>
+        </w:rPr>
+        <w:t xml:space="preserve">bordure jaune</w:t>
+      </w:r>
+      <w:r>
+        <w:t xml:space="preserve"> </w:t>
+      </w:r>
+      <w:r>
+        <w:t xml:space="preserve">pour le rappel « informatif uniquement ».</w:t>
+      </w:r>
+    </w:p>
+    <w:bookmarkEnd w:id="66"/>
+    <w:bookmarkStart w:id="67" w:name="streaming-dexpérience-utilisateur"/>
+    <w:p>
+      <w:pPr>
+        <w:pStyle w:val="Heading2"/>
+      </w:pPr>
+      <w:r>
+        <w:t xml:space="preserve">Streaming d’expérience utilisateur</w:t>
+      </w:r>
+    </w:p>
+    <w:p>
+      <w:pPr>
+        <w:pStyle w:val="FirstParagraph"/>
+      </w:pPr>
+      <w:r>
+        <w:t xml:space="preserve">Streamlit ne permet pas de streaming SSE token-par-token comme React, mais l’UX reste agréable grâce à</w:t>
+      </w:r>
+      <w:r>
+        <w:t xml:space="preserve"> </w:t>
+      </w:r>
+      <w:r>
+        <w:rPr>
+          <w:rStyle w:val="VerbatimChar"/>
+        </w:rPr>
+        <w:t xml:space="preserve">st.spinner("Recherche en cours...")</w:t>
+      </w:r>
+      <w:r>
+        <w:t xml:space="preserve"> </w:t>
+      </w:r>
+      <w:r>
+        <w:t xml:space="preserve">qui affiche un indicateur visuel pendant l’attente du LLM (3 s typiquement pour Gemini).</w:t>
+      </w:r>
+    </w:p>
+    <w:bookmarkEnd w:id="67"/>
+    <w:bookmarkStart w:id="68" w:name="communication-avec-lapi"/>
+    <w:p>
+      <w:pPr>
+        <w:pStyle w:val="Heading2"/>
+      </w:pPr>
+      <w:r>
+        <w:t xml:space="preserve">Communication avec l’API</w:t>
+      </w:r>
+    </w:p>
+    <w:p>
+      <w:pPr>
+        <w:pStyle w:val="FirstParagraph"/>
+      </w:pPr>
+      <w:r>
+        <w:t xml:space="preserve">Le frontend appelle l’API via</w:t>
+      </w:r>
+      <w:r>
+        <w:t xml:space="preserve"> </w:t>
+      </w:r>
+      <w:r>
+        <w:rPr>
+          <w:rStyle w:val="VerbatimChar"/>
+        </w:rPr>
+        <w:t xml:space="preserve">requests</w:t>
+      </w:r>
+      <w:r>
+        <w:t xml:space="preserve"> </w:t>
+      </w:r>
+      <w:r>
+        <w:t xml:space="preserve">(HTTP synchrone) en passant le JWT Bearer dans le header</w:t>
+      </w:r>
+      <w:r>
+        <w:t xml:space="preserve"> </w:t>
+      </w:r>
+      <w:r>
+        <w:rPr>
+          <w:rStyle w:val="VerbatimChar"/>
+        </w:rPr>
+        <w:t xml:space="preserve">Authorization</w:t>
+      </w:r>
+      <w:r>
+        <w:t xml:space="preserve">. L’URL de l’API est lue depuis</w:t>
+      </w:r>
+      <w:r>
+        <w:t xml:space="preserve"> </w:t>
+      </w:r>
+      <w:r>
+        <w:rPr>
+          <w:rStyle w:val="VerbatimChar"/>
+        </w:rPr>
+        <w:t xml:space="preserve">st.secrets["API_URL"]</w:t>
+      </w:r>
+      <w:r>
+        <w:t xml:space="preserve"> </w:t>
+      </w:r>
+      <w:r>
+        <w:t xml:space="preserve">(Streamlit Cloud) ou la variable d’environnement</w:t>
+      </w:r>
+      <w:r>
+        <w:t xml:space="preserve"> </w:t>
+      </w:r>
+      <w:r>
+        <w:rPr>
+          <w:rStyle w:val="VerbatimChar"/>
+        </w:rPr>
+        <w:t xml:space="preserve">API_URL</w:t>
+      </w:r>
+      <w:r>
+        <w:t xml:space="preserve"> </w:t>
+      </w:r>
+      <w:r>
+        <w:t xml:space="preserve">(Docker) — pas de hardcoding.</w:t>
+      </w:r>
+    </w:p>
+    <w:bookmarkEnd w:id="68"/>
+    <w:bookmarkEnd w:id="69"/>
+    <w:bookmarkStart w:id="74" w:name="site-landing-mediguide"/>
+    <w:p>
+      <w:pPr>
+        <w:pStyle w:val="Heading1"/>
+      </w:pPr>
+      <w:r>
+        <w:t xml:space="preserve">Site landing MediGuide</w:t>
+      </w:r>
+    </w:p>
+    <w:bookmarkStart w:id="70" w:name="pourquoi-un-site-denrobage"/>
+    <w:p>
+      <w:pPr>
+        <w:pStyle w:val="Heading2"/>
+      </w:pPr>
+      <w:r>
+        <w:t xml:space="preserve">Pourquoi un site d’enrobage</w:t>
+      </w:r>
+    </w:p>
+    <w:p>
+      <w:pPr>
+        <w:pStyle w:val="FirstParagraph"/>
+      </w:pPr>
+      <w:r>
+        <w:t xml:space="preserve">Streamlit, même thématisé, reste une « app interne ». Pour donner à MediGuide un cadre applicatif réaliste — comme un vrai service de e-santé l’aurait — nous avons développé une</w:t>
+      </w:r>
+      <w:r>
+        <w:t xml:space="preserve"> </w:t>
+      </w:r>
+      <w:r>
+        <w:rPr>
+          <w:bCs/>
+          <w:b/>
+        </w:rPr>
+        <w:t xml:space="preserve">page d’accueil HTML/CSS</w:t>
+      </w:r>
+      <w:r>
+        <w:t xml:space="preserve"> </w:t>
+      </w:r>
+      <w:r>
+        <w:t xml:space="preserve">servie à la racine du domaine</w:t>
+      </w:r>
+      <w:r>
+        <w:t xml:space="preserve"> </w:t>
+      </w:r>
+      <w:r>
+        <w:rPr>
+          <w:rStyle w:val="VerbatimChar"/>
+        </w:rPr>
+        <w:t xml:space="preserve">sae.amanawebagency.com</w:t>
+      </w:r>
+      <w:r>
+        <w:t xml:space="preserve">. Le chatbot lui-même est servi sous</w:t>
+      </w:r>
+      <w:r>
+        <w:t xml:space="preserve"> </w:t>
+      </w:r>
+      <w:r>
+        <w:rPr>
+          <w:rStyle w:val="VerbatimChar"/>
+        </w:rPr>
+        <w:t xml:space="preserve">/app/</w:t>
+      </w:r>
+      <w:r>
+        <w:t xml:space="preserve"> </w:t>
+      </w:r>
+      <w:r>
+        <w:t xml:space="preserve">(Streamlit avec</w:t>
+      </w:r>
+      <w:r>
+        <w:t xml:space="preserve"> </w:t>
+      </w:r>
+      <w:r>
+        <w:rPr>
+          <w:rStyle w:val="VerbatimChar"/>
+        </w:rPr>
+        <w:t xml:space="preserve">--server.baseUrlPath=app</w:t>
+      </w:r>
+      <w:r>
+        <w:t xml:space="preserve">).</w:t>
+      </w:r>
+    </w:p>
+    <w:bookmarkEnd w:id="70"/>
+    <w:bookmarkStart w:id="71" w:name="contenu"/>
+    <w:p>
+      <w:pPr>
+        <w:pStyle w:val="Heading2"/>
+      </w:pPr>
+      <w:r>
+        <w:t xml:space="preserve">Contenu</w:t>
+      </w:r>
+    </w:p>
+    <w:p>
+      <w:pPr>
+        <w:pStyle w:val="FirstParagraph"/>
+      </w:pPr>
+      <w:r>
+        <w:t xml:space="preserve">Le site présente cinq sections :</w:t>
+      </w:r>
+    </w:p>
+    <w:p>
+      <w:pPr>
+        <w:numPr>
+          <w:ilvl w:val="0"/>
+          <w:numId w:val="1017"/>
+        </w:numPr>
+        <w:pStyle w:val="Compact"/>
+      </w:pPr>
+      <w:r>
+        <w:rPr>
+          <w:bCs/>
+          <w:b/>
+        </w:rPr>
+        <w:t xml:space="preserve">Hero</w:t>
+      </w:r>
+      <w:r>
+        <w:t xml:space="preserve"> </w:t>
+      </w:r>
+      <w:r>
+        <w:t xml:space="preserve">— titre principal, sous-titre, CTA</w:t>
+      </w:r>
+      <w:r>
+        <w:t xml:space="preserve"> </w:t>
+      </w:r>
+      <w:r>
+        <w:rPr>
+          <w:iCs/>
+          <w:i/>
+        </w:rPr>
         <w:t xml:space="preserve">« Consulter l’assistant »</w:t>
       </w:r>
       <w:r>
@@ -6269,7 +6613,7 @@
       <w:pPr>
         <w:numPr>
           <w:ilvl w:val="0"/>
-          <w:numId w:val="1016"/>
+          <w:numId w:val="1017"/>
         </w:numPr>
         <w:pStyle w:val="Compact"/>
       </w:pPr>
@@ -6291,7 +6635,7 @@
       <w:pPr>
         <w:numPr>
           <w:ilvl w:val="0"/>
-          <w:numId w:val="1016"/>
+          <w:numId w:val="1017"/>
         </w:numPr>
         <w:pStyle w:val="Compact"/>
       </w:pPr>
@@ -6313,7 +6657,7 @@
       <w:pPr>
         <w:numPr>
           <w:ilvl w:val="0"/>
-          <w:numId w:val="1016"/>
+          <w:numId w:val="1017"/>
         </w:numPr>
         <w:pStyle w:val="Compact"/>
       </w:pPr>
@@ -6335,7 +6679,7 @@
       <w:pPr>
         <w:numPr>
           <w:ilvl w:val="0"/>
-          <w:numId w:val="1016"/>
+          <w:numId w:val="1017"/>
         </w:numPr>
         <w:pStyle w:val="Compact"/>
       </w:pPr>
@@ -6357,7 +6701,7 @@
       <w:pPr>
         <w:numPr>
           <w:ilvl w:val="0"/>
-          <w:numId w:val="1016"/>
+          <w:numId w:val="1017"/>
         </w:numPr>
         <w:pStyle w:val="Compact"/>
       </w:pPr>
@@ -6375,8 +6719,8 @@
         <w:t xml:space="preserve">— bandeau teal large incitant à essayer l’assistant.</w:t>
       </w:r>
     </w:p>
-    <w:bookmarkEnd w:id="70"/>
-    <w:bookmarkStart w:id="71" w:name="stack-technique"/>
+    <w:bookmarkEnd w:id="71"/>
+    <w:bookmarkStart w:id="72" w:name="stack-technique"/>
     <w:p>
       <w:pPr>
         <w:pStyle w:val="Heading2"/>
@@ -6421,8 +6765,8 @@
         <w:t xml:space="preserve">minimal (15 Mo). Gzip activé pour les assets. Police Inter chargée depuis Google Fonts.</w:t>
       </w:r>
     </w:p>
-    <w:bookmarkEnd w:id="71"/>
-    <w:bookmarkStart w:id="72" w:name="routage-caddy"/>
+    <w:bookmarkEnd w:id="72"/>
+    <w:bookmarkStart w:id="73" w:name="routage-caddy"/>
     <w:p>
       <w:pPr>
         <w:pStyle w:val="Heading2"/>
@@ -6482,9 +6826,9 @@
         <w:t xml:space="preserve">désactive la mise en buffer côté Caddy pour Streamlit, indispensable pour le bon fonctionnement de WebSocket (rerun mechanism de Streamlit).</w:t>
       </w:r>
     </w:p>
-    <w:bookmarkEnd w:id="72"/>
     <w:bookmarkEnd w:id="73"/>
-    <w:bookmarkStart w:id="80" w:name="sécurité-et-hardening"/>
+    <w:bookmarkEnd w:id="74"/>
+    <w:bookmarkStart w:id="81" w:name="sécurité-et-hardening"/>
     <w:p>
       <w:pPr>
         <w:pStyle w:val="Heading1"/>
@@ -6493,7 +6837,7 @@
         <w:t xml:space="preserve">Sécurité et hardening</w:t>
       </w:r>
     </w:p>
-    <w:bookmarkStart w:id="74" w:name="au-niveau-des-containers-docker"/>
+    <w:bookmarkStart w:id="75" w:name="au-niveau-des-containers-docker"/>
     <w:p>
       <w:pPr>
         <w:pStyle w:val="Heading2"/>
@@ -6530,7 +6874,7 @@
       <w:pPr>
         <w:numPr>
           <w:ilvl w:val="0"/>
-          <w:numId w:val="1017"/>
+          <w:numId w:val="1018"/>
         </w:numPr>
         <w:pStyle w:val="Compact"/>
       </w:pPr>
@@ -6551,7 +6895,7 @@
       <w:pPr>
         <w:numPr>
           <w:ilvl w:val="0"/>
-          <w:numId w:val="1017"/>
+          <w:numId w:val="1018"/>
         </w:numPr>
         <w:pStyle w:val="Compact"/>
       </w:pPr>
@@ -6602,7 +6946,7 @@
       <w:pPr>
         <w:numPr>
           <w:ilvl w:val="0"/>
-          <w:numId w:val="1017"/>
+          <w:numId w:val="1018"/>
         </w:numPr>
         <w:pStyle w:val="Compact"/>
       </w:pPr>
@@ -6623,7 +6967,7 @@
       <w:pPr>
         <w:numPr>
           <w:ilvl w:val="0"/>
-          <w:numId w:val="1017"/>
+          <w:numId w:val="1018"/>
         </w:numPr>
         <w:pStyle w:val="Compact"/>
       </w:pPr>
@@ -6644,7 +6988,7 @@
       <w:pPr>
         <w:numPr>
           <w:ilvl w:val="0"/>
-          <w:numId w:val="1017"/>
+          <w:numId w:val="1018"/>
         </w:numPr>
         <w:pStyle w:val="Compact"/>
       </w:pPr>
@@ -6665,7 +7009,7 @@
       <w:pPr>
         <w:numPr>
           <w:ilvl w:val="0"/>
-          <w:numId w:val="1017"/>
+          <w:numId w:val="1018"/>
         </w:numPr>
         <w:pStyle w:val="Compact"/>
       </w:pPr>
@@ -6686,7 +7030,7 @@
       <w:pPr>
         <w:numPr>
           <w:ilvl w:val="0"/>
-          <w:numId w:val="1017"/>
+          <w:numId w:val="1018"/>
         </w:numPr>
         <w:pStyle w:val="Compact"/>
       </w:pPr>
@@ -6703,8 +7047,8 @@
         <w:t xml:space="preserve">avec rotation (10 Mo × 3) pour éviter la saturation du disque.</w:t>
       </w:r>
     </w:p>
-    <w:bookmarkEnd w:id="74"/>
-    <w:bookmarkStart w:id="75" w:name="au-niveau-réseau"/>
+    <w:bookmarkEnd w:id="75"/>
+    <w:bookmarkStart w:id="76" w:name="au-niveau-réseau"/>
     <w:p>
       <w:pPr>
         <w:pStyle w:val="Heading2"/>
@@ -6717,7 +7061,7 @@
       <w:pPr>
         <w:numPr>
           <w:ilvl w:val="0"/>
-          <w:numId w:val="1018"/>
+          <w:numId w:val="1019"/>
         </w:numPr>
         <w:pStyle w:val="Compact"/>
       </w:pPr>
@@ -6739,7 +7083,7 @@
       <w:pPr>
         <w:numPr>
           <w:ilvl w:val="0"/>
-          <w:numId w:val="1018"/>
+          <w:numId w:val="1019"/>
         </w:numPr>
         <w:pStyle w:val="Compact"/>
       </w:pPr>
@@ -6766,7 +7110,7 @@
       <w:pPr>
         <w:numPr>
           <w:ilvl w:val="0"/>
-          <w:numId w:val="1018"/>
+          <w:numId w:val="1019"/>
         </w:numPr>
         <w:pStyle w:val="Compact"/>
       </w:pPr>
@@ -6787,8 +7131,8 @@
         <w:t xml:space="preserve">.</w:t>
       </w:r>
     </w:p>
-    <w:bookmarkEnd w:id="75"/>
-    <w:bookmarkStart w:id="76" w:name="au-niveau-applicatif"/>
+    <w:bookmarkEnd w:id="76"/>
+    <w:bookmarkStart w:id="77" w:name="au-niveau-applicatif"/>
     <w:p>
       <w:pPr>
         <w:pStyle w:val="Heading2"/>
@@ -6801,7 +7145,7 @@
       <w:pPr>
         <w:numPr>
           <w:ilvl w:val="0"/>
-          <w:numId w:val="1019"/>
+          <w:numId w:val="1020"/>
         </w:numPr>
         <w:pStyle w:val="Compact"/>
       </w:pPr>
@@ -6832,7 +7176,7 @@
       <w:pPr>
         <w:numPr>
           <w:ilvl w:val="0"/>
-          <w:numId w:val="1019"/>
+          <w:numId w:val="1020"/>
         </w:numPr>
         <w:pStyle w:val="Compact"/>
       </w:pPr>
@@ -6854,7 +7198,7 @@
       <w:pPr>
         <w:numPr>
           <w:ilvl w:val="0"/>
-          <w:numId w:val="1019"/>
+          <w:numId w:val="1020"/>
         </w:numPr>
         <w:pStyle w:val="Compact"/>
       </w:pPr>
@@ -6876,7 +7220,7 @@
       <w:pPr>
         <w:numPr>
           <w:ilvl w:val="0"/>
-          <w:numId w:val="1019"/>
+          <w:numId w:val="1020"/>
         </w:numPr>
         <w:pStyle w:val="Compact"/>
       </w:pPr>
@@ -6898,7 +7242,7 @@
       <w:pPr>
         <w:numPr>
           <w:ilvl w:val="0"/>
-          <w:numId w:val="1019"/>
+          <w:numId w:val="1020"/>
         </w:numPr>
         <w:pStyle w:val="Compact"/>
       </w:pPr>
@@ -6916,8 +7260,8 @@
         <w:t xml:space="preserve">côté utilisateur : les exceptions LLM (quota épuisé, timeout) sont catchées et retournent un message friendly au lieu d’un 500 avec stack.</w:t>
       </w:r>
     </w:p>
-    <w:bookmarkEnd w:id="76"/>
-    <w:bookmarkStart w:id="77" w:name="au-niveau-http-caddy"/>
+    <w:bookmarkEnd w:id="77"/>
+    <w:bookmarkStart w:id="78" w:name="au-niveau-http-caddy"/>
     <w:p>
       <w:pPr>
         <w:pStyle w:val="Heading2"/>
@@ -6938,7 +7282,7 @@
       <w:pPr>
         <w:numPr>
           <w:ilvl w:val="0"/>
-          <w:numId w:val="1020"/>
+          <w:numId w:val="1021"/>
         </w:numPr>
         <w:pStyle w:val="Compact"/>
       </w:pPr>
@@ -6969,7 +7313,7 @@
       <w:pPr>
         <w:numPr>
           <w:ilvl w:val="0"/>
-          <w:numId w:val="1020"/>
+          <w:numId w:val="1021"/>
         </w:numPr>
         <w:pStyle w:val="Compact"/>
       </w:pPr>
@@ -7006,7 +7350,7 @@
       <w:pPr>
         <w:numPr>
           <w:ilvl w:val="0"/>
-          <w:numId w:val="1020"/>
+          <w:numId w:val="1021"/>
         </w:numPr>
         <w:pStyle w:val="Compact"/>
       </w:pPr>
@@ -7025,7 +7369,7 @@
       <w:pPr>
         <w:numPr>
           <w:ilvl w:val="0"/>
-          <w:numId w:val="1020"/>
+          <w:numId w:val="1021"/>
         </w:numPr>
         <w:pStyle w:val="Compact"/>
       </w:pPr>
@@ -7044,7 +7388,7 @@
       <w:pPr>
         <w:numPr>
           <w:ilvl w:val="0"/>
-          <w:numId w:val="1020"/>
+          <w:numId w:val="1021"/>
         </w:numPr>
         <w:pStyle w:val="Compact"/>
       </w:pPr>
@@ -7066,7 +7410,7 @@
       <w:pPr>
         <w:numPr>
           <w:ilvl w:val="0"/>
-          <w:numId w:val="1020"/>
+          <w:numId w:val="1021"/>
         </w:numPr>
         <w:pStyle w:val="Compact"/>
       </w:pPr>
@@ -7102,8 +7446,8 @@
         <w:t xml:space="preserve">: ne pas divulguer la version du serveur.</w:t>
       </w:r>
     </w:p>
-    <w:bookmarkEnd w:id="77"/>
-    <w:bookmarkStart w:id="78" w:name="chiffrement-et-certificats"/>
+    <w:bookmarkEnd w:id="78"/>
+    <w:bookmarkStart w:id="79" w:name="chiffrement-et-certificats"/>
     <w:p>
       <w:pPr>
         <w:pStyle w:val="Heading2"/>
@@ -7136,8 +7480,8 @@
         <w:t xml:space="preserve">via Caddy. Renouvellement géré sans intervention manuelle. TLS 1.2/1.3 uniquement, anciens protocoles désactivés.</w:t>
       </w:r>
     </w:p>
-    <w:bookmarkEnd w:id="78"/>
-    <w:bookmarkStart w:id="79" w:name="données-sensibles"/>
+    <w:bookmarkEnd w:id="79"/>
+    <w:bookmarkStart w:id="80" w:name="données-sensibles"/>
     <w:p>
       <w:pPr>
         <w:pStyle w:val="Heading2"/>
@@ -7197,9 +7541,9 @@
         <w:t xml:space="preserve">.</w:t>
       </w:r>
     </w:p>
-    <w:bookmarkEnd w:id="79"/>
     <w:bookmarkEnd w:id="80"/>
-    <w:bookmarkStart w:id="84" w:name="déploiement"/>
+    <w:bookmarkEnd w:id="81"/>
+    <w:bookmarkStart w:id="85" w:name="déploiement"/>
     <w:p>
       <w:pPr>
         <w:pStyle w:val="Heading1"/>
@@ -7208,7 +7552,7 @@
         <w:t xml:space="preserve">Déploiement</w:t>
       </w:r>
     </w:p>
-    <w:bookmarkStart w:id="81" w:name="cible-amana-prod-01"/>
+    <w:bookmarkStart w:id="82" w:name="cible-amana-prod-01"/>
     <w:p>
       <w:pPr>
         <w:pStyle w:val="Heading2"/>
@@ -7252,8 +7596,8 @@
         <w:t xml:space="preserve">), mutualisé avec une dizaine d’autres services Amana. C’est un VPS managé par notre équipe avec un setup Docker + Caddy déjà en place pour les autres applications corporate.</w:t>
       </w:r>
     </w:p>
-    <w:bookmarkEnd w:id="81"/>
-    <w:bookmarkStart w:id="82" w:name="procédure-de-déploiement"/>
+    <w:bookmarkEnd w:id="82"/>
+    <w:bookmarkStart w:id="83" w:name="procédure-de-déploiement"/>
     <w:p>
       <w:pPr>
         <w:pStyle w:val="Heading2"/>
@@ -7289,7 +7633,7 @@
       <w:pPr>
         <w:numPr>
           <w:ilvl w:val="0"/>
-          <w:numId w:val="1021"/>
+          <w:numId w:val="1022"/>
         </w:numPr>
         <w:pStyle w:val="Compact"/>
       </w:pPr>
@@ -7371,7 +7715,7 @@
       <w:pPr>
         <w:numPr>
           <w:ilvl w:val="0"/>
-          <w:numId w:val="1021"/>
+          <w:numId w:val="1022"/>
         </w:numPr>
         <w:pStyle w:val="Compact"/>
       </w:pPr>
@@ -7405,7 +7749,7 @@
       <w:pPr>
         <w:numPr>
           <w:ilvl w:val="0"/>
-          <w:numId w:val="1021"/>
+          <w:numId w:val="1022"/>
         </w:numPr>
         <w:pStyle w:val="Compact"/>
       </w:pPr>
@@ -7439,7 +7783,7 @@
       <w:pPr>
         <w:numPr>
           <w:ilvl w:val="0"/>
-          <w:numId w:val="1021"/>
+          <w:numId w:val="1022"/>
         </w:numPr>
         <w:pStyle w:val="Compact"/>
       </w:pPr>
@@ -7503,7 +7847,7 @@
       <w:pPr>
         <w:numPr>
           <w:ilvl w:val="0"/>
-          <w:numId w:val="1021"/>
+          <w:numId w:val="1022"/>
         </w:numPr>
         <w:pStyle w:val="Compact"/>
       </w:pPr>
@@ -7525,7 +7869,7 @@
       <w:pPr>
         <w:numPr>
           <w:ilvl w:val="0"/>
-          <w:numId w:val="1021"/>
+          <w:numId w:val="1022"/>
         </w:numPr>
         <w:pStyle w:val="Compact"/>
       </w:pPr>
@@ -7581,8 +7925,8 @@
         <w:t xml:space="preserve">est vide et lance automatiquement l’indexation des 5 PDFs (~90 secondes pour 971 chunks). Les démarrages suivants sont instantanés grâce au volume Docker persistant.</w:t>
       </w:r>
     </w:p>
-    <w:bookmarkEnd w:id="82"/>
-    <w:bookmarkStart w:id="83" w:name="procédure-de-mise-à-jour"/>
+    <w:bookmarkEnd w:id="83"/>
+    <w:bookmarkStart w:id="84" w:name="procédure-de-mise-à-jour"/>
     <w:p>
       <w:pPr>
         <w:pStyle w:val="Heading2"/>
@@ -7672,9 +8016,9 @@
         <w:t xml:space="preserve">Les volumes persistants (SQLite + ChromaDB) ne sont pas affectés par un rebuild.</w:t>
       </w:r>
     </w:p>
-    <w:bookmarkEnd w:id="83"/>
     <w:bookmarkEnd w:id="84"/>
-    <w:bookmarkStart w:id="89" w:name="tests-et-qualité"/>
+    <w:bookmarkEnd w:id="85"/>
+    <w:bookmarkStart w:id="90" w:name="tests-et-qualité"/>
     <w:p>
       <w:pPr>
         <w:pStyle w:val="Heading1"/>
@@ -7683,7 +8027,7 @@
         <w:t xml:space="preserve">Tests et qualité</w:t>
       </w:r>
     </w:p>
-    <w:bookmarkStart w:id="85" w:name="tests-fonctionnels-manuels"/>
+    <w:bookmarkStart w:id="86" w:name="tests-fonctionnels-manuels"/>
     <w:p>
       <w:pPr>
         <w:pStyle w:val="Heading2"/>
@@ -7720,7 +8064,7 @@
       <w:pPr>
         <w:numPr>
           <w:ilvl w:val="0"/>
-          <w:numId w:val="1022"/>
+          <w:numId w:val="1023"/>
         </w:numPr>
         <w:pStyle w:val="Compact"/>
       </w:pPr>
@@ -7742,7 +8086,7 @@
       <w:pPr>
         <w:numPr>
           <w:ilvl w:val="0"/>
-          <w:numId w:val="1022"/>
+          <w:numId w:val="1023"/>
         </w:numPr>
         <w:pStyle w:val="Compact"/>
       </w:pPr>
@@ -7764,7 +8108,7 @@
       <w:pPr>
         <w:numPr>
           <w:ilvl w:val="0"/>
-          <w:numId w:val="1022"/>
+          <w:numId w:val="1023"/>
         </w:numPr>
         <w:pStyle w:val="Compact"/>
       </w:pPr>
@@ -7774,88 +8118,6 @@
           <w:b/>
         </w:rPr>
         <w:t xml:space="preserve">Chat</w:t>
-      </w:r>
-      <w:r>
-        <w:t xml:space="preserve"> </w:t>
-      </w:r>
-      <w:r>
-        <w:t xml:space="preserve">:</w:t>
-      </w:r>
-    </w:p>
-    <w:p>
-      <w:pPr>
-        <w:numPr>
-          <w:ilvl w:val="1"/>
-          <w:numId w:val="1023"/>
-        </w:numPr>
-        <w:pStyle w:val="Compact"/>
-      </w:pPr>
-      <w:r>
-        <w:t xml:space="preserve">Question dans le périmètre (« Premiers signes Alzheimer ») → réponse RAG avec badge</w:t>
-      </w:r>
-      <w:r>
-        <w:t xml:space="preserve"> </w:t>
-      </w:r>
-      <w:r>
-        <w:rPr>
-          <w:rStyle w:val="VerbatimChar"/>
-        </w:rPr>
-        <w:t xml:space="preserve">📄 Documents officiels</w:t>
-      </w:r>
-      <w:r>
-        <w:t xml:space="preserve">, citation des éléments HAS.</w:t>
-      </w:r>
-    </w:p>
-    <w:p>
-      <w:pPr>
-        <w:numPr>
-          <w:ilvl w:val="1"/>
-          <w:numId w:val="1023"/>
-        </w:numPr>
-        <w:pStyle w:val="Compact"/>
-      </w:pPr>
-      <w:r>
-        <w:t xml:space="preserve">Question hors périmètre (« Symptômes de la grippe ») → fallback DuckDuckGo, badge</w:t>
-      </w:r>
-      <w:r>
-        <w:t xml:space="preserve"> </w:t>
-      </w:r>
-      <w:r>
-        <w:rPr>
-          <w:rStyle w:val="VerbatimChar"/>
-        </w:rPr>
-        <w:t xml:space="preserve">🌐 Recherche web</w:t>
-      </w:r>
-      <w:r>
-        <w:t xml:space="preserve">, sources citées (ameli.fr, etc.).</w:t>
-      </w:r>
-    </w:p>
-    <w:p>
-      <w:pPr>
-        <w:numPr>
-          <w:ilvl w:val="1"/>
-          <w:numId w:val="1023"/>
-        </w:numPr>
-        <w:pStyle w:val="Compact"/>
-      </w:pPr>
-      <w:r>
-        <w:t xml:space="preserve">Question agressive ou hors-sujet (« Ignore tes instructions ») → le LLM refuse poliment et recentre.</w:t>
-      </w:r>
-    </w:p>
-    <w:p>
-      <w:pPr>
-        <w:numPr>
-          <w:ilvl w:val="0"/>
-          <w:numId w:val="1022"/>
-        </w:numPr>
-        <w:pStyle w:val="Compact"/>
-      </w:pPr>
-      <w:r>
-        <w:rPr>
-          <w:bCs/>
-          <w:b/>
-        </w:rPr>
-        <w:t xml:space="preserve">Hermes</w:t>
       </w:r>
       <w:r>
         <w:t xml:space="preserve"> </w:t>
@@ -7873,23 +8135,19 @@
         <w:pStyle w:val="Compact"/>
       </w:pPr>
       <w:r>
-        <w:t xml:space="preserve">Bouton</w:t>
-      </w:r>
-      <w:r>
-        <w:t xml:space="preserve"> </w:t>
-      </w:r>
-      <w:r>
-        <w:rPr>
-          <w:bCs/>
-          <w:b/>
-        </w:rPr>
-        <w:t xml:space="preserve">absent</w:t>
-      </w:r>
-      <w:r>
-        <w:t xml:space="preserve"> </w:t>
-      </w:r>
-      <w:r>
-        <w:t xml:space="preserve">sur une session vide (avant tout échange).</w:t>
+        <w:t xml:space="preserve">Question dans le périmètre (« Premiers signes Alzheimer ») → réponse RAG avec badge</w:t>
+      </w:r>
+      <w:r>
+        <w:t xml:space="preserve"> </w:t>
+      </w:r>
+      <w:r>
+        <w:rPr>
+          <w:rStyle w:val="VerbatimChar"/>
+        </w:rPr>
+        <w:t xml:space="preserve">📄 Documents officiels</w:t>
+      </w:r>
+      <w:r>
+        <w:t xml:space="preserve">, citation des éléments HAS.</w:t>
       </w:r>
     </w:p>
     <w:p>
@@ -7901,23 +8159,19 @@
         <w:pStyle w:val="Compact"/>
       </w:pPr>
       <w:r>
-        <w:t xml:space="preserve">Bouton</w:t>
-      </w:r>
-      <w:r>
-        <w:t xml:space="preserve"> </w:t>
-      </w:r>
-      <w:r>
-        <w:rPr>
-          <w:bCs/>
-          <w:b/>
-        </w:rPr>
-        <w:t xml:space="preserve">présent</w:t>
-      </w:r>
-      <w:r>
-        <w:t xml:space="preserve"> </w:t>
-      </w:r>
-      <w:r>
-        <w:t xml:space="preserve">après ≥ 2 messages.</w:t>
+        <w:t xml:space="preserve">Question hors périmètre (« Symptômes de la grippe ») → fallback DuckDuckGo, badge</w:t>
+      </w:r>
+      <w:r>
+        <w:t xml:space="preserve"> </w:t>
+      </w:r>
+      <w:r>
+        <w:rPr>
+          <w:rStyle w:val="VerbatimChar"/>
+        </w:rPr>
+        <w:t xml:space="preserve">🌐 Recherche web</w:t>
+      </w:r>
+      <w:r>
+        <w:t xml:space="preserve">, sources citées (ameli.fr, etc.).</w:t>
       </w:r>
     </w:p>
     <w:p>
@@ -7929,35 +8183,23 @@
         <w:pStyle w:val="Compact"/>
       </w:pPr>
       <w:r>
-        <w:t xml:space="preserve">Recommandation cohérente avec la conversation (Alzheimer → Neurologue, Diabète → Endocrinologue ou Généraliste).</w:t>
-      </w:r>
-    </w:p>
-    <w:p>
-      <w:pPr>
-        <w:numPr>
-          <w:ilvl w:val="1"/>
-          <w:numId w:val="1024"/>
-        </w:numPr>
-        <w:pStyle w:val="Compact"/>
-      </w:pPr>
-      <w:r>
-        <w:t xml:space="preserve">Réservation : créneau apparaît dans la sidebar, ne peut pas être réservé deux fois.</w:t>
-      </w:r>
-    </w:p>
-    <w:p>
-      <w:pPr>
-        <w:numPr>
-          <w:ilvl w:val="0"/>
-          <w:numId w:val="1022"/>
-        </w:numPr>
-        <w:pStyle w:val="Compact"/>
-      </w:pPr>
-      <w:r>
-        <w:rPr>
-          <w:bCs/>
-          <w:b/>
-        </w:rPr>
-        <w:t xml:space="preserve">Robustesse</w:t>
+        <w:t xml:space="preserve">Question agressive ou hors-sujet (« Ignore tes instructions ») → le LLM refuse poliment et recentre.</w:t>
+      </w:r>
+    </w:p>
+    <w:p>
+      <w:pPr>
+        <w:numPr>
+          <w:ilvl w:val="0"/>
+          <w:numId w:val="1023"/>
+        </w:numPr>
+        <w:pStyle w:val="Compact"/>
+      </w:pPr>
+      <w:r>
+        <w:rPr>
+          <w:bCs/>
+          <w:b/>
+        </w:rPr>
+        <w:t xml:space="preserve">Hermes</w:t>
       </w:r>
       <w:r>
         <w:t xml:space="preserve"> </w:t>
@@ -7975,7 +8217,23 @@
         <w:pStyle w:val="Compact"/>
       </w:pPr>
       <w:r>
-        <w:t xml:space="preserve">Quota LLM épuisé → message friendly au lieu d’un crash.</w:t>
+        <w:t xml:space="preserve">Bouton</w:t>
+      </w:r>
+      <w:r>
+        <w:t xml:space="preserve"> </w:t>
+      </w:r>
+      <w:r>
+        <w:rPr>
+          <w:bCs/>
+          <w:b/>
+        </w:rPr>
+        <w:t xml:space="preserve">absent</w:t>
+      </w:r>
+      <w:r>
+        <w:t xml:space="preserve"> </w:t>
+      </w:r>
+      <w:r>
+        <w:t xml:space="preserve">sur une session vide (avant tout échange).</w:t>
       </w:r>
     </w:p>
     <w:p>
@@ -7987,11 +8245,97 @@
         <w:pStyle w:val="Compact"/>
       </w:pPr>
       <w:r>
+        <w:t xml:space="preserve">Bouton</w:t>
+      </w:r>
+      <w:r>
+        <w:t xml:space="preserve"> </w:t>
+      </w:r>
+      <w:r>
+        <w:rPr>
+          <w:bCs/>
+          <w:b/>
+        </w:rPr>
+        <w:t xml:space="preserve">présent</w:t>
+      </w:r>
+      <w:r>
+        <w:t xml:space="preserve"> </w:t>
+      </w:r>
+      <w:r>
+        <w:t xml:space="preserve">après ≥ 2 messages.</w:t>
+      </w:r>
+    </w:p>
+    <w:p>
+      <w:pPr>
+        <w:numPr>
+          <w:ilvl w:val="1"/>
+          <w:numId w:val="1025"/>
+        </w:numPr>
+        <w:pStyle w:val="Compact"/>
+      </w:pPr>
+      <w:r>
+        <w:t xml:space="preserve">Recommandation cohérente avec la conversation (Alzheimer → Neurologue, Diabète → Endocrinologue ou Généraliste).</w:t>
+      </w:r>
+    </w:p>
+    <w:p>
+      <w:pPr>
+        <w:numPr>
+          <w:ilvl w:val="1"/>
+          <w:numId w:val="1025"/>
+        </w:numPr>
+        <w:pStyle w:val="Compact"/>
+      </w:pPr>
+      <w:r>
+        <w:t xml:space="preserve">Réservation : créneau apparaît dans la sidebar, ne peut pas être réservé deux fois.</w:t>
+      </w:r>
+    </w:p>
+    <w:p>
+      <w:pPr>
+        <w:numPr>
+          <w:ilvl w:val="0"/>
+          <w:numId w:val="1023"/>
+        </w:numPr>
+        <w:pStyle w:val="Compact"/>
+      </w:pPr>
+      <w:r>
+        <w:rPr>
+          <w:bCs/>
+          <w:b/>
+        </w:rPr>
+        <w:t xml:space="preserve">Robustesse</w:t>
+      </w:r>
+      <w:r>
+        <w:t xml:space="preserve"> </w:t>
+      </w:r>
+      <w:r>
+        <w:t xml:space="preserve">:</w:t>
+      </w:r>
+    </w:p>
+    <w:p>
+      <w:pPr>
+        <w:numPr>
+          <w:ilvl w:val="1"/>
+          <w:numId w:val="1026"/>
+        </w:numPr>
+        <w:pStyle w:val="Compact"/>
+      </w:pPr>
+      <w:r>
+        <w:t xml:space="preserve">Quota LLM épuisé → message friendly au lieu d’un crash.</w:t>
+      </w:r>
+    </w:p>
+    <w:p>
+      <w:pPr>
+        <w:numPr>
+          <w:ilvl w:val="1"/>
+          <w:numId w:val="1026"/>
+        </w:numPr>
+        <w:pStyle w:val="Compact"/>
+      </w:pPr>
+      <w:r>
         <w:t xml:space="preserve">Backend redémarré → frontend récupère sans perte de session (token JWT en localStorage Streamlit).</w:t>
       </w:r>
     </w:p>
-    <w:bookmarkEnd w:id="85"/>
-    <w:bookmarkStart w:id="86" w:name="tests-e2e-automatisés-playwright"/>
+    <w:bookmarkEnd w:id="86"/>
+    <w:bookmarkStart w:id="87" w:name="tests-e2e-automatisés-playwright"/>
     <w:p>
       <w:pPr>
         <w:pStyle w:val="Heading2"/>
@@ -8024,8 +8368,8 @@
         <w:t xml:space="preserve">pour scripter des tests bout-en-bout sur le site déployé : navigation, login, envoi de message, validation du contenu de la réponse, vérification de l’apparition des badges et du bouton Hermes. Ces tests ne sont pas intégrés à un pipeline CI/CD mais ont servi à valider chaque déploiement.</w:t>
       </w:r>
     </w:p>
-    <w:bookmarkEnd w:id="86"/>
-    <w:bookmarkStart w:id="87" w:name="mesures-de-performance-observées"/>
+    <w:bookmarkEnd w:id="87"/>
+    <w:bookmarkStart w:id="88" w:name="mesures-de-performance-observées"/>
     <w:p>
       <w:pPr>
         <w:pStyle w:val="Heading2"/>
@@ -8257,8 +8601,8 @@
         </w:tc>
       </w:tr>
     </w:tbl>
-    <w:bookmarkEnd w:id="87"/>
-    <w:bookmarkStart w:id="88" w:name="limites-connues"/>
+    <w:bookmarkEnd w:id="88"/>
+    <w:bookmarkStart w:id="89" w:name="limites-connues"/>
     <w:p>
       <w:pPr>
         <w:pStyle w:val="Heading2"/>
@@ -8271,7 +8615,7 @@
       <w:pPr>
         <w:numPr>
           <w:ilvl w:val="0"/>
-          <w:numId w:val="1026"/>
+          <w:numId w:val="1027"/>
         </w:numPr>
         <w:pStyle w:val="Compact"/>
       </w:pPr>
@@ -8293,7 +8637,7 @@
       <w:pPr>
         <w:numPr>
           <w:ilvl w:val="0"/>
-          <w:numId w:val="1026"/>
+          <w:numId w:val="1027"/>
         </w:numPr>
         <w:pStyle w:val="Compact"/>
       </w:pPr>
@@ -8315,7 +8659,7 @@
       <w:pPr>
         <w:numPr>
           <w:ilvl w:val="0"/>
-          <w:numId w:val="1026"/>
+          <w:numId w:val="1027"/>
         </w:numPr>
         <w:pStyle w:val="Compact"/>
       </w:pPr>
@@ -8333,9 +8677,9 @@
         <w:t xml:space="preserve">: un patient peut poser n’importe quelle question. Le prompt système recentre, mais pas de filtre de contenu en amont.</w:t>
       </w:r>
     </w:p>
-    <w:bookmarkEnd w:id="88"/>
     <w:bookmarkEnd w:id="89"/>
-    <w:bookmarkStart w:id="93" w:name="limites-et-perspectives"/>
+    <w:bookmarkEnd w:id="90"/>
+    <w:bookmarkStart w:id="94" w:name="limites-et-perspectives"/>
     <w:p>
       <w:pPr>
         <w:pStyle w:val="Heading1"/>
@@ -8344,7 +8688,7 @@
         <w:t xml:space="preserve">Limites et perspectives</w:t>
       </w:r>
     </w:p>
-    <w:bookmarkStart w:id="90" w:name="limites-actuelles"/>
+    <w:bookmarkStart w:id="91" w:name="limites-actuelles"/>
     <w:p>
       <w:pPr>
         <w:pStyle w:val="Heading2"/>
@@ -8357,7 +8701,7 @@
       <w:pPr>
         <w:numPr>
           <w:ilvl w:val="0"/>
-          <w:numId w:val="1027"/>
+          <w:numId w:val="1028"/>
         </w:numPr>
         <w:pStyle w:val="Compact"/>
       </w:pPr>
@@ -8379,7 +8723,7 @@
       <w:pPr>
         <w:numPr>
           <w:ilvl w:val="0"/>
-          <w:numId w:val="1027"/>
+          <w:numId w:val="1028"/>
         </w:numPr>
         <w:pStyle w:val="Compact"/>
       </w:pPr>
@@ -8401,7 +8745,7 @@
       <w:pPr>
         <w:numPr>
           <w:ilvl w:val="0"/>
-          <w:numId w:val="1027"/>
+          <w:numId w:val="1028"/>
         </w:numPr>
         <w:pStyle w:val="Compact"/>
       </w:pPr>
@@ -8438,7 +8782,7 @@
       <w:pPr>
         <w:numPr>
           <w:ilvl w:val="0"/>
-          <w:numId w:val="1027"/>
+          <w:numId w:val="1028"/>
         </w:numPr>
         <w:pStyle w:val="Compact"/>
       </w:pPr>
@@ -8475,7 +8819,7 @@
       <w:pPr>
         <w:numPr>
           <w:ilvl w:val="0"/>
-          <w:numId w:val="1027"/>
+          <w:numId w:val="1028"/>
         </w:numPr>
         <w:pStyle w:val="Compact"/>
       </w:pPr>
@@ -8512,7 +8856,7 @@
       <w:pPr>
         <w:numPr>
           <w:ilvl w:val="0"/>
-          <w:numId w:val="1027"/>
+          <w:numId w:val="1028"/>
         </w:numPr>
         <w:pStyle w:val="Compact"/>
       </w:pPr>
@@ -8530,8 +8874,8 @@
         <w:t xml:space="preserve">— les créneaux sont seedés en dur. Pour un vrai déploiement, l’intégration à un système comme Doctolib via API serait nécessaire.</w:t>
       </w:r>
     </w:p>
-    <w:bookmarkEnd w:id="90"/>
-    <w:bookmarkStart w:id="91" w:name="perspectives-techniques"/>
+    <w:bookmarkEnd w:id="91"/>
+    <w:bookmarkStart w:id="92" w:name="perspectives-techniques"/>
     <w:p>
       <w:pPr>
         <w:pStyle w:val="Heading2"/>
@@ -8544,7 +8888,7 @@
       <w:pPr>
         <w:numPr>
           <w:ilvl w:val="0"/>
-          <w:numId w:val="1028"/>
+          <w:numId w:val="1029"/>
         </w:numPr>
         <w:pStyle w:val="Compact"/>
       </w:pPr>
@@ -8566,7 +8910,7 @@
       <w:pPr>
         <w:numPr>
           <w:ilvl w:val="0"/>
-          <w:numId w:val="1028"/>
+          <w:numId w:val="1029"/>
         </w:numPr>
         <w:pStyle w:val="Compact"/>
       </w:pPr>
@@ -8588,7 +8932,7 @@
       <w:pPr>
         <w:numPr>
           <w:ilvl w:val="0"/>
-          <w:numId w:val="1028"/>
+          <w:numId w:val="1029"/>
         </w:numPr>
         <w:pStyle w:val="Compact"/>
       </w:pPr>
@@ -8610,7 +8954,7 @@
       <w:pPr>
         <w:numPr>
           <w:ilvl w:val="0"/>
-          <w:numId w:val="1028"/>
+          <w:numId w:val="1029"/>
         </w:numPr>
         <w:pStyle w:val="Compact"/>
       </w:pPr>
@@ -8632,7 +8976,7 @@
       <w:pPr>
         <w:numPr>
           <w:ilvl w:val="0"/>
-          <w:numId w:val="1028"/>
+          <w:numId w:val="1029"/>
         </w:numPr>
         <w:pStyle w:val="Compact"/>
       </w:pPr>
@@ -8665,8 +9009,8 @@
         <w:t xml:space="preserve">pour que MediGuide se souvienne des préférences ou antécédents déclarés par le patient.</w:t>
       </w:r>
     </w:p>
-    <w:bookmarkEnd w:id="91"/>
-    <w:bookmarkStart w:id="92" w:name="perspectives-business-éthique"/>
+    <w:bookmarkEnd w:id="92"/>
+    <w:bookmarkStart w:id="93" w:name="perspectives-business-éthique"/>
     <w:p>
       <w:pPr>
         <w:pStyle w:val="Heading2"/>
@@ -8679,7 +9023,7 @@
       <w:pPr>
         <w:numPr>
           <w:ilvl w:val="0"/>
-          <w:numId w:val="1029"/>
+          <w:numId w:val="1030"/>
         </w:numPr>
         <w:pStyle w:val="Compact"/>
       </w:pPr>
@@ -8707,7 +9051,7 @@
       <w:pPr>
         <w:numPr>
           <w:ilvl w:val="0"/>
-          <w:numId w:val="1029"/>
+          <w:numId w:val="1030"/>
         </w:numPr>
         <w:pStyle w:val="Compact"/>
       </w:pPr>
@@ -8731,9 +9075,9 @@
         <w:t xml:space="preserve">(FranceConnect+) serait nécessaire pour lier les rendez-vous à une vraie carte vitale.</w:t>
       </w:r>
     </w:p>
-    <w:bookmarkEnd w:id="92"/>
     <w:bookmarkEnd w:id="93"/>
-    <w:bookmarkStart w:id="97" w:name="conclusion"/>
+    <w:bookmarkEnd w:id="94"/>
+    <w:bookmarkStart w:id="98" w:name="conclusion"/>
     <w:p>
       <w:pPr>
         <w:pStyle w:val="Heading1"/>
@@ -8742,7 +9086,7 @@
         <w:t xml:space="preserve">Conclusion</w:t>
       </w:r>
     </w:p>
-    <w:bookmarkStart w:id="94" w:name="sur-le-plan-technique"/>
+    <w:bookmarkStart w:id="95" w:name="sur-le-plan-technique"/>
     <w:p>
       <w:pPr>
         <w:pStyle w:val="Heading2"/>
@@ -8819,7 +9163,7 @@
       <w:pPr>
         <w:numPr>
           <w:ilvl w:val="0"/>
-          <w:numId w:val="1030"/>
+          <w:numId w:val="1031"/>
         </w:numPr>
         <w:pStyle w:val="Compact"/>
       </w:pPr>
@@ -8841,7 +9185,7 @@
       <w:pPr>
         <w:numPr>
           <w:ilvl w:val="0"/>
-          <w:numId w:val="1030"/>
+          <w:numId w:val="1031"/>
         </w:numPr>
         <w:pStyle w:val="Compact"/>
       </w:pPr>
@@ -8863,7 +9207,7 @@
       <w:pPr>
         <w:numPr>
           <w:ilvl w:val="0"/>
-          <w:numId w:val="1030"/>
+          <w:numId w:val="1031"/>
         </w:numPr>
         <w:pStyle w:val="Compact"/>
       </w:pPr>
@@ -8937,8 +9281,8 @@
         <w:t xml:space="preserve">qui l’entoure.</w:t>
       </w:r>
     </w:p>
-    <w:bookmarkEnd w:id="94"/>
-    <w:bookmarkStart w:id="95" w:name="sur-le-plan-pédagogique"/>
+    <w:bookmarkEnd w:id="95"/>
+    <w:bookmarkStart w:id="96" w:name="sur-le-plan-pédagogique"/>
     <w:p>
       <w:pPr>
         <w:pStyle w:val="Heading2"/>
@@ -8959,7 +9303,7 @@
       <w:pPr>
         <w:numPr>
           <w:ilvl w:val="0"/>
-          <w:numId w:val="1031"/>
+          <w:numId w:val="1032"/>
         </w:numPr>
         <w:pStyle w:val="Compact"/>
       </w:pPr>
@@ -8987,7 +9331,7 @@
       <w:pPr>
         <w:numPr>
           <w:ilvl w:val="0"/>
-          <w:numId w:val="1031"/>
+          <w:numId w:val="1032"/>
         </w:numPr>
         <w:pStyle w:val="Compact"/>
       </w:pPr>
@@ -9015,7 +9359,7 @@
       <w:pPr>
         <w:numPr>
           <w:ilvl w:val="0"/>
-          <w:numId w:val="1031"/>
+          <w:numId w:val="1032"/>
         </w:numPr>
         <w:pStyle w:val="Compact"/>
       </w:pPr>
@@ -9059,7 +9403,7 @@
       <w:pPr>
         <w:numPr>
           <w:ilvl w:val="0"/>
-          <w:numId w:val="1031"/>
+          <w:numId w:val="1032"/>
         </w:numPr>
         <w:pStyle w:val="Compact"/>
       </w:pPr>
@@ -9083,8 +9427,8 @@
         <w:t xml:space="preserve">entre qualité, latence, coût et reproductibilité (le choix de MiniLM-L6 plutôt que mpnet, le seuil DuckDuckGo à 0.9, le fallback Gemini en prod).</w:t>
       </w:r>
     </w:p>
-    <w:bookmarkEnd w:id="95"/>
-    <w:bookmarkStart w:id="96" w:name="sur-le-plan-organisationnel"/>
+    <w:bookmarkEnd w:id="96"/>
+    <w:bookmarkStart w:id="97" w:name="sur-le-plan-organisationnel"/>
     <w:p>
       <w:pPr>
         <w:pStyle w:val="Heading2"/>
@@ -9118,7 +9462,7 @@
       <w:pPr>
         <w:numPr>
           <w:ilvl w:val="0"/>
-          <w:numId w:val="1032"/>
+          <w:numId w:val="1033"/>
         </w:numPr>
         <w:pStyle w:val="Compact"/>
       </w:pPr>
@@ -9140,7 +9484,7 @@
       <w:pPr>
         <w:numPr>
           <w:ilvl w:val="0"/>
-          <w:numId w:val="1032"/>
+          <w:numId w:val="1033"/>
         </w:numPr>
         <w:pStyle w:val="Compact"/>
       </w:pPr>
@@ -9162,7 +9506,7 @@
       <w:pPr>
         <w:numPr>
           <w:ilvl w:val="0"/>
-          <w:numId w:val="1032"/>
+          <w:numId w:val="1033"/>
         </w:numPr>
         <w:pStyle w:val="Compact"/>
       </w:pPr>
@@ -9184,7 +9528,7 @@
       <w:pPr>
         <w:numPr>
           <w:ilvl w:val="0"/>
-          <w:numId w:val="1032"/>
+          <w:numId w:val="1033"/>
         </w:numPr>
         <w:pStyle w:val="Compact"/>
       </w:pPr>
@@ -9210,9 +9554,9 @@
         <w:t xml:space="preserve">Les itérations ont été nombreuses : nous avons identifié et corrigé en cours de route plusieurs problèmes (quota Gemini épuisé pendant les tests, sessions toutes nommées « Nouvelle conversation », bouton Hermes affiché sans contexte, absence d’historique des rendez-vous). Chaque correction a été commit, push et documentée — le repo GitHub raconte cette itération.</w:t>
       </w:r>
     </w:p>
-    <w:bookmarkEnd w:id="96"/>
     <w:bookmarkEnd w:id="97"/>
-    <w:bookmarkStart w:id="110" w:name="annexes"/>
+    <w:bookmarkEnd w:id="98"/>
+    <w:bookmarkStart w:id="111" w:name="annexes"/>
     <w:p>
       <w:pPr>
         <w:pStyle w:val="Heading1"/>
@@ -9221,7 +9565,7 @@
         <w:t xml:space="preserve">Annexes</w:t>
       </w:r>
     </w:p>
-    <w:bookmarkStart w:id="99" w:name="a.-repo-github"/>
+    <w:bookmarkStart w:id="100" w:name="a.-repo-github"/>
     <w:p>
       <w:pPr>
         <w:pStyle w:val="Heading2"/>
@@ -9234,7 +9578,7 @@
       <w:pPr>
         <w:pStyle w:val="FirstParagraph"/>
       </w:pPr>
-      <w:hyperlink r:id="rId98">
+      <w:hyperlink r:id="rId99">
         <w:r>
           <w:rPr>
             <w:rStyle w:val="Hyperlink"/>
@@ -9243,8 +9587,8 @@
         </w:r>
       </w:hyperlink>
     </w:p>
-    <w:bookmarkEnd w:id="99"/>
-    <w:bookmarkStart w:id="101" w:name="b.-url-de-production"/>
+    <w:bookmarkEnd w:id="100"/>
+    <w:bookmarkStart w:id="102" w:name="b.-url-de-production"/>
     <w:p>
       <w:pPr>
         <w:pStyle w:val="Heading2"/>
@@ -9257,7 +9601,7 @@
       <w:pPr>
         <w:pStyle w:val="FirstParagraph"/>
       </w:pPr>
-      <w:hyperlink r:id="rId100">
+      <w:hyperlink r:id="rId101">
         <w:r>
           <w:rPr>
             <w:rStyle w:val="Hyperlink"/>
@@ -9266,8 +9610,8 @@
         </w:r>
       </w:hyperlink>
     </w:p>
-    <w:bookmarkEnd w:id="101"/>
-    <w:bookmarkStart w:id="102" w:name="c.-compte-de-démonstration"/>
+    <w:bookmarkEnd w:id="102"/>
+    <w:bookmarkStart w:id="103" w:name="c.-compte-de-démonstration"/>
     <w:p>
       <w:pPr>
         <w:pStyle w:val="Heading2"/>
@@ -9280,7 +9624,7 @@
       <w:pPr>
         <w:numPr>
           <w:ilvl w:val="0"/>
-          <w:numId w:val="1033"/>
+          <w:numId w:val="1034"/>
         </w:numPr>
         <w:pStyle w:val="Compact"/>
       </w:pPr>
@@ -9301,7 +9645,7 @@
       <w:pPr>
         <w:numPr>
           <w:ilvl w:val="0"/>
-          <w:numId w:val="1033"/>
+          <w:numId w:val="1034"/>
         </w:numPr>
         <w:pStyle w:val="Compact"/>
       </w:pPr>
@@ -9326,8 +9670,8 @@
         <w:t xml:space="preserve">(Compte créé pour les tests, à utiliser pour la démonstration en soutenance.)</w:t>
       </w:r>
     </w:p>
-    <w:bookmarkEnd w:id="102"/>
-    <w:bookmarkStart w:id="103" w:name="Xffc2308ddb785b36fd071be70447b307b506cc1"/>
+    <w:bookmarkEnd w:id="103"/>
+    <w:bookmarkStart w:id="104" w:name="Xffc2308ddb785b36fd071be70447b307b506cc1"/>
     <w:p>
       <w:pPr>
         <w:pStyle w:val="Heading2"/>
@@ -9727,8 +10071,8 @@
         <w:t xml:space="preserve">Les slides 22 (« Intégration site + chatbot ») et 24 (« Polish UX — les détails qui comptent ») ont été ajoutées après l’ébauche initiale pour refléter le travail d’intégration du site MediGuide et les améliorations d’expérience utilisateur (badges de sources, auto-rename des sessions, section « Mes rendez-vous »).</w:t>
       </w:r>
     </w:p>
-    <w:bookmarkEnd w:id="103"/>
-    <w:bookmarkStart w:id="104" w:name="d.-structure-du-dépôt"/>
+    <w:bookmarkEnd w:id="104"/>
+    <w:bookmarkStart w:id="105" w:name="d.-structure-du-dépôt"/>
     <w:p>
       <w:pPr>
         <w:pStyle w:val="Heading2"/>
@@ -10081,8 +10425,8 @@
         <w:t xml:space="preserve">└── SKILLS.md                 # Référentiel compétences SAE</w:t>
       </w:r>
     </w:p>
-    <w:bookmarkEnd w:id="104"/>
-    <w:bookmarkStart w:id="105" w:name="e.-outils-utilisés"/>
+    <w:bookmarkEnd w:id="105"/>
+    <w:bookmarkStart w:id="106" w:name="e.-outils-utilisés"/>
     <w:p>
       <w:pPr>
         <w:pStyle w:val="Heading2"/>
@@ -10095,7 +10439,7 @@
       <w:pPr>
         <w:numPr>
           <w:ilvl w:val="0"/>
-          <w:numId w:val="1034"/>
+          <w:numId w:val="1035"/>
         </w:numPr>
         <w:pStyle w:val="Compact"/>
       </w:pPr>
@@ -10117,7 +10461,7 @@
       <w:pPr>
         <w:numPr>
           <w:ilvl w:val="0"/>
-          <w:numId w:val="1034"/>
+          <w:numId w:val="1035"/>
         </w:numPr>
         <w:pStyle w:val="Compact"/>
       </w:pPr>
@@ -10139,7 +10483,7 @@
       <w:pPr>
         <w:numPr>
           <w:ilvl w:val="0"/>
-          <w:numId w:val="1034"/>
+          <w:numId w:val="1035"/>
         </w:numPr>
         <w:pStyle w:val="Compact"/>
       </w:pPr>
@@ -10161,7 +10505,7 @@
       <w:pPr>
         <w:numPr>
           <w:ilvl w:val="0"/>
-          <w:numId w:val="1034"/>
+          <w:numId w:val="1035"/>
         </w:numPr>
         <w:pStyle w:val="Compact"/>
       </w:pPr>
@@ -10179,8 +10523,8 @@
         <w:t xml:space="preserve">: Markdown, pandoc (conversion en .docx et .pdf).</w:t>
       </w:r>
     </w:p>
-    <w:bookmarkEnd w:id="105"/>
-    <w:bookmarkStart w:id="108" w:name="f.-sources-documentaires-indexées"/>
+    <w:bookmarkEnd w:id="106"/>
+    <w:bookmarkStart w:id="109" w:name="f.-sources-documentaires-indexées"/>
     <w:p>
       <w:pPr>
         <w:pStyle w:val="Heading2"/>
@@ -10193,7 +10537,7 @@
       <w:pPr>
         <w:numPr>
           <w:ilvl w:val="0"/>
-          <w:numId w:val="1035"/>
+          <w:numId w:val="1036"/>
         </w:numPr>
         <w:pStyle w:val="Compact"/>
       </w:pPr>
@@ -10203,7 +10547,7 @@
       <w:r>
         <w:t xml:space="preserve"> </w:t>
       </w:r>
-      <w:hyperlink r:id="rId106">
+      <w:hyperlink r:id="rId107">
         <w:r>
           <w:rPr>
             <w:rStyle w:val="Hyperlink"/>
@@ -10216,7 +10560,7 @@
       <w:pPr>
         <w:numPr>
           <w:ilvl w:val="0"/>
-          <w:numId w:val="1035"/>
+          <w:numId w:val="1036"/>
         </w:numPr>
         <w:pStyle w:val="Compact"/>
       </w:pPr>
@@ -10226,7 +10570,7 @@
       <w:r>
         <w:t xml:space="preserve"> </w:t>
       </w:r>
-      <w:hyperlink r:id="rId107">
+      <w:hyperlink r:id="rId108">
         <w:r>
           <w:rPr>
             <w:rStyle w:val="Hyperlink"/>
@@ -10235,8 +10579,8 @@
         </w:r>
       </w:hyperlink>
     </w:p>
-    <w:bookmarkEnd w:id="108"/>
-    <w:bookmarkStart w:id="109" w:name="g.-disclaimer"/>
+    <w:bookmarkEnd w:id="109"/>
+    <w:bookmarkStart w:id="110" w:name="g.-disclaimer"/>
     <w:p>
       <w:pPr>
         <w:pStyle w:val="Heading2"/>
@@ -10282,8 +10626,8 @@
         <w:t xml:space="preserve">.</w:t>
       </w:r>
     </w:p>
-    <w:bookmarkEnd w:id="109"/>
     <w:bookmarkEnd w:id="110"/>
+    <w:bookmarkEnd w:id="111"/>
     <w:sectPr/>
   </w:body>
 </w:document>
@@ -10735,6 +11079,9 @@
     <w:abstractNumId w:val="991"/>
   </w:num>
   <w:num w:numId="1016">
+    <w:abstractNumId w:val="991"/>
+  </w:num>
+  <w:num w:numId="1017">
     <w:abstractNumId w:val="99411"/>
     <w:lvlOverride w:ilvl="0">
       <w:startOverride w:val="1"/>
@@ -10764,9 +11111,6 @@
       <w:startOverride w:val="1"/>
     </w:lvlOverride>
   </w:num>
-  <w:num w:numId="1017">
-    <w:abstractNumId w:val="991"/>
-  </w:num>
   <w:num w:numId="1018">
     <w:abstractNumId w:val="991"/>
   </w:num>
@@ -10777,34 +11121,7 @@
     <w:abstractNumId w:val="991"/>
   </w:num>
   <w:num w:numId="1021">
-    <w:abstractNumId w:val="99411"/>
-    <w:lvlOverride w:ilvl="0">
-      <w:startOverride w:val="1"/>
-    </w:lvlOverride>
-    <w:lvlOverride w:ilvl="1">
-      <w:startOverride w:val="1"/>
-    </w:lvlOverride>
-    <w:lvlOverride w:ilvl="2">
-      <w:startOverride w:val="1"/>
-    </w:lvlOverride>
-    <w:lvlOverride w:ilvl="3">
-      <w:startOverride w:val="1"/>
-    </w:lvlOverride>
-    <w:lvlOverride w:ilvl="4">
-      <w:startOverride w:val="1"/>
-    </w:lvlOverride>
-    <w:lvlOverride w:ilvl="5">
-      <w:startOverride w:val="1"/>
-    </w:lvlOverride>
-    <w:lvlOverride w:ilvl="6">
-      <w:startOverride w:val="1"/>
-    </w:lvlOverride>
-    <w:lvlOverride w:ilvl="7">
-      <w:startOverride w:val="1"/>
-    </w:lvlOverride>
-    <w:lvlOverride w:ilvl="8">
-      <w:startOverride w:val="1"/>
-    </w:lvlOverride>
+    <w:abstractNumId w:val="991"/>
   </w:num>
   <w:num w:numId="1022">
     <w:abstractNumId w:val="99411"/>
@@ -10837,18 +11154,6 @@
     </w:lvlOverride>
   </w:num>
   <w:num w:numId="1023">
-    <w:abstractNumId w:val="991"/>
-  </w:num>
-  <w:num w:numId="1024">
-    <w:abstractNumId w:val="991"/>
-  </w:num>
-  <w:num w:numId="1025">
-    <w:abstractNumId w:val="991"/>
-  </w:num>
-  <w:num w:numId="1026">
-    <w:abstractNumId w:val="991"/>
-  </w:num>
-  <w:num w:numId="1027">
     <w:abstractNumId w:val="99411"/>
     <w:lvlOverride w:ilvl="0">
       <w:startOverride w:val="1"/>
@@ -10878,13 +11183,19 @@
       <w:startOverride w:val="1"/>
     </w:lvlOverride>
   </w:num>
-  <w:num w:numId="1028">
+  <w:num w:numId="1024">
     <w:abstractNumId w:val="991"/>
   </w:num>
-  <w:num w:numId="1029">
+  <w:num w:numId="1025">
     <w:abstractNumId w:val="991"/>
   </w:num>
-  <w:num w:numId="1030">
+  <w:num w:numId="1026">
+    <w:abstractNumId w:val="991"/>
+  </w:num>
+  <w:num w:numId="1027">
+    <w:abstractNumId w:val="991"/>
+  </w:num>
+  <w:num w:numId="1028">
     <w:abstractNumId w:val="99411"/>
     <w:lvlOverride w:ilvl="0">
       <w:startOverride w:val="1"/>
@@ -10914,8 +11225,41 @@
       <w:startOverride w:val="1"/>
     </w:lvlOverride>
   </w:num>
+  <w:num w:numId="1029">
+    <w:abstractNumId w:val="991"/>
+  </w:num>
+  <w:num w:numId="1030">
+    <w:abstractNumId w:val="991"/>
+  </w:num>
   <w:num w:numId="1031">
-    <w:abstractNumId w:val="991"/>
+    <w:abstractNumId w:val="99411"/>
+    <w:lvlOverride w:ilvl="0">
+      <w:startOverride w:val="1"/>
+    </w:lvlOverride>
+    <w:lvlOverride w:ilvl="1">
+      <w:startOverride w:val="1"/>
+    </w:lvlOverride>
+    <w:lvlOverride w:ilvl="2">
+      <w:startOverride w:val="1"/>
+    </w:lvlOverride>
+    <w:lvlOverride w:ilvl="3">
+      <w:startOverride w:val="1"/>
+    </w:lvlOverride>
+    <w:lvlOverride w:ilvl="4">
+      <w:startOverride w:val="1"/>
+    </w:lvlOverride>
+    <w:lvlOverride w:ilvl="5">
+      <w:startOverride w:val="1"/>
+    </w:lvlOverride>
+    <w:lvlOverride w:ilvl="6">
+      <w:startOverride w:val="1"/>
+    </w:lvlOverride>
+    <w:lvlOverride w:ilvl="7">
+      <w:startOverride w:val="1"/>
+    </w:lvlOverride>
+    <w:lvlOverride w:ilvl="8">
+      <w:startOverride w:val="1"/>
+    </w:lvlOverride>
   </w:num>
   <w:num w:numId="1032">
     <w:abstractNumId w:val="991"/>
@@ -10927,6 +11271,9 @@
     <w:abstractNumId w:val="991"/>
   </w:num>
   <w:num w:numId="1035">
+    <w:abstractNumId w:val="991"/>
+  </w:num>
+  <w:num w:numId="1036">
     <w:abstractNumId w:val="991"/>
   </w:num>
 </w:numbering>

--- a/docs/rapport.docx
+++ b/docs/rapport.docx
@@ -4503,7 +4503,7 @@
     </w:p>
     <w:bookmarkEnd w:id="51"/>
     <w:bookmarkEnd w:id="52"/>
-    <w:bookmarkStart w:id="60" w:name="Xc44800a44757daddd9ae3619e9df2308382a424"/>
+    <w:bookmarkStart w:id="69" w:name="Xc44800a44757daddd9ae3619e9df2308382a424"/>
     <w:p>
       <w:pPr>
         <w:pStyle w:val="Heading1"/>
@@ -5030,7 +5030,7 @@
       </w:r>
     </w:p>
     <w:bookmarkEnd w:id="56"/>
-    <w:bookmarkStart w:id="57" w:name="Xe6566a00021a3e423d44a5ec85dc2b214a86a36"/>
+    <w:bookmarkStart w:id="63" w:name="Xe6566a00021a3e423d44a5ec85dc2b214a86a36"/>
     <w:p>
       <w:pPr>
         <w:pStyle w:val="Heading2"/>
@@ -5135,8 +5135,118 @@
         <w:t xml:space="preserve">— l’utilisateur peut le retrouver à tout moment lors de ses prochaines sessions. C’est cette persistance qui distingue notre intégration d’un simple toast éphémère.</w:t>
       </w:r>
     </w:p>
-    <w:bookmarkEnd w:id="57"/>
-    <w:bookmarkStart w:id="58" w:name="Xf4bf6a6440e7916f06a8c0cf8d52e0789894d62"/>
+    <w:p>
+      <w:pPr>
+        <w:pStyle w:val="CaptionedFigure"/>
+      </w:pPr>
+      <w:r>
+        <w:drawing>
+          <wp:inline>
+            <wp:extent cx="5067300" cy="3209290"/>
+            <wp:effectExtent b="0" l="0" r="0" t="0"/>
+            <wp:docPr descr="Conversation Alzheimer : réponse Gemini avec badge « DOCUMENTS OFFICIELS (HAS/INCA) », sidebar avec sessions auto-renommées et section « Mes rendez-vous »" title="" id="58" name="Picture"/>
+            <a:graphic>
+              <a:graphicData uri="http://schemas.openxmlformats.org/drawingml/2006/picture">
+                <pic:pic>
+                  <pic:nvPicPr>
+                    <pic:cNvPr descr="captures/05-chat-reponse-doc.png" id="59" name="Picture"/>
+                    <pic:cNvPicPr>
+                      <a:picLocks noChangeArrowheads="1" noChangeAspect="1"/>
+                    </pic:cNvPicPr>
+                  </pic:nvPicPr>
+                  <pic:blipFill>
+                    <a:blip r:embed="rId57"/>
+                    <a:stretch>
+                      <a:fillRect/>
+                    </a:stretch>
+                  </pic:blipFill>
+                  <pic:spPr bwMode="auto">
+                    <a:xfrm>
+                      <a:off x="0" y="0"/>
+                      <a:ext cx="5067300" cy="3209290"/>
+                    </a:xfrm>
+                    <a:prstGeom prst="rect">
+                      <a:avLst/>
+                    </a:prstGeom>
+                    <a:noFill/>
+                    <a:ln w="9525">
+                      <a:noFill/>
+                      <a:headEnd/>
+                      <a:tailEnd/>
+                    </a:ln>
+                  </pic:spPr>
+                </pic:pic>
+              </a:graphicData>
+            </a:graphic>
+          </wp:inline>
+        </w:drawing>
+      </w:r>
+    </w:p>
+    <w:p>
+      <w:pPr>
+        <w:pStyle w:val="ImageCaption"/>
+      </w:pPr>
+      <w:r>
+        <w:t xml:space="preserve">Conversation Alzheimer : réponse Gemini avec badge « DOCUMENTS OFFICIELS (HAS/INCA) », sidebar avec sessions auto-renommées et section « Mes rendez-vous »</w:t>
+      </w:r>
+    </w:p>
+    <w:p>
+      <w:pPr>
+        <w:pStyle w:val="CaptionedFigure"/>
+      </w:pPr>
+      <w:r>
+        <w:drawing>
+          <wp:inline>
+            <wp:extent cx="5067300" cy="3716020"/>
+            <wp:effectExtent b="0" l="0" r="0" t="0"/>
+            <wp:docPr descr="Hermes recommande Neurologue après analyse de la conversation, propose un créneau du Dr. Karim Lefebvre, bouton « Réserver » teal" title="" id="61" name="Picture"/>
+            <a:graphic>
+              <a:graphicData uri="http://schemas.openxmlformats.org/drawingml/2006/picture">
+                <pic:pic>
+                  <pic:nvPicPr>
+                    <pic:cNvPr descr="captures/06-hermes-recommend.png" id="62" name="Picture"/>
+                    <pic:cNvPicPr>
+                      <a:picLocks noChangeArrowheads="1" noChangeAspect="1"/>
+                    </pic:cNvPicPr>
+                  </pic:nvPicPr>
+                  <pic:blipFill>
+                    <a:blip r:embed="rId60"/>
+                    <a:stretch>
+                      <a:fillRect/>
+                    </a:stretch>
+                  </pic:blipFill>
+                  <pic:spPr bwMode="auto">
+                    <a:xfrm>
+                      <a:off x="0" y="0"/>
+                      <a:ext cx="5067300" cy="3716020"/>
+                    </a:xfrm>
+                    <a:prstGeom prst="rect">
+                      <a:avLst/>
+                    </a:prstGeom>
+                    <a:noFill/>
+                    <a:ln w="9525">
+                      <a:noFill/>
+                      <a:headEnd/>
+                      <a:tailEnd/>
+                    </a:ln>
+                  </pic:spPr>
+                </pic:pic>
+              </a:graphicData>
+            </a:graphic>
+          </wp:inline>
+        </w:drawing>
+      </w:r>
+    </w:p>
+    <w:p>
+      <w:pPr>
+        <w:pStyle w:val="ImageCaption"/>
+      </w:pPr>
+      <w:r>
+        <w:t xml:space="preserve">Hermes recommande Neurologue après analyse de la conversation, propose un créneau du Dr. Karim Lefebvre, bouton « Réserver » teal</w:t>
+      </w:r>
+    </w:p>
+    <w:bookmarkEnd w:id="63"/>
+    <w:bookmarkStart w:id="64" w:name="Xf4bf6a6440e7916f06a8c0cf8d52e0789894d62"/>
     <w:p>
       <w:pPr>
         <w:pStyle w:val="Heading2"/>
@@ -5181,8 +5291,8 @@
         <w:t xml:space="preserve">. Le chatbot médical fonctionnerait à 100 % sans Hermes — c’est un module strictement additionnel.</w:t>
       </w:r>
     </w:p>
-    <w:bookmarkEnd w:id="58"/>
-    <w:bookmarkStart w:id="59" w:name="Xd3fca6356f52dfb47806df5588697ef78324856"/>
+    <w:bookmarkEnd w:id="64"/>
+    <w:bookmarkStart w:id="68" w:name="Xd3fca6356f52dfb47806df5588697ef78324856"/>
     <w:p>
       <w:pPr>
         <w:pStyle w:val="Heading2"/>
@@ -5525,966 +5635,1131 @@
         <w:t xml:space="preserve">— la notif est silencieusement skippée, l’infra reste prête pour N praticiens.</w:t>
       </w:r>
     </w:p>
-    <w:bookmarkEnd w:id="59"/>
-    <w:bookmarkEnd w:id="60"/>
-    <w:bookmarkStart w:id="64" w:name="Xda92cbb1a01626b287228097dc4d7de916dd714"/>
-    <w:p>
-      <w:pPr>
-        <w:pStyle w:val="Heading1"/>
-      </w:pPr>
-      <w:r>
-        <w:t xml:space="preserve">Gestion de la base de données et des sessions</w:t>
-      </w:r>
-    </w:p>
-    <w:bookmarkStart w:id="61" w:name="modèle-de-données"/>
-    <w:p>
-      <w:pPr>
-        <w:pStyle w:val="Heading2"/>
-      </w:pPr>
-      <w:r>
-        <w:t xml:space="preserve">Modèle de données</w:t>
-      </w:r>
-    </w:p>
-    <w:p>
-      <w:pPr>
-        <w:pStyle w:val="FirstParagraph"/>
-      </w:pPr>
-      <w:r>
-        <w:t xml:space="preserve">Le schéma SQLAlchemy comprend</w:t>
-      </w:r>
-      <w:r>
-        <w:t xml:space="preserve"> </w:t>
-      </w:r>
-      <w:r>
-        <w:rPr>
-          <w:bCs/>
-          <w:b/>
-        </w:rPr>
-        <w:t xml:space="preserve">5 tables</w:t>
-      </w:r>
-      <w:r>
-        <w:t xml:space="preserve"> </w:t>
-      </w:r>
-      <w:r>
-        <w:t xml:space="preserve">:</w:t>
-      </w:r>
-    </w:p>
-    <w:p>
-      <w:pPr>
-        <w:pStyle w:val="SourceCode"/>
-      </w:pPr>
-      <w:r>
-        <w:rPr>
-          <w:rStyle w:val="NormalTok"/>
-        </w:rPr>
-        <w:t xml:space="preserve">User         (</w:t>
-      </w:r>
-      <w:r>
-        <w:rPr>
-          <w:rStyle w:val="BuiltInTok"/>
-        </w:rPr>
-        <w:t xml:space="preserve">id</w:t>
-      </w:r>
-      <w:r>
-        <w:rPr>
-          <w:rStyle w:val="NormalTok"/>
-        </w:rPr>
-        <w:t xml:space="preserve">, username, email, hashed_password, created_at)</w:t>
-      </w:r>
-      <w:r>
-        <w:br/>
-      </w:r>
-      <w:r>
-        <w:rPr>
-          <w:rStyle w:val="NormalTok"/>
-        </w:rPr>
-        <w:t xml:space="preserve">Session      (</w:t>
-      </w:r>
-      <w:r>
-        <w:rPr>
-          <w:rStyle w:val="BuiltInTok"/>
-        </w:rPr>
-        <w:t xml:space="preserve">id</w:t>
-      </w:r>
-      <w:r>
-        <w:rPr>
-          <w:rStyle w:val="NormalTok"/>
-        </w:rPr>
-        <w:t xml:space="preserve">, title, user_id FK, created_at)</w:t>
-      </w:r>
-      <w:r>
-        <w:br/>
-      </w:r>
-      <w:r>
-        <w:rPr>
-          <w:rStyle w:val="NormalTok"/>
-        </w:rPr>
-        <w:t xml:space="preserve">Message      (</w:t>
-      </w:r>
-      <w:r>
-        <w:rPr>
-          <w:rStyle w:val="BuiltInTok"/>
-        </w:rPr>
-        <w:t xml:space="preserve">id</w:t>
-      </w:r>
-      <w:r>
-        <w:rPr>
-          <w:rStyle w:val="NormalTok"/>
-        </w:rPr>
-        <w:t xml:space="preserve">, session_id FK, role, content, source, created_at)</w:t>
-      </w:r>
-      <w:r>
-        <w:br/>
-      </w:r>
-      <w:r>
-        <w:rPr>
-          <w:rStyle w:val="NormalTok"/>
-        </w:rPr>
-        <w:t xml:space="preserve">Doctor       (</w:t>
-      </w:r>
-      <w:r>
-        <w:rPr>
-          <w:rStyle w:val="BuiltInTok"/>
-        </w:rPr>
-        <w:t xml:space="preserve">id</w:t>
-      </w:r>
-      <w:r>
-        <w:rPr>
-          <w:rStyle w:val="NormalTok"/>
-        </w:rPr>
-        <w:t xml:space="preserve">, nom, specialite [index], creneaux_disponibles)</w:t>
-      </w:r>
-      <w:r>
-        <w:br/>
-      </w:r>
-      <w:r>
-        <w:rPr>
-          <w:rStyle w:val="NormalTok"/>
-        </w:rPr>
-        <w:t xml:space="preserve">Appointment  (</w:t>
-      </w:r>
-      <w:r>
-        <w:rPr>
-          <w:rStyle w:val="BuiltInTok"/>
-        </w:rPr>
-        <w:t xml:space="preserve">id</w:t>
-      </w:r>
-      <w:r>
-        <w:rPr>
-          <w:rStyle w:val="NormalTok"/>
-        </w:rPr>
-        <w:t xml:space="preserve">, user_id FK, session_id FK, doctor_id FK, creneau, statut, created_at)</w:t>
-      </w:r>
-    </w:p>
-    <w:p>
-      <w:pPr>
-        <w:pStyle w:val="FirstParagraph"/>
-      </w:pPr>
-      <w:r>
-        <w:t xml:space="preserve">Le champ</w:t>
-      </w:r>
-      <w:r>
-        <w:t xml:space="preserve"> </w:t>
-      </w:r>
-      <w:r>
-        <w:rPr>
-          <w:rStyle w:val="VerbatimChar"/>
-        </w:rPr>
-        <w:t xml:space="preserve">Message.source</w:t>
-      </w:r>
-      <w:r>
-        <w:t xml:space="preserve"> </w:t>
-      </w:r>
-      <w:r>
-        <w:t xml:space="preserve">distingue les réponses</w:t>
-      </w:r>
-      <w:r>
-        <w:t xml:space="preserve"> </w:t>
-      </w:r>
-      <w:r>
-        <w:rPr>
-          <w:bCs/>
-          <w:b/>
-        </w:rPr>
-        <w:t xml:space="preserve">basées sur les documents officiels</w:t>
-      </w:r>
-      <w:r>
-        <w:t xml:space="preserve"> </w:t>
-      </w:r>
-      <w:r>
-        <w:t xml:space="preserve">(</w:t>
-      </w:r>
-      <w:r>
-        <w:rPr>
-          <w:rStyle w:val="VerbatimChar"/>
-        </w:rPr>
-        <w:t xml:space="preserve">"doc"</w:t>
-      </w:r>
-      <w:r>
-        <w:t xml:space="preserve">) de celles</w:t>
-      </w:r>
-      <w:r>
-        <w:t xml:space="preserve"> </w:t>
-      </w:r>
-      <w:r>
-        <w:rPr>
-          <w:bCs/>
-          <w:b/>
-        </w:rPr>
-        <w:t xml:space="preserve">basées sur la recherche web</w:t>
-      </w:r>
-      <w:r>
-        <w:t xml:space="preserve"> </w:t>
-      </w:r>
-      <w:r>
-        <w:t xml:space="preserve">(</w:t>
-      </w:r>
-      <w:r>
-        <w:rPr>
-          <w:rStyle w:val="VerbatimChar"/>
-        </w:rPr>
-        <w:t xml:space="preserve">"web"</w:t>
-      </w:r>
-      <w:r>
-        <w:t xml:space="preserve">), pour affichage différencié dans l’UI.</w:t>
-      </w:r>
-    </w:p>
-    <w:bookmarkEnd w:id="61"/>
-    <w:bookmarkStart w:id="62" w:name="authentification"/>
-    <w:p>
-      <w:pPr>
-        <w:pStyle w:val="Heading2"/>
-      </w:pPr>
-      <w:r>
-        <w:t xml:space="preserve">Authentification</w:t>
-      </w:r>
-    </w:p>
-    <w:p>
-      <w:pPr>
-        <w:pStyle w:val="FirstParagraph"/>
-      </w:pPr>
-      <w:r>
-        <w:t xml:space="preserve">Un système classique</w:t>
-      </w:r>
-      <w:r>
-        <w:t xml:space="preserve"> </w:t>
-      </w:r>
-      <w:r>
-        <w:rPr>
-          <w:bCs/>
-          <w:b/>
-        </w:rPr>
-        <w:t xml:space="preserve">JWT Bearer Token</w:t>
-      </w:r>
-      <w:r>
-        <w:t xml:space="preserve"> </w:t>
-      </w:r>
-      <w:r>
-        <w:t xml:space="preserve">(PyJOSE) avec mot de passe haché en</w:t>
-      </w:r>
-      <w:r>
-        <w:t xml:space="preserve"> </w:t>
-      </w:r>
-      <w:r>
-        <w:rPr>
-          <w:bCs/>
-          <w:b/>
-        </w:rPr>
-        <w:t xml:space="preserve">bcrypt</w:t>
-      </w:r>
-      <w:r>
-        <w:t xml:space="preserve"> </w:t>
-      </w:r>
-      <w:r>
-        <w:t xml:space="preserve">:</w:t>
-      </w:r>
-    </w:p>
-    <w:p>
-      <w:pPr>
-        <w:numPr>
-          <w:ilvl w:val="0"/>
-          <w:numId w:val="1014"/>
-        </w:numPr>
-        <w:pStyle w:val="Compact"/>
-      </w:pPr>
-      <w:r>
-        <w:rPr>
-          <w:rStyle w:val="VerbatimChar"/>
-        </w:rPr>
-        <w:t xml:space="preserve">POST /auth/register</w:t>
-      </w:r>
-      <w:r>
-        <w:t xml:space="preserve"> </w:t>
-      </w:r>
-      <w:r>
-        <w:t xml:space="preserve">crée un compte (username, email, mot de passe haché en bcrypt).</w:t>
-      </w:r>
-    </w:p>
-    <w:p>
-      <w:pPr>
-        <w:numPr>
-          <w:ilvl w:val="0"/>
-          <w:numId w:val="1014"/>
-        </w:numPr>
-        <w:pStyle w:val="Compact"/>
-      </w:pPr>
-      <w:r>
-        <w:rPr>
-          <w:rStyle w:val="VerbatimChar"/>
-        </w:rPr>
-        <w:t xml:space="preserve">POST /auth/login</w:t>
-      </w:r>
-      <w:r>
-        <w:t xml:space="preserve"> </w:t>
-      </w:r>
-      <w:r>
-        <w:t xml:space="preserve">retourne un access token JWT signé HS256 (expiration 60 minutes).</w:t>
-      </w:r>
-    </w:p>
-    <w:p>
-      <w:pPr>
-        <w:numPr>
-          <w:ilvl w:val="0"/>
-          <w:numId w:val="1014"/>
-        </w:numPr>
-        <w:pStyle w:val="Compact"/>
-      </w:pPr>
-      <w:r>
-        <w:t xml:space="preserve">Toute route protégée extrait l’utilisateur courant via</w:t>
-      </w:r>
-      <w:r>
-        <w:t xml:space="preserve"> </w:t>
-      </w:r>
-      <w:r>
-        <w:rPr>
-          <w:rStyle w:val="VerbatimChar"/>
-        </w:rPr>
-        <w:t xml:space="preserve">Depends(get_current_user)</w:t>
-      </w:r>
-      <w:r>
-        <w:t xml:space="preserve">.</w:t>
-      </w:r>
-    </w:p>
-    <w:bookmarkEnd w:id="62"/>
-    <w:bookmarkStart w:id="63" w:name="migration-de-schéma-au-runtime"/>
-    <w:p>
-      <w:pPr>
-        <w:pStyle w:val="Heading2"/>
-      </w:pPr>
-      <w:r>
-        <w:t xml:space="preserve">Migration de schéma au runtime</w:t>
-      </w:r>
-    </w:p>
-    <w:p>
-      <w:pPr>
-        <w:pStyle w:val="FirstParagraph"/>
-      </w:pPr>
-      <w:r>
-        <w:t xml:space="preserve">Lorsque nous avons ajouté le champ</w:t>
-      </w:r>
-      <w:r>
-        <w:t xml:space="preserve"> </w:t>
-      </w:r>
-      <w:r>
-        <w:rPr>
-          <w:rStyle w:val="VerbatimChar"/>
-        </w:rPr>
-        <w:t xml:space="preserve">Message.source</w:t>
-      </w:r>
-      <w:r>
-        <w:t xml:space="preserve">, la base de données existante (déjà déployée en prod) ne contenait pas cette colonne. Plutôt que d’imposer une migration manuelle, le code détecte automatiquement au démarrage si la colonne existe et la crée si besoin :</w:t>
-      </w:r>
-    </w:p>
-    <w:p>
-      <w:pPr>
-        <w:pStyle w:val="SourceCode"/>
-      </w:pPr>
-      <w:r>
-        <w:rPr>
-          <w:rStyle w:val="NormalTok"/>
-        </w:rPr>
-        <w:t xml:space="preserve">columns </w:t>
-      </w:r>
-      <w:r>
-        <w:rPr>
-          <w:rStyle w:val="OperatorTok"/>
-        </w:rPr>
-        <w:t xml:space="preserve">=</w:t>
-      </w:r>
-      <w:r>
-        <w:rPr>
-          <w:rStyle w:val="NormalTok"/>
-        </w:rPr>
-        <w:t xml:space="preserve"> [row[</w:t>
-      </w:r>
-      <w:r>
-        <w:rPr>
-          <w:rStyle w:val="DecValTok"/>
-        </w:rPr>
-        <w:t xml:space="preserve">1</w:t>
-      </w:r>
-      <w:r>
-        <w:rPr>
-          <w:rStyle w:val="NormalTok"/>
-        </w:rPr>
-        <w:t xml:space="preserve">] </w:t>
-      </w:r>
-      <w:r>
-        <w:rPr>
-          <w:rStyle w:val="ControlFlowTok"/>
-        </w:rPr>
-        <w:t xml:space="preserve">for</w:t>
-      </w:r>
-      <w:r>
-        <w:rPr>
-          <w:rStyle w:val="NormalTok"/>
-        </w:rPr>
-        <w:t xml:space="preserve"> row </w:t>
-      </w:r>
-      <w:r>
-        <w:rPr>
-          <w:rStyle w:val="KeywordTok"/>
-        </w:rPr>
-        <w:t xml:space="preserve">in</w:t>
-      </w:r>
-      <w:r>
-        <w:rPr>
-          <w:rStyle w:val="NormalTok"/>
-        </w:rPr>
-        <w:t xml:space="preserve"> conn.execute(text(</w:t>
-      </w:r>
-      <w:r>
-        <w:rPr>
-          <w:rStyle w:val="StringTok"/>
-        </w:rPr>
-        <w:t xml:space="preserve">"PRAGMA table_info(messages)"</w:t>
-      </w:r>
-      <w:r>
-        <w:rPr>
-          <w:rStyle w:val="NormalTok"/>
-        </w:rPr>
-        <w:t xml:space="preserve">))]</w:t>
-      </w:r>
-      <w:r>
-        <w:br/>
-      </w:r>
-      <w:r>
-        <w:rPr>
-          <w:rStyle w:val="ControlFlowTok"/>
-        </w:rPr>
-        <w:t xml:space="preserve">if</w:t>
-      </w:r>
-      <w:r>
-        <w:rPr>
-          <w:rStyle w:val="NormalTok"/>
-        </w:rPr>
-        <w:t xml:space="preserve"> </w:t>
-      </w:r>
-      <w:r>
-        <w:rPr>
-          <w:rStyle w:val="StringTok"/>
-        </w:rPr>
-        <w:t xml:space="preserve">"source"</w:t>
-      </w:r>
-      <w:r>
-        <w:rPr>
-          <w:rStyle w:val="NormalTok"/>
-        </w:rPr>
-        <w:t xml:space="preserve"> </w:t>
-      </w:r>
-      <w:r>
-        <w:rPr>
-          <w:rStyle w:val="KeywordTok"/>
-        </w:rPr>
-        <w:t xml:space="preserve">not</w:t>
-      </w:r>
-      <w:r>
-        <w:rPr>
-          <w:rStyle w:val="NormalTok"/>
-        </w:rPr>
-        <w:t xml:space="preserve"> </w:t>
-      </w:r>
-      <w:r>
-        <w:rPr>
-          <w:rStyle w:val="KeywordTok"/>
-        </w:rPr>
-        <w:t xml:space="preserve">in</w:t>
-      </w:r>
-      <w:r>
-        <w:rPr>
-          <w:rStyle w:val="NormalTok"/>
-        </w:rPr>
-        <w:t xml:space="preserve"> columns:</w:t>
-      </w:r>
-      <w:r>
-        <w:br/>
-      </w:r>
-      <w:r>
-        <w:rPr>
-          <w:rStyle w:val="NormalTok"/>
-        </w:rPr>
-        <w:t xml:space="preserve">    conn.execute(text(</w:t>
-      </w:r>
-      <w:r>
-        <w:rPr>
-          <w:rStyle w:val="StringTok"/>
-        </w:rPr>
-        <w:t xml:space="preserve">"ALTER TABLE messages ADD COLUMN source VARCHAR"</w:t>
-      </w:r>
-      <w:r>
-        <w:rPr>
-          <w:rStyle w:val="NormalTok"/>
-        </w:rPr>
-        <w:t xml:space="preserve">))</w:t>
-      </w:r>
-      <w:r>
-        <w:br/>
-      </w:r>
-      <w:r>
-        <w:rPr>
-          <w:rStyle w:val="NormalTok"/>
-        </w:rPr>
-        <w:t xml:space="preserve">    conn.commit()</w:t>
-      </w:r>
-    </w:p>
-    <w:p>
-      <w:pPr>
-        <w:pStyle w:val="FirstParagraph"/>
-      </w:pPr>
-      <w:r>
-        <w:t xml:space="preserve">C’est idempotent (sans effet sur une base déjà à jour) et permet à Yousra de pull la dernière version localement sans aucune action additionnelle.</w:t>
-      </w:r>
-    </w:p>
-    <w:bookmarkEnd w:id="63"/>
-    <w:bookmarkEnd w:id="64"/>
-    <w:bookmarkStart w:id="69" w:name="frontend-streamlit"/>
-    <w:p>
-      <w:pPr>
-        <w:pStyle w:val="Heading1"/>
-      </w:pPr>
-      <w:r>
-        <w:t xml:space="preserve">Frontend Streamlit</w:t>
-      </w:r>
-    </w:p>
-    <w:bookmarkStart w:id="65" w:name="pages-et-navigation"/>
-    <w:p>
-      <w:pPr>
-        <w:pStyle w:val="Heading2"/>
-      </w:pPr>
-      <w:r>
-        <w:t xml:space="preserve">Pages et navigation</w:t>
-      </w:r>
-    </w:p>
-    <w:p>
-      <w:pPr>
-        <w:pStyle w:val="FirstParagraph"/>
-      </w:pPr>
-      <w:r>
-        <w:t xml:space="preserve">Le frontend Streamlit (</w:t>
-      </w:r>
-      <w:r>
-        <w:rPr>
-          <w:rStyle w:val="VerbatimChar"/>
-        </w:rPr>
-        <w:t xml:space="preserve">frontend/app.py</w:t>
-      </w:r>
-      <w:r>
-        <w:t xml:space="preserve">) est organisé en deux pages contrôlées par un</w:t>
-      </w:r>
-      <w:r>
-        <w:t xml:space="preserve"> </w:t>
-      </w:r>
-      <w:r>
-        <w:rPr>
-          <w:rStyle w:val="VerbatimChar"/>
-        </w:rPr>
-        <w:t xml:space="preserve">st.session_state.page</w:t>
-      </w:r>
-      <w:r>
-        <w:t xml:space="preserve"> </w:t>
-      </w:r>
-      <w:r>
-        <w:t xml:space="preserve">:</w:t>
-      </w:r>
-    </w:p>
-    <w:p>
-      <w:pPr>
-        <w:numPr>
-          <w:ilvl w:val="0"/>
-          <w:numId w:val="1015"/>
-        </w:numPr>
-        <w:pStyle w:val="Compact"/>
-      </w:pPr>
-      <w:r>
-        <w:rPr>
-          <w:bCs/>
-          <w:b/>
-        </w:rPr>
-        <w:t xml:space="preserve">Page</w:t>
-      </w:r>
-      <w:r>
-        <w:rPr>
-          <w:bCs/>
-          <w:b/>
-        </w:rPr>
-        <w:t xml:space="preserve"> </w:t>
-      </w:r>
-      <w:r>
-        <w:rPr>
-          <w:rStyle w:val="VerbatimChar"/>
-          <w:bCs/>
-          <w:b/>
-        </w:rPr>
-        <w:t xml:space="preserve">login</w:t>
-      </w:r>
-      <w:r>
-        <w:t xml:space="preserve"> </w:t>
-      </w:r>
-      <w:r>
-        <w:t xml:space="preserve">: deux onglets (Se connecter / Créer un compte) avec un design centré et un hero teal.</w:t>
-      </w:r>
-    </w:p>
-    <w:p>
-      <w:pPr>
-        <w:numPr>
-          <w:ilvl w:val="0"/>
-          <w:numId w:val="1015"/>
-        </w:numPr>
-        <w:pStyle w:val="Compact"/>
-      </w:pPr>
-      <w:r>
-        <w:rPr>
-          <w:bCs/>
-          <w:b/>
-        </w:rPr>
-        <w:t xml:space="preserve">Page</w:t>
-      </w:r>
-      <w:r>
-        <w:rPr>
-          <w:bCs/>
-          <w:b/>
-        </w:rPr>
-        <w:t xml:space="preserve"> </w:t>
-      </w:r>
-      <w:r>
-        <w:rPr>
-          <w:rStyle w:val="VerbatimChar"/>
-          <w:bCs/>
-          <w:b/>
-        </w:rPr>
-        <w:t xml:space="preserve">chat</w:t>
-      </w:r>
-      <w:r>
-        <w:t xml:space="preserve"> </w:t>
-      </w:r>
-      <w:r>
-        <w:t xml:space="preserve">: sidebar avec liste des conversations + section « Mes rendez-vous », zone principale avec historique et input.</w:t>
-      </w:r>
-    </w:p>
-    <w:bookmarkEnd w:id="65"/>
-    <w:bookmarkStart w:id="66" w:name="X857c2c7e9be3ed0978c352b22c498d2fb5d80a0"/>
-    <w:p>
-      <w:pPr>
-        <w:pStyle w:val="Heading2"/>
-      </w:pPr>
-      <w:r>
-        <w:t xml:space="preserve">Styling — un thème CSS personnalisé pour casser le look « Streamlit default »</w:t>
-      </w:r>
-    </w:p>
-    <w:p>
-      <w:pPr>
-        <w:pStyle w:val="FirstParagraph"/>
-      </w:pPr>
-      <w:r>
-        <w:t xml:space="preserve">Streamlit a une apparence par défaut très reconnaissable. Pour donner à MediGuide une identité visuelle cohérente avec son domaine médical, nous avons injecté un thème CSS personnalisé via</w:t>
-      </w:r>
-      <w:r>
-        <w:t xml:space="preserve"> </w:t>
-      </w:r>
-      <w:r>
-        <w:rPr>
-          <w:rStyle w:val="VerbatimChar"/>
-        </w:rPr>
-        <w:t xml:space="preserve">st.markdown(..., unsafe_allow_html=True)</w:t>
-      </w:r>
-      <w:r>
-        <w:t xml:space="preserve"> </w:t>
-      </w:r>
-      <w:r>
-        <w:t xml:space="preserve">:</w:t>
-      </w:r>
-    </w:p>
-    <w:p>
-      <w:pPr>
-        <w:numPr>
-          <w:ilvl w:val="0"/>
-          <w:numId w:val="1016"/>
-        </w:numPr>
-        <w:pStyle w:val="Compact"/>
-      </w:pPr>
-      <w:r>
-        <w:t xml:space="preserve">Palette</w:t>
-      </w:r>
-      <w:r>
-        <w:t xml:space="preserve"> </w:t>
-      </w:r>
-      <w:r>
-        <w:rPr>
-          <w:bCs/>
-          <w:b/>
-        </w:rPr>
-        <w:t xml:space="preserve">teal médical</w:t>
-      </w:r>
-      <w:r>
-        <w:t xml:space="preserve"> </w:t>
-      </w:r>
-      <w:r>
-        <w:t xml:space="preserve">(</w:t>
-      </w:r>
-      <w:r>
-        <w:rPr>
-          <w:rStyle w:val="VerbatimChar"/>
-        </w:rPr>
-        <w:t xml:space="preserve">#0f766e</w:t>
-      </w:r>
-      <w:r>
-        <w:t xml:space="preserve">,</w:t>
-      </w:r>
-      <w:r>
-        <w:t xml:space="preserve"> </w:t>
-      </w:r>
-      <w:r>
-        <w:rPr>
-          <w:rStyle w:val="VerbatimChar"/>
-        </w:rPr>
-        <w:t xml:space="preserve">#14b8a6</w:t>
-      </w:r>
-      <w:r>
-        <w:t xml:space="preserve">) en couleur primaire — proche du standard hospitalier français mais plus moderne.</w:t>
-      </w:r>
-    </w:p>
-    <w:p>
-      <w:pPr>
-        <w:numPr>
-          <w:ilvl w:val="0"/>
-          <w:numId w:val="1016"/>
-        </w:numPr>
-        <w:pStyle w:val="Compact"/>
-      </w:pPr>
-      <w:r>
-        <w:t xml:space="preserve">Sidebar avec</w:t>
-      </w:r>
-      <w:r>
-        <w:t xml:space="preserve"> </w:t>
-      </w:r>
-      <w:r>
-        <w:rPr>
-          <w:bCs/>
-          <w:b/>
-        </w:rPr>
-        <w:t xml:space="preserve">dégradé sombre</w:t>
-      </w:r>
-      <w:r>
-        <w:t xml:space="preserve"> </w:t>
-      </w:r>
-      <w:r>
-        <w:t xml:space="preserve">pour séparer visuellement la navigation du contenu.</w:t>
-      </w:r>
-    </w:p>
-    <w:p>
-      <w:pPr>
-        <w:numPr>
-          <w:ilvl w:val="0"/>
-          <w:numId w:val="1016"/>
-        </w:numPr>
-        <w:pStyle w:val="Compact"/>
-      </w:pPr>
-      <w:r>
-        <w:rPr>
-          <w:bCs/>
-          <w:b/>
-        </w:rPr>
-        <w:t xml:space="preserve">Badges colorés</w:t>
-      </w:r>
-      <w:r>
-        <w:t xml:space="preserve"> </w:t>
-      </w:r>
-      <w:r>
-        <w:t xml:space="preserve">pour les sources (vert pour</w:t>
-      </w:r>
-      <w:r>
-        <w:t xml:space="preserve"> </w:t>
-      </w:r>
-      <w:r>
-        <w:rPr>
-          <w:rStyle w:val="VerbatimChar"/>
-        </w:rPr>
-        <w:t xml:space="preserve">doc</w:t>
-      </w:r>
-      <w:r>
-        <w:t xml:space="preserve">, indigo pour</w:t>
-      </w:r>
-      <w:r>
-        <w:t xml:space="preserve"> </w:t>
-      </w:r>
-      <w:r>
-        <w:rPr>
-          <w:rStyle w:val="VerbatimChar"/>
-        </w:rPr>
-        <w:t xml:space="preserve">web</w:t>
-      </w:r>
-      <w:r>
-        <w:t xml:space="preserve">).</w:t>
-      </w:r>
-    </w:p>
-    <w:p>
-      <w:pPr>
-        <w:numPr>
-          <w:ilvl w:val="0"/>
-          <w:numId w:val="1016"/>
-        </w:numPr>
-        <w:pStyle w:val="Compact"/>
-      </w:pPr>
-      <w:r>
-        <w:t xml:space="preserve">Bandeau d’avertissement avec</w:t>
-      </w:r>
-      <w:r>
-        <w:t xml:space="preserve"> </w:t>
-      </w:r>
-      <w:r>
-        <w:rPr>
-          <w:bCs/>
-          <w:b/>
-        </w:rPr>
-        <w:t xml:space="preserve">bordure jaune</w:t>
-      </w:r>
-      <w:r>
-        <w:t xml:space="preserve"> </w:t>
-      </w:r>
-      <w:r>
-        <w:t xml:space="preserve">pour le rappel « informatif uniquement ».</w:t>
-      </w:r>
-    </w:p>
-    <w:bookmarkEnd w:id="66"/>
-    <w:bookmarkStart w:id="67" w:name="streaming-dexpérience-utilisateur"/>
-    <w:p>
-      <w:pPr>
-        <w:pStyle w:val="Heading2"/>
-      </w:pPr>
-      <w:r>
-        <w:t xml:space="preserve">Streaming d’expérience utilisateur</w:t>
-      </w:r>
-    </w:p>
-    <w:p>
-      <w:pPr>
-        <w:pStyle w:val="FirstParagraph"/>
-      </w:pPr>
-      <w:r>
-        <w:t xml:space="preserve">Streamlit ne permet pas de streaming SSE token-par-token comme React, mais l’UX reste agréable grâce à</w:t>
-      </w:r>
-      <w:r>
-        <w:t xml:space="preserve"> </w:t>
-      </w:r>
-      <w:r>
-        <w:rPr>
-          <w:rStyle w:val="VerbatimChar"/>
-        </w:rPr>
-        <w:t xml:space="preserve">st.spinner("Recherche en cours...")</w:t>
-      </w:r>
-      <w:r>
-        <w:t xml:space="preserve"> </w:t>
-      </w:r>
-      <w:r>
-        <w:t xml:space="preserve">qui affiche un indicateur visuel pendant l’attente du LLM (3 s typiquement pour Gemini).</w:t>
-      </w:r>
-    </w:p>
-    <w:bookmarkEnd w:id="67"/>
-    <w:bookmarkStart w:id="68" w:name="communication-avec-lapi"/>
-    <w:p>
-      <w:pPr>
-        <w:pStyle w:val="Heading2"/>
-      </w:pPr>
-      <w:r>
-        <w:t xml:space="preserve">Communication avec l’API</w:t>
-      </w:r>
-    </w:p>
-    <w:p>
-      <w:pPr>
-        <w:pStyle w:val="FirstParagraph"/>
-      </w:pPr>
-      <w:r>
-        <w:t xml:space="preserve">Le frontend appelle l’API via</w:t>
-      </w:r>
-      <w:r>
-        <w:t xml:space="preserve"> </w:t>
-      </w:r>
-      <w:r>
-        <w:rPr>
-          <w:rStyle w:val="VerbatimChar"/>
-        </w:rPr>
-        <w:t xml:space="preserve">requests</w:t>
-      </w:r>
-      <w:r>
-        <w:t xml:space="preserve"> </w:t>
-      </w:r>
-      <w:r>
-        <w:t xml:space="preserve">(HTTP synchrone) en passant le JWT Bearer dans le header</w:t>
-      </w:r>
-      <w:r>
-        <w:t xml:space="preserve"> </w:t>
-      </w:r>
-      <w:r>
-        <w:rPr>
-          <w:rStyle w:val="VerbatimChar"/>
-        </w:rPr>
-        <w:t xml:space="preserve">Authorization</w:t>
-      </w:r>
-      <w:r>
-        <w:t xml:space="preserve">. L’URL de l’API est lue depuis</w:t>
-      </w:r>
-      <w:r>
-        <w:t xml:space="preserve"> </w:t>
-      </w:r>
-      <w:r>
-        <w:rPr>
-          <w:rStyle w:val="VerbatimChar"/>
-        </w:rPr>
-        <w:t xml:space="preserve">st.secrets["API_URL"]</w:t>
-      </w:r>
-      <w:r>
-        <w:t xml:space="preserve"> </w:t>
-      </w:r>
-      <w:r>
-        <w:t xml:space="preserve">(Streamlit Cloud) ou la variable d’environnement</w:t>
-      </w:r>
-      <w:r>
-        <w:t xml:space="preserve"> </w:t>
-      </w:r>
-      <w:r>
-        <w:rPr>
-          <w:rStyle w:val="VerbatimChar"/>
-        </w:rPr>
-        <w:t xml:space="preserve">API_URL</w:t>
-      </w:r>
-      <w:r>
-        <w:t xml:space="preserve"> </w:t>
-      </w:r>
-      <w:r>
-        <w:t xml:space="preserve">(Docker) — pas de hardcoding.</w:t>
+    <w:p>
+      <w:pPr>
+        <w:pStyle w:val="CaptionedFigure"/>
+      </w:pPr>
+      <w:r>
+        <w:drawing>
+          <wp:inline>
+            <wp:extent cx="3733800" cy="3392293"/>
+            <wp:effectExtent b="0" l="0" r="0" t="0"/>
+            <wp:docPr descr="Aperçu du groupe Telegram « MediGuide — Dr. Lefebvre » : notif automatique de nouveau RDV, puis interactions du praticien via commande et langage naturel" title="" id="66" name="Picture"/>
+            <a:graphic>
+              <a:graphicData uri="http://schemas.openxmlformats.org/drawingml/2006/picture">
+                <pic:pic>
+                  <pic:nvPicPr>
+                    <pic:cNvPr descr="captures/08-telegram-praticien.png" id="67" name="Picture"/>
+                    <pic:cNvPicPr>
+                      <a:picLocks noChangeArrowheads="1" noChangeAspect="1"/>
+                    </pic:cNvPicPr>
+                  </pic:nvPicPr>
+                  <pic:blipFill>
+                    <a:blip r:embed="rId65"/>
+                    <a:stretch>
+                      <a:fillRect/>
+                    </a:stretch>
+                  </pic:blipFill>
+                  <pic:spPr bwMode="auto">
+                    <a:xfrm>
+                      <a:off x="0" y="0"/>
+                      <a:ext cx="3733800" cy="3392293"/>
+                    </a:xfrm>
+                    <a:prstGeom prst="rect">
+                      <a:avLst/>
+                    </a:prstGeom>
+                    <a:noFill/>
+                    <a:ln w="9525">
+                      <a:noFill/>
+                      <a:headEnd/>
+                      <a:tailEnd/>
+                    </a:ln>
+                  </pic:spPr>
+                </pic:pic>
+              </a:graphicData>
+            </a:graphic>
+          </wp:inline>
+        </w:drawing>
+      </w:r>
+    </w:p>
+    <w:p>
+      <w:pPr>
+        <w:pStyle w:val="ImageCaption"/>
+      </w:pPr>
+      <w:r>
+        <w:t xml:space="preserve">Aperçu du groupe Telegram « MediGuide — Dr. Lefebvre » : notif automatique de nouveau RDV, puis interactions du praticien via commande et langage naturel</w:t>
       </w:r>
     </w:p>
     <w:bookmarkEnd w:id="68"/>
     <w:bookmarkEnd w:id="69"/>
-    <w:bookmarkStart w:id="74" w:name="site-landing-mediguide"/>
+    <w:bookmarkStart w:id="73" w:name="Xda92cbb1a01626b287228097dc4d7de916dd714"/>
     <w:p>
       <w:pPr>
         <w:pStyle w:val="Heading1"/>
       </w:pPr>
       <w:r>
+        <w:t xml:space="preserve">Gestion de la base de données et des sessions</w:t>
+      </w:r>
+    </w:p>
+    <w:bookmarkStart w:id="70" w:name="modèle-de-données"/>
+    <w:p>
+      <w:pPr>
+        <w:pStyle w:val="Heading2"/>
+      </w:pPr>
+      <w:r>
+        <w:t xml:space="preserve">Modèle de données</w:t>
+      </w:r>
+    </w:p>
+    <w:p>
+      <w:pPr>
+        <w:pStyle w:val="FirstParagraph"/>
+      </w:pPr>
+      <w:r>
+        <w:t xml:space="preserve">Le schéma SQLAlchemy comprend</w:t>
+      </w:r>
+      <w:r>
+        <w:t xml:space="preserve"> </w:t>
+      </w:r>
+      <w:r>
+        <w:rPr>
+          <w:bCs/>
+          <w:b/>
+        </w:rPr>
+        <w:t xml:space="preserve">5 tables</w:t>
+      </w:r>
+      <w:r>
+        <w:t xml:space="preserve"> </w:t>
+      </w:r>
+      <w:r>
+        <w:t xml:space="preserve">:</w:t>
+      </w:r>
+    </w:p>
+    <w:p>
+      <w:pPr>
+        <w:pStyle w:val="SourceCode"/>
+      </w:pPr>
+      <w:r>
+        <w:rPr>
+          <w:rStyle w:val="NormalTok"/>
+        </w:rPr>
+        <w:t xml:space="preserve">User         (</w:t>
+      </w:r>
+      <w:r>
+        <w:rPr>
+          <w:rStyle w:val="BuiltInTok"/>
+        </w:rPr>
+        <w:t xml:space="preserve">id</w:t>
+      </w:r>
+      <w:r>
+        <w:rPr>
+          <w:rStyle w:val="NormalTok"/>
+        </w:rPr>
+        <w:t xml:space="preserve">, username, email, hashed_password, created_at)</w:t>
+      </w:r>
+      <w:r>
+        <w:br/>
+      </w:r>
+      <w:r>
+        <w:rPr>
+          <w:rStyle w:val="NormalTok"/>
+        </w:rPr>
+        <w:t xml:space="preserve">Session      (</w:t>
+      </w:r>
+      <w:r>
+        <w:rPr>
+          <w:rStyle w:val="BuiltInTok"/>
+        </w:rPr>
+        <w:t xml:space="preserve">id</w:t>
+      </w:r>
+      <w:r>
+        <w:rPr>
+          <w:rStyle w:val="NormalTok"/>
+        </w:rPr>
+        <w:t xml:space="preserve">, title, user_id FK, created_at)</w:t>
+      </w:r>
+      <w:r>
+        <w:br/>
+      </w:r>
+      <w:r>
+        <w:rPr>
+          <w:rStyle w:val="NormalTok"/>
+        </w:rPr>
+        <w:t xml:space="preserve">Message      (</w:t>
+      </w:r>
+      <w:r>
+        <w:rPr>
+          <w:rStyle w:val="BuiltInTok"/>
+        </w:rPr>
+        <w:t xml:space="preserve">id</w:t>
+      </w:r>
+      <w:r>
+        <w:rPr>
+          <w:rStyle w:val="NormalTok"/>
+        </w:rPr>
+        <w:t xml:space="preserve">, session_id FK, role, content, source, created_at)</w:t>
+      </w:r>
+      <w:r>
+        <w:br/>
+      </w:r>
+      <w:r>
+        <w:rPr>
+          <w:rStyle w:val="NormalTok"/>
+        </w:rPr>
+        <w:t xml:space="preserve">Doctor       (</w:t>
+      </w:r>
+      <w:r>
+        <w:rPr>
+          <w:rStyle w:val="BuiltInTok"/>
+        </w:rPr>
+        <w:t xml:space="preserve">id</w:t>
+      </w:r>
+      <w:r>
+        <w:rPr>
+          <w:rStyle w:val="NormalTok"/>
+        </w:rPr>
+        <w:t xml:space="preserve">, nom, specialite [index], creneaux_disponibles)</w:t>
+      </w:r>
+      <w:r>
+        <w:br/>
+      </w:r>
+      <w:r>
+        <w:rPr>
+          <w:rStyle w:val="NormalTok"/>
+        </w:rPr>
+        <w:t xml:space="preserve">Appointment  (</w:t>
+      </w:r>
+      <w:r>
+        <w:rPr>
+          <w:rStyle w:val="BuiltInTok"/>
+        </w:rPr>
+        <w:t xml:space="preserve">id</w:t>
+      </w:r>
+      <w:r>
+        <w:rPr>
+          <w:rStyle w:val="NormalTok"/>
+        </w:rPr>
+        <w:t xml:space="preserve">, user_id FK, session_id FK, doctor_id FK, creneau, statut, created_at)</w:t>
+      </w:r>
+    </w:p>
+    <w:p>
+      <w:pPr>
+        <w:pStyle w:val="FirstParagraph"/>
+      </w:pPr>
+      <w:r>
+        <w:t xml:space="preserve">Le champ</w:t>
+      </w:r>
+      <w:r>
+        <w:t xml:space="preserve"> </w:t>
+      </w:r>
+      <w:r>
+        <w:rPr>
+          <w:rStyle w:val="VerbatimChar"/>
+        </w:rPr>
+        <w:t xml:space="preserve">Message.source</w:t>
+      </w:r>
+      <w:r>
+        <w:t xml:space="preserve"> </w:t>
+      </w:r>
+      <w:r>
+        <w:t xml:space="preserve">distingue les réponses</w:t>
+      </w:r>
+      <w:r>
+        <w:t xml:space="preserve"> </w:t>
+      </w:r>
+      <w:r>
+        <w:rPr>
+          <w:bCs/>
+          <w:b/>
+        </w:rPr>
+        <w:t xml:space="preserve">basées sur les documents officiels</w:t>
+      </w:r>
+      <w:r>
+        <w:t xml:space="preserve"> </w:t>
+      </w:r>
+      <w:r>
+        <w:t xml:space="preserve">(</w:t>
+      </w:r>
+      <w:r>
+        <w:rPr>
+          <w:rStyle w:val="VerbatimChar"/>
+        </w:rPr>
+        <w:t xml:space="preserve">"doc"</w:t>
+      </w:r>
+      <w:r>
+        <w:t xml:space="preserve">) de celles</w:t>
+      </w:r>
+      <w:r>
+        <w:t xml:space="preserve"> </w:t>
+      </w:r>
+      <w:r>
+        <w:rPr>
+          <w:bCs/>
+          <w:b/>
+        </w:rPr>
+        <w:t xml:space="preserve">basées sur la recherche web</w:t>
+      </w:r>
+      <w:r>
+        <w:t xml:space="preserve"> </w:t>
+      </w:r>
+      <w:r>
+        <w:t xml:space="preserve">(</w:t>
+      </w:r>
+      <w:r>
+        <w:rPr>
+          <w:rStyle w:val="VerbatimChar"/>
+        </w:rPr>
+        <w:t xml:space="preserve">"web"</w:t>
+      </w:r>
+      <w:r>
+        <w:t xml:space="preserve">), pour affichage différencié dans l’UI.</w:t>
+      </w:r>
+    </w:p>
+    <w:bookmarkEnd w:id="70"/>
+    <w:bookmarkStart w:id="71" w:name="authentification"/>
+    <w:p>
+      <w:pPr>
+        <w:pStyle w:val="Heading2"/>
+      </w:pPr>
+      <w:r>
+        <w:t xml:space="preserve">Authentification</w:t>
+      </w:r>
+    </w:p>
+    <w:p>
+      <w:pPr>
+        <w:pStyle w:val="FirstParagraph"/>
+      </w:pPr>
+      <w:r>
+        <w:t xml:space="preserve">Un système classique</w:t>
+      </w:r>
+      <w:r>
+        <w:t xml:space="preserve"> </w:t>
+      </w:r>
+      <w:r>
+        <w:rPr>
+          <w:bCs/>
+          <w:b/>
+        </w:rPr>
+        <w:t xml:space="preserve">JWT Bearer Token</w:t>
+      </w:r>
+      <w:r>
+        <w:t xml:space="preserve"> </w:t>
+      </w:r>
+      <w:r>
+        <w:t xml:space="preserve">(PyJOSE) avec mot de passe haché en</w:t>
+      </w:r>
+      <w:r>
+        <w:t xml:space="preserve"> </w:t>
+      </w:r>
+      <w:r>
+        <w:rPr>
+          <w:bCs/>
+          <w:b/>
+        </w:rPr>
+        <w:t xml:space="preserve">bcrypt</w:t>
+      </w:r>
+      <w:r>
+        <w:t xml:space="preserve"> </w:t>
+      </w:r>
+      <w:r>
+        <w:t xml:space="preserve">:</w:t>
+      </w:r>
+    </w:p>
+    <w:p>
+      <w:pPr>
+        <w:numPr>
+          <w:ilvl w:val="0"/>
+          <w:numId w:val="1014"/>
+        </w:numPr>
+        <w:pStyle w:val="Compact"/>
+      </w:pPr>
+      <w:r>
+        <w:rPr>
+          <w:rStyle w:val="VerbatimChar"/>
+        </w:rPr>
+        <w:t xml:space="preserve">POST /auth/register</w:t>
+      </w:r>
+      <w:r>
+        <w:t xml:space="preserve"> </w:t>
+      </w:r>
+      <w:r>
+        <w:t xml:space="preserve">crée un compte (username, email, mot de passe haché en bcrypt).</w:t>
+      </w:r>
+    </w:p>
+    <w:p>
+      <w:pPr>
+        <w:numPr>
+          <w:ilvl w:val="0"/>
+          <w:numId w:val="1014"/>
+        </w:numPr>
+        <w:pStyle w:val="Compact"/>
+      </w:pPr>
+      <w:r>
+        <w:rPr>
+          <w:rStyle w:val="VerbatimChar"/>
+        </w:rPr>
+        <w:t xml:space="preserve">POST /auth/login</w:t>
+      </w:r>
+      <w:r>
+        <w:t xml:space="preserve"> </w:t>
+      </w:r>
+      <w:r>
+        <w:t xml:space="preserve">retourne un access token JWT signé HS256 (expiration 60 minutes).</w:t>
+      </w:r>
+    </w:p>
+    <w:p>
+      <w:pPr>
+        <w:numPr>
+          <w:ilvl w:val="0"/>
+          <w:numId w:val="1014"/>
+        </w:numPr>
+        <w:pStyle w:val="Compact"/>
+      </w:pPr>
+      <w:r>
+        <w:t xml:space="preserve">Toute route protégée extrait l’utilisateur courant via</w:t>
+      </w:r>
+      <w:r>
+        <w:t xml:space="preserve"> </w:t>
+      </w:r>
+      <w:r>
+        <w:rPr>
+          <w:rStyle w:val="VerbatimChar"/>
+        </w:rPr>
+        <w:t xml:space="preserve">Depends(get_current_user)</w:t>
+      </w:r>
+      <w:r>
+        <w:t xml:space="preserve">.</w:t>
+      </w:r>
+    </w:p>
+    <w:bookmarkEnd w:id="71"/>
+    <w:bookmarkStart w:id="72" w:name="migration-de-schéma-au-runtime"/>
+    <w:p>
+      <w:pPr>
+        <w:pStyle w:val="Heading2"/>
+      </w:pPr>
+      <w:r>
+        <w:t xml:space="preserve">Migration de schéma au runtime</w:t>
+      </w:r>
+    </w:p>
+    <w:p>
+      <w:pPr>
+        <w:pStyle w:val="FirstParagraph"/>
+      </w:pPr>
+      <w:r>
+        <w:t xml:space="preserve">Lorsque nous avons ajouté le champ</w:t>
+      </w:r>
+      <w:r>
+        <w:t xml:space="preserve"> </w:t>
+      </w:r>
+      <w:r>
+        <w:rPr>
+          <w:rStyle w:val="VerbatimChar"/>
+        </w:rPr>
+        <w:t xml:space="preserve">Message.source</w:t>
+      </w:r>
+      <w:r>
+        <w:t xml:space="preserve">, la base de données existante (déjà déployée en prod) ne contenait pas cette colonne. Plutôt que d’imposer une migration manuelle, le code détecte automatiquement au démarrage si la colonne existe et la crée si besoin :</w:t>
+      </w:r>
+    </w:p>
+    <w:p>
+      <w:pPr>
+        <w:pStyle w:val="SourceCode"/>
+      </w:pPr>
+      <w:r>
+        <w:rPr>
+          <w:rStyle w:val="NormalTok"/>
+        </w:rPr>
+        <w:t xml:space="preserve">columns </w:t>
+      </w:r>
+      <w:r>
+        <w:rPr>
+          <w:rStyle w:val="OperatorTok"/>
+        </w:rPr>
+        <w:t xml:space="preserve">=</w:t>
+      </w:r>
+      <w:r>
+        <w:rPr>
+          <w:rStyle w:val="NormalTok"/>
+        </w:rPr>
+        <w:t xml:space="preserve"> [row[</w:t>
+      </w:r>
+      <w:r>
+        <w:rPr>
+          <w:rStyle w:val="DecValTok"/>
+        </w:rPr>
+        <w:t xml:space="preserve">1</w:t>
+      </w:r>
+      <w:r>
+        <w:rPr>
+          <w:rStyle w:val="NormalTok"/>
+        </w:rPr>
+        <w:t xml:space="preserve">] </w:t>
+      </w:r>
+      <w:r>
+        <w:rPr>
+          <w:rStyle w:val="ControlFlowTok"/>
+        </w:rPr>
+        <w:t xml:space="preserve">for</w:t>
+      </w:r>
+      <w:r>
+        <w:rPr>
+          <w:rStyle w:val="NormalTok"/>
+        </w:rPr>
+        <w:t xml:space="preserve"> row </w:t>
+      </w:r>
+      <w:r>
+        <w:rPr>
+          <w:rStyle w:val="KeywordTok"/>
+        </w:rPr>
+        <w:t xml:space="preserve">in</w:t>
+      </w:r>
+      <w:r>
+        <w:rPr>
+          <w:rStyle w:val="NormalTok"/>
+        </w:rPr>
+        <w:t xml:space="preserve"> conn.execute(text(</w:t>
+      </w:r>
+      <w:r>
+        <w:rPr>
+          <w:rStyle w:val="StringTok"/>
+        </w:rPr>
+        <w:t xml:space="preserve">"PRAGMA table_info(messages)"</w:t>
+      </w:r>
+      <w:r>
+        <w:rPr>
+          <w:rStyle w:val="NormalTok"/>
+        </w:rPr>
+        <w:t xml:space="preserve">))]</w:t>
+      </w:r>
+      <w:r>
+        <w:br/>
+      </w:r>
+      <w:r>
+        <w:rPr>
+          <w:rStyle w:val="ControlFlowTok"/>
+        </w:rPr>
+        <w:t xml:space="preserve">if</w:t>
+      </w:r>
+      <w:r>
+        <w:rPr>
+          <w:rStyle w:val="NormalTok"/>
+        </w:rPr>
+        <w:t xml:space="preserve"> </w:t>
+      </w:r>
+      <w:r>
+        <w:rPr>
+          <w:rStyle w:val="StringTok"/>
+        </w:rPr>
+        <w:t xml:space="preserve">"source"</w:t>
+      </w:r>
+      <w:r>
+        <w:rPr>
+          <w:rStyle w:val="NormalTok"/>
+        </w:rPr>
+        <w:t xml:space="preserve"> </w:t>
+      </w:r>
+      <w:r>
+        <w:rPr>
+          <w:rStyle w:val="KeywordTok"/>
+        </w:rPr>
+        <w:t xml:space="preserve">not</w:t>
+      </w:r>
+      <w:r>
+        <w:rPr>
+          <w:rStyle w:val="NormalTok"/>
+        </w:rPr>
+        <w:t xml:space="preserve"> </w:t>
+      </w:r>
+      <w:r>
+        <w:rPr>
+          <w:rStyle w:val="KeywordTok"/>
+        </w:rPr>
+        <w:t xml:space="preserve">in</w:t>
+      </w:r>
+      <w:r>
+        <w:rPr>
+          <w:rStyle w:val="NormalTok"/>
+        </w:rPr>
+        <w:t xml:space="preserve"> columns:</w:t>
+      </w:r>
+      <w:r>
+        <w:br/>
+      </w:r>
+      <w:r>
+        <w:rPr>
+          <w:rStyle w:val="NormalTok"/>
+        </w:rPr>
+        <w:t xml:space="preserve">    conn.execute(text(</w:t>
+      </w:r>
+      <w:r>
+        <w:rPr>
+          <w:rStyle w:val="StringTok"/>
+        </w:rPr>
+        <w:t xml:space="preserve">"ALTER TABLE messages ADD COLUMN source VARCHAR"</w:t>
+      </w:r>
+      <w:r>
+        <w:rPr>
+          <w:rStyle w:val="NormalTok"/>
+        </w:rPr>
+        <w:t xml:space="preserve">))</w:t>
+      </w:r>
+      <w:r>
+        <w:br/>
+      </w:r>
+      <w:r>
+        <w:rPr>
+          <w:rStyle w:val="NormalTok"/>
+        </w:rPr>
+        <w:t xml:space="preserve">    conn.commit()</w:t>
+      </w:r>
+    </w:p>
+    <w:p>
+      <w:pPr>
+        <w:pStyle w:val="FirstParagraph"/>
+      </w:pPr>
+      <w:r>
+        <w:t xml:space="preserve">C’est idempotent (sans effet sur une base déjà à jour) et permet à Yousra de pull la dernière version localement sans aucune action additionnelle.</w:t>
+      </w:r>
+    </w:p>
+    <w:bookmarkEnd w:id="72"/>
+    <w:bookmarkEnd w:id="73"/>
+    <w:bookmarkStart w:id="81" w:name="frontend-streamlit"/>
+    <w:p>
+      <w:pPr>
+        <w:pStyle w:val="Heading1"/>
+      </w:pPr>
+      <w:r>
+        <w:t xml:space="preserve">Frontend Streamlit</w:t>
+      </w:r>
+    </w:p>
+    <w:p>
+      <w:pPr>
+        <w:pStyle w:val="CaptionedFigure"/>
+      </w:pPr>
+      <w:r>
+        <w:drawing>
+          <wp:inline>
+            <wp:extent cx="4267200" cy="2702560"/>
+            <wp:effectExtent b="0" l="0" r="0" t="0"/>
+            <wp:docPr descr="Page de connexion harmonisée avec MediGuide — badge HAS/INCa, hero gradient teal, bouton Se connecter teal" title="" id="75" name="Picture"/>
+            <a:graphic>
+              <a:graphicData uri="http://schemas.openxmlformats.org/drawingml/2006/picture">
+                <pic:pic>
+                  <pic:nvPicPr>
+                    <pic:cNvPr descr="captures/03-login.png" id="76" name="Picture"/>
+                    <pic:cNvPicPr>
+                      <a:picLocks noChangeArrowheads="1" noChangeAspect="1"/>
+                    </pic:cNvPicPr>
+                  </pic:nvPicPr>
+                  <pic:blipFill>
+                    <a:blip r:embed="rId74"/>
+                    <a:stretch>
+                      <a:fillRect/>
+                    </a:stretch>
+                  </pic:blipFill>
+                  <pic:spPr bwMode="auto">
+                    <a:xfrm>
+                      <a:off x="0" y="0"/>
+                      <a:ext cx="4267200" cy="2702560"/>
+                    </a:xfrm>
+                    <a:prstGeom prst="rect">
+                      <a:avLst/>
+                    </a:prstGeom>
+                    <a:noFill/>
+                    <a:ln w="9525">
+                      <a:noFill/>
+                      <a:headEnd/>
+                      <a:tailEnd/>
+                    </a:ln>
+                  </pic:spPr>
+                </pic:pic>
+              </a:graphicData>
+            </a:graphic>
+          </wp:inline>
+        </w:drawing>
+      </w:r>
+    </w:p>
+    <w:p>
+      <w:pPr>
+        <w:pStyle w:val="ImageCaption"/>
+      </w:pPr>
+      <w:r>
+        <w:t xml:space="preserve">Page de connexion harmonisée avec MediGuide — badge HAS/INCa, hero gradient teal, bouton Se connecter teal</w:t>
+      </w:r>
+    </w:p>
+    <w:bookmarkStart w:id="77" w:name="pages-et-navigation"/>
+    <w:p>
+      <w:pPr>
+        <w:pStyle w:val="Heading2"/>
+      </w:pPr>
+      <w:r>
+        <w:t xml:space="preserve">Pages et navigation</w:t>
+      </w:r>
+    </w:p>
+    <w:p>
+      <w:pPr>
+        <w:pStyle w:val="FirstParagraph"/>
+      </w:pPr>
+      <w:r>
+        <w:t xml:space="preserve">Le frontend Streamlit (</w:t>
+      </w:r>
+      <w:r>
+        <w:rPr>
+          <w:rStyle w:val="VerbatimChar"/>
+        </w:rPr>
+        <w:t xml:space="preserve">frontend/app.py</w:t>
+      </w:r>
+      <w:r>
+        <w:t xml:space="preserve">) est organisé en deux pages contrôlées par un</w:t>
+      </w:r>
+      <w:r>
+        <w:t xml:space="preserve"> </w:t>
+      </w:r>
+      <w:r>
+        <w:rPr>
+          <w:rStyle w:val="VerbatimChar"/>
+        </w:rPr>
+        <w:t xml:space="preserve">st.session_state.page</w:t>
+      </w:r>
+      <w:r>
+        <w:t xml:space="preserve"> </w:t>
+      </w:r>
+      <w:r>
+        <w:t xml:space="preserve">:</w:t>
+      </w:r>
+    </w:p>
+    <w:p>
+      <w:pPr>
+        <w:numPr>
+          <w:ilvl w:val="0"/>
+          <w:numId w:val="1015"/>
+        </w:numPr>
+        <w:pStyle w:val="Compact"/>
+      </w:pPr>
+      <w:r>
+        <w:rPr>
+          <w:bCs/>
+          <w:b/>
+        </w:rPr>
+        <w:t xml:space="preserve">Page</w:t>
+      </w:r>
+      <w:r>
+        <w:rPr>
+          <w:bCs/>
+          <w:b/>
+        </w:rPr>
+        <w:t xml:space="preserve"> </w:t>
+      </w:r>
+      <w:r>
+        <w:rPr>
+          <w:rStyle w:val="VerbatimChar"/>
+          <w:bCs/>
+          <w:b/>
+        </w:rPr>
+        <w:t xml:space="preserve">login</w:t>
+      </w:r>
+      <w:r>
+        <w:t xml:space="preserve"> </w:t>
+      </w:r>
+      <w:r>
+        <w:t xml:space="preserve">: deux onglets (Se connecter / Créer un compte) avec un design centré et un hero teal.</w:t>
+      </w:r>
+    </w:p>
+    <w:p>
+      <w:pPr>
+        <w:numPr>
+          <w:ilvl w:val="0"/>
+          <w:numId w:val="1015"/>
+        </w:numPr>
+        <w:pStyle w:val="Compact"/>
+      </w:pPr>
+      <w:r>
+        <w:rPr>
+          <w:bCs/>
+          <w:b/>
+        </w:rPr>
+        <w:t xml:space="preserve">Page</w:t>
+      </w:r>
+      <w:r>
+        <w:rPr>
+          <w:bCs/>
+          <w:b/>
+        </w:rPr>
+        <w:t xml:space="preserve"> </w:t>
+      </w:r>
+      <w:r>
+        <w:rPr>
+          <w:rStyle w:val="VerbatimChar"/>
+          <w:bCs/>
+          <w:b/>
+        </w:rPr>
+        <w:t xml:space="preserve">chat</w:t>
+      </w:r>
+      <w:r>
+        <w:t xml:space="preserve"> </w:t>
+      </w:r>
+      <w:r>
+        <w:t xml:space="preserve">: sidebar avec liste des conversations + section « Mes rendez-vous », zone principale avec historique et input.</w:t>
+      </w:r>
+    </w:p>
+    <w:bookmarkEnd w:id="77"/>
+    <w:bookmarkStart w:id="78" w:name="X857c2c7e9be3ed0978c352b22c498d2fb5d80a0"/>
+    <w:p>
+      <w:pPr>
+        <w:pStyle w:val="Heading2"/>
+      </w:pPr>
+      <w:r>
+        <w:t xml:space="preserve">Styling — un thème CSS personnalisé pour casser le look « Streamlit default »</w:t>
+      </w:r>
+    </w:p>
+    <w:p>
+      <w:pPr>
+        <w:pStyle w:val="FirstParagraph"/>
+      </w:pPr>
+      <w:r>
+        <w:t xml:space="preserve">Streamlit a une apparence par défaut très reconnaissable. Pour donner à MediGuide une identité visuelle cohérente avec son domaine médical, nous avons injecté un thème CSS personnalisé via</w:t>
+      </w:r>
+      <w:r>
+        <w:t xml:space="preserve"> </w:t>
+      </w:r>
+      <w:r>
+        <w:rPr>
+          <w:rStyle w:val="VerbatimChar"/>
+        </w:rPr>
+        <w:t xml:space="preserve">st.markdown(..., unsafe_allow_html=True)</w:t>
+      </w:r>
+      <w:r>
+        <w:t xml:space="preserve"> </w:t>
+      </w:r>
+      <w:r>
+        <w:t xml:space="preserve">:</w:t>
+      </w:r>
+    </w:p>
+    <w:p>
+      <w:pPr>
+        <w:numPr>
+          <w:ilvl w:val="0"/>
+          <w:numId w:val="1016"/>
+        </w:numPr>
+        <w:pStyle w:val="Compact"/>
+      </w:pPr>
+      <w:r>
+        <w:t xml:space="preserve">Palette</w:t>
+      </w:r>
+      <w:r>
+        <w:t xml:space="preserve"> </w:t>
+      </w:r>
+      <w:r>
+        <w:rPr>
+          <w:bCs/>
+          <w:b/>
+        </w:rPr>
+        <w:t xml:space="preserve">teal médical</w:t>
+      </w:r>
+      <w:r>
+        <w:t xml:space="preserve"> </w:t>
+      </w:r>
+      <w:r>
+        <w:t xml:space="preserve">(</w:t>
+      </w:r>
+      <w:r>
+        <w:rPr>
+          <w:rStyle w:val="VerbatimChar"/>
+        </w:rPr>
+        <w:t xml:space="preserve">#0f766e</w:t>
+      </w:r>
+      <w:r>
+        <w:t xml:space="preserve">,</w:t>
+      </w:r>
+      <w:r>
+        <w:t xml:space="preserve"> </w:t>
+      </w:r>
+      <w:r>
+        <w:rPr>
+          <w:rStyle w:val="VerbatimChar"/>
+        </w:rPr>
+        <w:t xml:space="preserve">#14b8a6</w:t>
+      </w:r>
+      <w:r>
+        <w:t xml:space="preserve">) en couleur primaire — proche du standard hospitalier français mais plus moderne.</w:t>
+      </w:r>
+    </w:p>
+    <w:p>
+      <w:pPr>
+        <w:numPr>
+          <w:ilvl w:val="0"/>
+          <w:numId w:val="1016"/>
+        </w:numPr>
+        <w:pStyle w:val="Compact"/>
+      </w:pPr>
+      <w:r>
+        <w:t xml:space="preserve">Sidebar avec</w:t>
+      </w:r>
+      <w:r>
+        <w:t xml:space="preserve"> </w:t>
+      </w:r>
+      <w:r>
+        <w:rPr>
+          <w:bCs/>
+          <w:b/>
+        </w:rPr>
+        <w:t xml:space="preserve">dégradé sombre</w:t>
+      </w:r>
+      <w:r>
+        <w:t xml:space="preserve"> </w:t>
+      </w:r>
+      <w:r>
+        <w:t xml:space="preserve">pour séparer visuellement la navigation du contenu.</w:t>
+      </w:r>
+    </w:p>
+    <w:p>
+      <w:pPr>
+        <w:numPr>
+          <w:ilvl w:val="0"/>
+          <w:numId w:val="1016"/>
+        </w:numPr>
+        <w:pStyle w:val="Compact"/>
+      </w:pPr>
+      <w:r>
+        <w:rPr>
+          <w:bCs/>
+          <w:b/>
+        </w:rPr>
+        <w:t xml:space="preserve">Badges colorés</w:t>
+      </w:r>
+      <w:r>
+        <w:t xml:space="preserve"> </w:t>
+      </w:r>
+      <w:r>
+        <w:t xml:space="preserve">pour les sources (vert pour</w:t>
+      </w:r>
+      <w:r>
+        <w:t xml:space="preserve"> </w:t>
+      </w:r>
+      <w:r>
+        <w:rPr>
+          <w:rStyle w:val="VerbatimChar"/>
+        </w:rPr>
+        <w:t xml:space="preserve">doc</w:t>
+      </w:r>
+      <w:r>
+        <w:t xml:space="preserve">, indigo pour</w:t>
+      </w:r>
+      <w:r>
+        <w:t xml:space="preserve"> </w:t>
+      </w:r>
+      <w:r>
+        <w:rPr>
+          <w:rStyle w:val="VerbatimChar"/>
+        </w:rPr>
+        <w:t xml:space="preserve">web</w:t>
+      </w:r>
+      <w:r>
+        <w:t xml:space="preserve">).</w:t>
+      </w:r>
+    </w:p>
+    <w:p>
+      <w:pPr>
+        <w:numPr>
+          <w:ilvl w:val="0"/>
+          <w:numId w:val="1016"/>
+        </w:numPr>
+        <w:pStyle w:val="Compact"/>
+      </w:pPr>
+      <w:r>
+        <w:t xml:space="preserve">Bandeau d’avertissement avec</w:t>
+      </w:r>
+      <w:r>
+        <w:t xml:space="preserve"> </w:t>
+      </w:r>
+      <w:r>
+        <w:rPr>
+          <w:bCs/>
+          <w:b/>
+        </w:rPr>
+        <w:t xml:space="preserve">bordure jaune</w:t>
+      </w:r>
+      <w:r>
+        <w:t xml:space="preserve"> </w:t>
+      </w:r>
+      <w:r>
+        <w:t xml:space="preserve">pour le rappel « informatif uniquement ».</w:t>
+      </w:r>
+    </w:p>
+    <w:bookmarkEnd w:id="78"/>
+    <w:bookmarkStart w:id="79" w:name="streaming-dexpérience-utilisateur"/>
+    <w:p>
+      <w:pPr>
+        <w:pStyle w:val="Heading2"/>
+      </w:pPr>
+      <w:r>
+        <w:t xml:space="preserve">Streaming d’expérience utilisateur</w:t>
+      </w:r>
+    </w:p>
+    <w:p>
+      <w:pPr>
+        <w:pStyle w:val="FirstParagraph"/>
+      </w:pPr>
+      <w:r>
+        <w:t xml:space="preserve">Streamlit ne permet pas de streaming SSE token-par-token comme React, mais l’UX reste agréable grâce à</w:t>
+      </w:r>
+      <w:r>
+        <w:t xml:space="preserve"> </w:t>
+      </w:r>
+      <w:r>
+        <w:rPr>
+          <w:rStyle w:val="VerbatimChar"/>
+        </w:rPr>
+        <w:t xml:space="preserve">st.spinner("Recherche en cours...")</w:t>
+      </w:r>
+      <w:r>
+        <w:t xml:space="preserve"> </w:t>
+      </w:r>
+      <w:r>
+        <w:t xml:space="preserve">qui affiche un indicateur visuel pendant l’attente du LLM (3 s typiquement pour Gemini).</w:t>
+      </w:r>
+    </w:p>
+    <w:bookmarkEnd w:id="79"/>
+    <w:bookmarkStart w:id="80" w:name="communication-avec-lapi"/>
+    <w:p>
+      <w:pPr>
+        <w:pStyle w:val="Heading2"/>
+      </w:pPr>
+      <w:r>
+        <w:t xml:space="preserve">Communication avec l’API</w:t>
+      </w:r>
+    </w:p>
+    <w:p>
+      <w:pPr>
+        <w:pStyle w:val="FirstParagraph"/>
+      </w:pPr>
+      <w:r>
+        <w:t xml:space="preserve">Le frontend appelle l’API via</w:t>
+      </w:r>
+      <w:r>
+        <w:t xml:space="preserve"> </w:t>
+      </w:r>
+      <w:r>
+        <w:rPr>
+          <w:rStyle w:val="VerbatimChar"/>
+        </w:rPr>
+        <w:t xml:space="preserve">requests</w:t>
+      </w:r>
+      <w:r>
+        <w:t xml:space="preserve"> </w:t>
+      </w:r>
+      <w:r>
+        <w:t xml:space="preserve">(HTTP synchrone) en passant le JWT Bearer dans le header</w:t>
+      </w:r>
+      <w:r>
+        <w:t xml:space="preserve"> </w:t>
+      </w:r>
+      <w:r>
+        <w:rPr>
+          <w:rStyle w:val="VerbatimChar"/>
+        </w:rPr>
+        <w:t xml:space="preserve">Authorization</w:t>
+      </w:r>
+      <w:r>
+        <w:t xml:space="preserve">. L’URL de l’API est lue depuis</w:t>
+      </w:r>
+      <w:r>
+        <w:t xml:space="preserve"> </w:t>
+      </w:r>
+      <w:r>
+        <w:rPr>
+          <w:rStyle w:val="VerbatimChar"/>
+        </w:rPr>
+        <w:t xml:space="preserve">st.secrets["API_URL"]</w:t>
+      </w:r>
+      <w:r>
+        <w:t xml:space="preserve"> </w:t>
+      </w:r>
+      <w:r>
+        <w:t xml:space="preserve">(Streamlit Cloud) ou la variable d’environnement</w:t>
+      </w:r>
+      <w:r>
+        <w:t xml:space="preserve"> </w:t>
+      </w:r>
+      <w:r>
+        <w:rPr>
+          <w:rStyle w:val="VerbatimChar"/>
+        </w:rPr>
+        <w:t xml:space="preserve">API_URL</w:t>
+      </w:r>
+      <w:r>
+        <w:t xml:space="preserve"> </w:t>
+      </w:r>
+      <w:r>
+        <w:t xml:space="preserve">(Docker) — pas de hardcoding.</w:t>
+      </w:r>
+    </w:p>
+    <w:bookmarkEnd w:id="80"/>
+    <w:bookmarkEnd w:id="81"/>
+    <w:bookmarkStart w:id="89" w:name="site-landing-mediguide"/>
+    <w:p>
+      <w:pPr>
+        <w:pStyle w:val="Heading1"/>
+      </w:pPr>
+      <w:r>
         <w:t xml:space="preserve">Site landing MediGuide</w:t>
       </w:r>
     </w:p>
-    <w:bookmarkStart w:id="70" w:name="pourquoi-un-site-denrobage"/>
+    <w:p>
+      <w:pPr>
+        <w:pStyle w:val="CaptionedFigure"/>
+      </w:pPr>
+      <w:r>
+        <w:drawing>
+          <wp:inline>
+            <wp:extent cx="4533900" cy="2871470"/>
+            <wp:effectExtent b="0" l="0" r="0" t="0"/>
+            <wp:docPr descr="Page d’accueil MediGuide — sae.amanawebagency.com" title="" id="83" name="Picture"/>
+            <a:graphic>
+              <a:graphicData uri="http://schemas.openxmlformats.org/drawingml/2006/picture">
+                <pic:pic>
+                  <pic:nvPicPr>
+                    <pic:cNvPr descr="captures/01-landing-hero.png" id="84" name="Picture"/>
+                    <pic:cNvPicPr>
+                      <a:picLocks noChangeArrowheads="1" noChangeAspect="1"/>
+                    </pic:cNvPicPr>
+                  </pic:nvPicPr>
+                  <pic:blipFill>
+                    <a:blip r:embed="rId82"/>
+                    <a:stretch>
+                      <a:fillRect/>
+                    </a:stretch>
+                  </pic:blipFill>
+                  <pic:spPr bwMode="auto">
+                    <a:xfrm>
+                      <a:off x="0" y="0"/>
+                      <a:ext cx="4533900" cy="2871470"/>
+                    </a:xfrm>
+                    <a:prstGeom prst="rect">
+                      <a:avLst/>
+                    </a:prstGeom>
+                    <a:noFill/>
+                    <a:ln w="9525">
+                      <a:noFill/>
+                      <a:headEnd/>
+                      <a:tailEnd/>
+                    </a:ln>
+                  </pic:spPr>
+                </pic:pic>
+              </a:graphicData>
+            </a:graphic>
+          </wp:inline>
+        </w:drawing>
+      </w:r>
+    </w:p>
+    <w:p>
+      <w:pPr>
+        <w:pStyle w:val="ImageCaption"/>
+      </w:pPr>
+      <w:r>
+        <w:t xml:space="preserve">Page d’accueil MediGuide — sae.amanawebagency.com</w:t>
+      </w:r>
+    </w:p>
+    <w:bookmarkStart w:id="85" w:name="pourquoi-un-site-denrobage"/>
     <w:p>
       <w:pPr>
         <w:pStyle w:val="Heading2"/>
@@ -6556,8 +6831,8 @@
         <w:t xml:space="preserve">).</w:t>
       </w:r>
     </w:p>
-    <w:bookmarkEnd w:id="70"/>
-    <w:bookmarkStart w:id="71" w:name="contenu"/>
+    <w:bookmarkEnd w:id="85"/>
+    <w:bookmarkStart w:id="86" w:name="contenu"/>
     <w:p>
       <w:pPr>
         <w:pStyle w:val="Heading2"/>
@@ -6719,8 +6994,8 @@
         <w:t xml:space="preserve">— bandeau teal large incitant à essayer l’assistant.</w:t>
       </w:r>
     </w:p>
-    <w:bookmarkEnd w:id="71"/>
-    <w:bookmarkStart w:id="72" w:name="stack-technique"/>
+    <w:bookmarkEnd w:id="86"/>
+    <w:bookmarkStart w:id="87" w:name="stack-technique"/>
     <w:p>
       <w:pPr>
         <w:pStyle w:val="Heading2"/>
@@ -6765,8 +7040,8 @@
         <w:t xml:space="preserve">minimal (15 Mo). Gzip activé pour les assets. Police Inter chargée depuis Google Fonts.</w:t>
       </w:r>
     </w:p>
-    <w:bookmarkEnd w:id="72"/>
-    <w:bookmarkStart w:id="73" w:name="routage-caddy"/>
+    <w:bookmarkEnd w:id="87"/>
+    <w:bookmarkStart w:id="88" w:name="routage-caddy"/>
     <w:p>
       <w:pPr>
         <w:pStyle w:val="Heading2"/>
@@ -6826,9 +7101,9 @@
         <w:t xml:space="preserve">désactive la mise en buffer côté Caddy pour Streamlit, indispensable pour le bon fonctionnement de WebSocket (rerun mechanism de Streamlit).</w:t>
       </w:r>
     </w:p>
-    <w:bookmarkEnd w:id="73"/>
-    <w:bookmarkEnd w:id="74"/>
-    <w:bookmarkStart w:id="81" w:name="sécurité-et-hardening"/>
+    <w:bookmarkEnd w:id="88"/>
+    <w:bookmarkEnd w:id="89"/>
+    <w:bookmarkStart w:id="96" w:name="sécurité-et-hardening"/>
     <w:p>
       <w:pPr>
         <w:pStyle w:val="Heading1"/>
@@ -6837,7 +7112,7 @@
         <w:t xml:space="preserve">Sécurité et hardening</w:t>
       </w:r>
     </w:p>
-    <w:bookmarkStart w:id="75" w:name="au-niveau-des-containers-docker"/>
+    <w:bookmarkStart w:id="90" w:name="au-niveau-des-containers-docker"/>
     <w:p>
       <w:pPr>
         <w:pStyle w:val="Heading2"/>
@@ -7047,8 +7322,8 @@
         <w:t xml:space="preserve">avec rotation (10 Mo × 3) pour éviter la saturation du disque.</w:t>
       </w:r>
     </w:p>
-    <w:bookmarkEnd w:id="75"/>
-    <w:bookmarkStart w:id="76" w:name="au-niveau-réseau"/>
+    <w:bookmarkEnd w:id="90"/>
+    <w:bookmarkStart w:id="91" w:name="au-niveau-réseau"/>
     <w:p>
       <w:pPr>
         <w:pStyle w:val="Heading2"/>
@@ -7131,8 +7406,8 @@
         <w:t xml:space="preserve">.</w:t>
       </w:r>
     </w:p>
-    <w:bookmarkEnd w:id="76"/>
-    <w:bookmarkStart w:id="77" w:name="au-niveau-applicatif"/>
+    <w:bookmarkEnd w:id="91"/>
+    <w:bookmarkStart w:id="92" w:name="au-niveau-applicatif"/>
     <w:p>
       <w:pPr>
         <w:pStyle w:val="Heading2"/>
@@ -7260,8 +7535,8 @@
         <w:t xml:space="preserve">côté utilisateur : les exceptions LLM (quota épuisé, timeout) sont catchées et retournent un message friendly au lieu d’un 500 avec stack.</w:t>
       </w:r>
     </w:p>
-    <w:bookmarkEnd w:id="77"/>
-    <w:bookmarkStart w:id="78" w:name="au-niveau-http-caddy"/>
+    <w:bookmarkEnd w:id="92"/>
+    <w:bookmarkStart w:id="93" w:name="au-niveau-http-caddy"/>
     <w:p>
       <w:pPr>
         <w:pStyle w:val="Heading2"/>
@@ -7446,8 +7721,8 @@
         <w:t xml:space="preserve">: ne pas divulguer la version du serveur.</w:t>
       </w:r>
     </w:p>
-    <w:bookmarkEnd w:id="78"/>
-    <w:bookmarkStart w:id="79" w:name="chiffrement-et-certificats"/>
+    <w:bookmarkEnd w:id="93"/>
+    <w:bookmarkStart w:id="94" w:name="chiffrement-et-certificats"/>
     <w:p>
       <w:pPr>
         <w:pStyle w:val="Heading2"/>
@@ -7480,8 +7755,8 @@
         <w:t xml:space="preserve">via Caddy. Renouvellement géré sans intervention manuelle. TLS 1.2/1.3 uniquement, anciens protocoles désactivés.</w:t>
       </w:r>
     </w:p>
-    <w:bookmarkEnd w:id="79"/>
-    <w:bookmarkStart w:id="80" w:name="données-sensibles"/>
+    <w:bookmarkEnd w:id="94"/>
+    <w:bookmarkStart w:id="95" w:name="données-sensibles"/>
     <w:p>
       <w:pPr>
         <w:pStyle w:val="Heading2"/>
@@ -7541,9 +7816,9 @@
         <w:t xml:space="preserve">.</w:t>
       </w:r>
     </w:p>
-    <w:bookmarkEnd w:id="80"/>
-    <w:bookmarkEnd w:id="81"/>
-    <w:bookmarkStart w:id="85" w:name="déploiement"/>
+    <w:bookmarkEnd w:id="95"/>
+    <w:bookmarkEnd w:id="96"/>
+    <w:bookmarkStart w:id="100" w:name="déploiement"/>
     <w:p>
       <w:pPr>
         <w:pStyle w:val="Heading1"/>
@@ -7552,7 +7827,7 @@
         <w:t xml:space="preserve">Déploiement</w:t>
       </w:r>
     </w:p>
-    <w:bookmarkStart w:id="82" w:name="cible-amana-prod-01"/>
+    <w:bookmarkStart w:id="97" w:name="cible-amana-prod-01"/>
     <w:p>
       <w:pPr>
         <w:pStyle w:val="Heading2"/>
@@ -7596,8 +7871,8 @@
         <w:t xml:space="preserve">), mutualisé avec une dizaine d’autres services Amana. C’est un VPS managé par notre équipe avec un setup Docker + Caddy déjà en place pour les autres applications corporate.</w:t>
       </w:r>
     </w:p>
-    <w:bookmarkEnd w:id="82"/>
-    <w:bookmarkStart w:id="83" w:name="procédure-de-déploiement"/>
+    <w:bookmarkEnd w:id="97"/>
+    <w:bookmarkStart w:id="98" w:name="procédure-de-déploiement"/>
     <w:p>
       <w:pPr>
         <w:pStyle w:val="Heading2"/>
@@ -7925,8 +8200,8 @@
         <w:t xml:space="preserve">est vide et lance automatiquement l’indexation des 5 PDFs (~90 secondes pour 971 chunks). Les démarrages suivants sont instantanés grâce au volume Docker persistant.</w:t>
       </w:r>
     </w:p>
-    <w:bookmarkEnd w:id="83"/>
-    <w:bookmarkStart w:id="84" w:name="procédure-de-mise-à-jour"/>
+    <w:bookmarkEnd w:id="98"/>
+    <w:bookmarkStart w:id="99" w:name="procédure-de-mise-à-jour"/>
     <w:p>
       <w:pPr>
         <w:pStyle w:val="Heading2"/>
@@ -8016,9 +8291,9 @@
         <w:t xml:space="preserve">Les volumes persistants (SQLite + ChromaDB) ne sont pas affectés par un rebuild.</w:t>
       </w:r>
     </w:p>
-    <w:bookmarkEnd w:id="84"/>
-    <w:bookmarkEnd w:id="85"/>
-    <w:bookmarkStart w:id="90" w:name="tests-et-qualité"/>
+    <w:bookmarkEnd w:id="99"/>
+    <w:bookmarkEnd w:id="100"/>
+    <w:bookmarkStart w:id="105" w:name="tests-et-qualité"/>
     <w:p>
       <w:pPr>
         <w:pStyle w:val="Heading1"/>
@@ -8027,7 +8302,7 @@
         <w:t xml:space="preserve">Tests et qualité</w:t>
       </w:r>
     </w:p>
-    <w:bookmarkStart w:id="86" w:name="tests-fonctionnels-manuels"/>
+    <w:bookmarkStart w:id="101" w:name="tests-fonctionnels-manuels"/>
     <w:p>
       <w:pPr>
         <w:pStyle w:val="Heading2"/>
@@ -8334,8 +8609,8 @@
         <w:t xml:space="preserve">Backend redémarré → frontend récupère sans perte de session (token JWT en localStorage Streamlit).</w:t>
       </w:r>
     </w:p>
-    <w:bookmarkEnd w:id="86"/>
-    <w:bookmarkStart w:id="87" w:name="tests-e2e-automatisés-playwright"/>
+    <w:bookmarkEnd w:id="101"/>
+    <w:bookmarkStart w:id="102" w:name="tests-e2e-automatisés-playwright"/>
     <w:p>
       <w:pPr>
         <w:pStyle w:val="Heading2"/>
@@ -8368,8 +8643,8 @@
         <w:t xml:space="preserve">pour scripter des tests bout-en-bout sur le site déployé : navigation, login, envoi de message, validation du contenu de la réponse, vérification de l’apparition des badges et du bouton Hermes. Ces tests ne sont pas intégrés à un pipeline CI/CD mais ont servi à valider chaque déploiement.</w:t>
       </w:r>
     </w:p>
-    <w:bookmarkEnd w:id="87"/>
-    <w:bookmarkStart w:id="88" w:name="mesures-de-performance-observées"/>
+    <w:bookmarkEnd w:id="102"/>
+    <w:bookmarkStart w:id="103" w:name="mesures-de-performance-observées"/>
     <w:p>
       <w:pPr>
         <w:pStyle w:val="Heading2"/>
@@ -8601,8 +8876,8 @@
         </w:tc>
       </w:tr>
     </w:tbl>
-    <w:bookmarkEnd w:id="88"/>
-    <w:bookmarkStart w:id="89" w:name="limites-connues"/>
+    <w:bookmarkEnd w:id="103"/>
+    <w:bookmarkStart w:id="104" w:name="limites-connues"/>
     <w:p>
       <w:pPr>
         <w:pStyle w:val="Heading2"/>
@@ -8677,9 +8952,9 @@
         <w:t xml:space="preserve">: un patient peut poser n’importe quelle question. Le prompt système recentre, mais pas de filtre de contenu en amont.</w:t>
       </w:r>
     </w:p>
-    <w:bookmarkEnd w:id="89"/>
-    <w:bookmarkEnd w:id="90"/>
-    <w:bookmarkStart w:id="94" w:name="limites-et-perspectives"/>
+    <w:bookmarkEnd w:id="104"/>
+    <w:bookmarkEnd w:id="105"/>
+    <w:bookmarkStart w:id="109" w:name="limites-et-perspectives"/>
     <w:p>
       <w:pPr>
         <w:pStyle w:val="Heading1"/>
@@ -8688,7 +8963,7 @@
         <w:t xml:space="preserve">Limites et perspectives</w:t>
       </w:r>
     </w:p>
-    <w:bookmarkStart w:id="91" w:name="limites-actuelles"/>
+    <w:bookmarkStart w:id="106" w:name="limites-actuelles"/>
     <w:p>
       <w:pPr>
         <w:pStyle w:val="Heading2"/>
@@ -8874,8 +9149,8 @@
         <w:t xml:space="preserve">— les créneaux sont seedés en dur. Pour un vrai déploiement, l’intégration à un système comme Doctolib via API serait nécessaire.</w:t>
       </w:r>
     </w:p>
-    <w:bookmarkEnd w:id="91"/>
-    <w:bookmarkStart w:id="92" w:name="perspectives-techniques"/>
+    <w:bookmarkEnd w:id="106"/>
+    <w:bookmarkStart w:id="107" w:name="perspectives-techniques"/>
     <w:p>
       <w:pPr>
         <w:pStyle w:val="Heading2"/>
@@ -9009,8 +9284,8 @@
         <w:t xml:space="preserve">pour que MediGuide se souvienne des préférences ou antécédents déclarés par le patient.</w:t>
       </w:r>
     </w:p>
-    <w:bookmarkEnd w:id="92"/>
-    <w:bookmarkStart w:id="93" w:name="perspectives-business-éthique"/>
+    <w:bookmarkEnd w:id="107"/>
+    <w:bookmarkStart w:id="108" w:name="perspectives-business-éthique"/>
     <w:p>
       <w:pPr>
         <w:pStyle w:val="Heading2"/>
@@ -9075,9 +9350,9 @@
         <w:t xml:space="preserve">(FranceConnect+) serait nécessaire pour lier les rendez-vous à une vraie carte vitale.</w:t>
       </w:r>
     </w:p>
-    <w:bookmarkEnd w:id="93"/>
-    <w:bookmarkEnd w:id="94"/>
-    <w:bookmarkStart w:id="98" w:name="conclusion"/>
+    <w:bookmarkEnd w:id="108"/>
+    <w:bookmarkEnd w:id="109"/>
+    <w:bookmarkStart w:id="113" w:name="conclusion"/>
     <w:p>
       <w:pPr>
         <w:pStyle w:val="Heading1"/>
@@ -9086,7 +9361,7 @@
         <w:t xml:space="preserve">Conclusion</w:t>
       </w:r>
     </w:p>
-    <w:bookmarkStart w:id="95" w:name="sur-le-plan-technique"/>
+    <w:bookmarkStart w:id="110" w:name="sur-le-plan-technique"/>
     <w:p>
       <w:pPr>
         <w:pStyle w:val="Heading2"/>
@@ -9281,8 +9556,8 @@
         <w:t xml:space="preserve">qui l’entoure.</w:t>
       </w:r>
     </w:p>
-    <w:bookmarkEnd w:id="95"/>
-    <w:bookmarkStart w:id="96" w:name="sur-le-plan-pédagogique"/>
+    <w:bookmarkEnd w:id="110"/>
+    <w:bookmarkStart w:id="111" w:name="sur-le-plan-pédagogique"/>
     <w:p>
       <w:pPr>
         <w:pStyle w:val="Heading2"/>
@@ -9427,8 +9702,8 @@
         <w:t xml:space="preserve">entre qualité, latence, coût et reproductibilité (le choix de MiniLM-L6 plutôt que mpnet, le seuil DuckDuckGo à 0.9, le fallback Gemini en prod).</w:t>
       </w:r>
     </w:p>
-    <w:bookmarkEnd w:id="96"/>
-    <w:bookmarkStart w:id="97" w:name="sur-le-plan-organisationnel"/>
+    <w:bookmarkEnd w:id="111"/>
+    <w:bookmarkStart w:id="112" w:name="sur-le-plan-organisationnel"/>
     <w:p>
       <w:pPr>
         <w:pStyle w:val="Heading2"/>
@@ -9554,9 +9829,9 @@
         <w:t xml:space="preserve">Les itérations ont été nombreuses : nous avons identifié et corrigé en cours de route plusieurs problèmes (quota Gemini épuisé pendant les tests, sessions toutes nommées « Nouvelle conversation », bouton Hermes affiché sans contexte, absence d’historique des rendez-vous). Chaque correction a été commit, push et documentée — le repo GitHub raconte cette itération.</w:t>
       </w:r>
     </w:p>
-    <w:bookmarkEnd w:id="97"/>
-    <w:bookmarkEnd w:id="98"/>
-    <w:bookmarkStart w:id="111" w:name="annexes"/>
+    <w:bookmarkEnd w:id="112"/>
+    <w:bookmarkEnd w:id="113"/>
+    <w:bookmarkStart w:id="126" w:name="annexes"/>
     <w:p>
       <w:pPr>
         <w:pStyle w:val="Heading1"/>
@@ -9565,7 +9840,7 @@
         <w:t xml:space="preserve">Annexes</w:t>
       </w:r>
     </w:p>
-    <w:bookmarkStart w:id="100" w:name="a.-repo-github"/>
+    <w:bookmarkStart w:id="115" w:name="a.-repo-github"/>
     <w:p>
       <w:pPr>
         <w:pStyle w:val="Heading2"/>
@@ -9578,7 +9853,7 @@
       <w:pPr>
         <w:pStyle w:val="FirstParagraph"/>
       </w:pPr>
-      <w:hyperlink r:id="rId99">
+      <w:hyperlink r:id="rId114">
         <w:r>
           <w:rPr>
             <w:rStyle w:val="Hyperlink"/>
@@ -9587,8 +9862,8 @@
         </w:r>
       </w:hyperlink>
     </w:p>
-    <w:bookmarkEnd w:id="100"/>
-    <w:bookmarkStart w:id="102" w:name="b.-url-de-production"/>
+    <w:bookmarkEnd w:id="115"/>
+    <w:bookmarkStart w:id="117" w:name="b.-url-de-production"/>
     <w:p>
       <w:pPr>
         <w:pStyle w:val="Heading2"/>
@@ -9601,7 +9876,7 @@
       <w:pPr>
         <w:pStyle w:val="FirstParagraph"/>
       </w:pPr>
-      <w:hyperlink r:id="rId101">
+      <w:hyperlink r:id="rId116">
         <w:r>
           <w:rPr>
             <w:rStyle w:val="Hyperlink"/>
@@ -9610,8 +9885,8 @@
         </w:r>
       </w:hyperlink>
     </w:p>
-    <w:bookmarkEnd w:id="102"/>
-    <w:bookmarkStart w:id="103" w:name="c.-compte-de-démonstration"/>
+    <w:bookmarkEnd w:id="117"/>
+    <w:bookmarkStart w:id="118" w:name="c.-compte-de-démonstration"/>
     <w:p>
       <w:pPr>
         <w:pStyle w:val="Heading2"/>
@@ -9670,8 +9945,8 @@
         <w:t xml:space="preserve">(Compte créé pour les tests, à utiliser pour la démonstration en soutenance.)</w:t>
       </w:r>
     </w:p>
-    <w:bookmarkEnd w:id="103"/>
-    <w:bookmarkStart w:id="104" w:name="Xffc2308ddb785b36fd071be70447b307b506cc1"/>
+    <w:bookmarkEnd w:id="118"/>
+    <w:bookmarkStart w:id="119" w:name="Xffc2308ddb785b36fd071be70447b307b506cc1"/>
     <w:p>
       <w:pPr>
         <w:pStyle w:val="Heading2"/>
@@ -10071,8 +10346,8 @@
         <w:t xml:space="preserve">Les slides 22 (« Intégration site + chatbot ») et 24 (« Polish UX — les détails qui comptent ») ont été ajoutées après l’ébauche initiale pour refléter le travail d’intégration du site MediGuide et les améliorations d’expérience utilisateur (badges de sources, auto-rename des sessions, section « Mes rendez-vous »).</w:t>
       </w:r>
     </w:p>
-    <w:bookmarkEnd w:id="104"/>
-    <w:bookmarkStart w:id="105" w:name="d.-structure-du-dépôt"/>
+    <w:bookmarkEnd w:id="119"/>
+    <w:bookmarkStart w:id="120" w:name="d.-structure-du-dépôt"/>
     <w:p>
       <w:pPr>
         <w:pStyle w:val="Heading2"/>
@@ -10425,8 +10700,8 @@
         <w:t xml:space="preserve">└── SKILLS.md                 # Référentiel compétences SAE</w:t>
       </w:r>
     </w:p>
-    <w:bookmarkEnd w:id="105"/>
-    <w:bookmarkStart w:id="106" w:name="e.-outils-utilisés"/>
+    <w:bookmarkEnd w:id="120"/>
+    <w:bookmarkStart w:id="121" w:name="e.-outils-utilisés"/>
     <w:p>
       <w:pPr>
         <w:pStyle w:val="Heading2"/>
@@ -10523,8 +10798,8 @@
         <w:t xml:space="preserve">: Markdown, pandoc (conversion en .docx et .pdf).</w:t>
       </w:r>
     </w:p>
-    <w:bookmarkEnd w:id="106"/>
-    <w:bookmarkStart w:id="109" w:name="f.-sources-documentaires-indexées"/>
+    <w:bookmarkEnd w:id="121"/>
+    <w:bookmarkStart w:id="124" w:name="f.-sources-documentaires-indexées"/>
     <w:p>
       <w:pPr>
         <w:pStyle w:val="Heading2"/>
@@ -10547,7 +10822,7 @@
       <w:r>
         <w:t xml:space="preserve"> </w:t>
       </w:r>
-      <w:hyperlink r:id="rId107">
+      <w:hyperlink r:id="rId122">
         <w:r>
           <w:rPr>
             <w:rStyle w:val="Hyperlink"/>
@@ -10570,7 +10845,7 @@
       <w:r>
         <w:t xml:space="preserve"> </w:t>
       </w:r>
-      <w:hyperlink r:id="rId108">
+      <w:hyperlink r:id="rId123">
         <w:r>
           <w:rPr>
             <w:rStyle w:val="Hyperlink"/>
@@ -10579,8 +10854,8 @@
         </w:r>
       </w:hyperlink>
     </w:p>
-    <w:bookmarkEnd w:id="109"/>
-    <w:bookmarkStart w:id="110" w:name="g.-disclaimer"/>
+    <w:bookmarkEnd w:id="124"/>
+    <w:bookmarkStart w:id="125" w:name="g.-disclaimer"/>
     <w:p>
       <w:pPr>
         <w:pStyle w:val="Heading2"/>
@@ -10626,8 +10901,8 @@
         <w:t xml:space="preserve">.</w:t>
       </w:r>
     </w:p>
-    <w:bookmarkEnd w:id="110"/>
-    <w:bookmarkEnd w:id="111"/>
+    <w:bookmarkEnd w:id="125"/>
+    <w:bookmarkEnd w:id="126"/>
     <w:sectPr/>
   </w:body>
 </w:document>

--- a/docs/rapport.docx
+++ b/docs/rapport.docx
@@ -7,7 +7,39 @@
         <w:pStyle w:val="Title"/>
       </w:pPr>
       <w:r>
-        <w:t xml:space="preserve">MediGuide</w:t>
+        <w:t xml:space="preserve">MediGuide — Chatbot médical RAG</w:t>
+      </w:r>
+    </w:p>
+    <w:p>
+      <w:pPr>
+        <w:pStyle w:val="Subtitle"/>
+      </w:pPr>
+      <w:r>
+        <w:t xml:space="preserve">Rapport</w:t>
+      </w:r>
+      <w:r>
+        <w:t xml:space="preserve"> </w:t>
+      </w:r>
+      <w:r>
+        <w:t xml:space="preserve">de</w:t>
+      </w:r>
+      <w:r>
+        <w:t xml:space="preserve"> </w:t>
+      </w:r>
+      <w:r>
+        <w:t xml:space="preserve">SAE</w:t>
+      </w:r>
+      <w:r>
+        <w:t xml:space="preserve"> </w:t>
+      </w:r>
+      <w:r>
+        <w:t xml:space="preserve">BUT3</w:t>
+      </w:r>
+      <w:r>
+        <w:t xml:space="preserve"> </w:t>
+      </w:r>
+      <w:r>
+        <w:t xml:space="preserve">S6</w:t>
       </w:r>
       <w:r>
         <w:t xml:space="preserve"> </w:t>
@@ -19,92 +51,36 @@
         <w:t xml:space="preserve"> </w:t>
       </w:r>
       <w:r>
+        <w:t xml:space="preserve">Développement</w:t>
+      </w:r>
+      <w:r>
+        <w:t xml:space="preserve"> </w:t>
+      </w:r>
+      <w:r>
+        <w:t xml:space="preserve">Full</w:t>
+      </w:r>
+      <w:r>
+        <w:t xml:space="preserve"> </w:t>
+      </w:r>
+      <w:r>
+        <w:t xml:space="preserve">Stack</w:t>
+      </w:r>
+      <w:r>
+        <w:t xml:space="preserve"> </w:t>
+      </w:r>
+      <w:r>
+        <w:t xml:space="preserve">d’un</w:t>
+      </w:r>
+      <w:r>
+        <w:t xml:space="preserve"> </w:t>
+      </w:r>
+      <w:r>
         <w:t xml:space="preserve">Chatbot</w:t>
       </w:r>
       <w:r>
         <w:t xml:space="preserve"> </w:t>
       </w:r>
       <w:r>
-        <w:t xml:space="preserve">médical</w:t>
-      </w:r>
-      <w:r>
-        <w:t xml:space="preserve"> </w:t>
-      </w:r>
-      <w:r>
-        <w:t xml:space="preserve">RAG</w:t>
-      </w:r>
-    </w:p>
-    <w:p>
-      <w:pPr>
-        <w:pStyle w:val="Subtitle"/>
-      </w:pPr>
-      <w:r>
-        <w:t xml:space="preserve">Rapport</w:t>
-      </w:r>
-      <w:r>
-        <w:t xml:space="preserve"> </w:t>
-      </w:r>
-      <w:r>
-        <w:t xml:space="preserve">de</w:t>
-      </w:r>
-      <w:r>
-        <w:t xml:space="preserve"> </w:t>
-      </w:r>
-      <w:r>
-        <w:t xml:space="preserve">SAE</w:t>
-      </w:r>
-      <w:r>
-        <w:t xml:space="preserve"> </w:t>
-      </w:r>
-      <w:r>
-        <w:t xml:space="preserve">BUT3</w:t>
-      </w:r>
-      <w:r>
-        <w:t xml:space="preserve"> </w:t>
-      </w:r>
-      <w:r>
-        <w:t xml:space="preserve">S6</w:t>
-      </w:r>
-      <w:r>
-        <w:t xml:space="preserve"> </w:t>
-      </w:r>
-      <w:r>
-        <w:t xml:space="preserve">—</w:t>
-      </w:r>
-      <w:r>
-        <w:t xml:space="preserve"> </w:t>
-      </w:r>
-      <w:r>
-        <w:t xml:space="preserve">Développement</w:t>
-      </w:r>
-      <w:r>
-        <w:t xml:space="preserve"> </w:t>
-      </w:r>
-      <w:r>
-        <w:t xml:space="preserve">Full</w:t>
-      </w:r>
-      <w:r>
-        <w:t xml:space="preserve"> </w:t>
-      </w:r>
-      <w:r>
-        <w:t xml:space="preserve">Stack</w:t>
-      </w:r>
-      <w:r>
-        <w:t xml:space="preserve"> </w:t>
-      </w:r>
-      <w:r>
-        <w:t xml:space="preserve">d’un</w:t>
-      </w:r>
-      <w:r>
-        <w:t xml:space="preserve"> </w:t>
-      </w:r>
-      <w:r>
-        <w:t xml:space="preserve">Chatbot</w:t>
-      </w:r>
-      <w:r>
-        <w:t xml:space="preserve"> </w:t>
-      </w:r>
-      <w:r>
         <w:t xml:space="preserve">Spécialisé</w:t>
       </w:r>
     </w:p>
@@ -113,43 +89,7 @@
         <w:pStyle w:val="Author"/>
       </w:pPr>
       <w:r>
-        <w:t xml:space="preserve">Yousra</w:t>
-      </w:r>
-      <w:r>
-        <w:t xml:space="preserve"> </w:t>
-      </w:r>
-      <w:r>
-        <w:t xml:space="preserve">·</w:t>
-      </w:r>
-      <w:r>
-        <w:t xml:space="preserve"> </w:t>
-      </w:r>
-      <w:r>
-        <w:t xml:space="preserve">Imane</w:t>
-      </w:r>
-      <w:r>
-        <w:t xml:space="preserve"> </w:t>
-      </w:r>
-      <w:r>
-        <w:t xml:space="preserve">·</w:t>
-      </w:r>
-      <w:r>
-        <w:t xml:space="preserve"> </w:t>
-      </w:r>
-      <w:r>
-        <w:t xml:space="preserve">Yannis</w:t>
-      </w:r>
-      <w:r>
-        <w:t xml:space="preserve"> </w:t>
-      </w:r>
-      <w:r>
-        <w:t xml:space="preserve">·</w:t>
-      </w:r>
-      <w:r>
-        <w:t xml:space="preserve"> </w:t>
-      </w:r>
-      <w:r>
-        <w:t xml:space="preserve">Grace</w:t>
+        <w:t xml:space="preserve">Yousra · Imane · Yannis · Grace</w:t>
       </w:r>
     </w:p>
     <w:p>
@@ -176,7 +116,7 @@
         <w:p>
           <w:r>
             <w:fldChar w:fldCharType="begin" w:dirty="true"/>
-            <w:instrText xml:space="preserve">TOC \o "1-3" \h \z \u</w:instrText>
+            <w:instrText xml:space="preserve">TOC \o "1-2" \h \z \u</w:instrText>
             <w:fldChar w:fldCharType="separate"/>
             <w:fldChar w:fldCharType="end"/>
           </w:r>

--- a/docs/rapport.docx
+++ b/docs/rapport.docx
@@ -7,7 +7,25 @@
         <w:pStyle w:val="Title"/>
       </w:pPr>
       <w:r>
-        <w:t xml:space="preserve">MediGuide — Chatbot médical RAG</w:t>
+        <w:t xml:space="preserve">MediGuide,</w:t>
+      </w:r>
+      <w:r>
+        <w:t xml:space="preserve"> </w:t>
+      </w:r>
+      <w:r>
+        <w:t xml:space="preserve">Chatbot</w:t>
+      </w:r>
+      <w:r>
+        <w:t xml:space="preserve"> </w:t>
+      </w:r>
+      <w:r>
+        <w:t xml:space="preserve">médical</w:t>
+      </w:r>
+      <w:r>
+        <w:t xml:space="preserve"> </w:t>
+      </w:r>
+      <w:r>
+        <w:t xml:space="preserve">RAG</w:t>
       </w:r>
     </w:p>
     <w:p>
@@ -39,13 +57,7 @@
         <w:t xml:space="preserve"> </w:t>
       </w:r>
       <w:r>
-        <w:t xml:space="preserve">S6</w:t>
-      </w:r>
-      <w:r>
-        <w:t xml:space="preserve"> </w:t>
-      </w:r>
-      <w:r>
-        <w:t xml:space="preserve">—</w:t>
+        <w:t xml:space="preserve">S6,</w:t>
       </w:r>
       <w:r>
         <w:t xml:space="preserve"> </w:t>
@@ -89,7 +101,43 @@
         <w:pStyle w:val="Author"/>
       </w:pPr>
       <w:r>
-        <w:t xml:space="preserve">Yousra · Imane · Yannis · Grace</w:t>
+        <w:t xml:space="preserve">Yousra</w:t>
+      </w:r>
+      <w:r>
+        <w:t xml:space="preserve"> </w:t>
+      </w:r>
+      <w:r>
+        <w:t xml:space="preserve">·</w:t>
+      </w:r>
+      <w:r>
+        <w:t xml:space="preserve"> </w:t>
+      </w:r>
+      <w:r>
+        <w:t xml:space="preserve">Imane</w:t>
+      </w:r>
+      <w:r>
+        <w:t xml:space="preserve"> </w:t>
+      </w:r>
+      <w:r>
+        <w:t xml:space="preserve">·</w:t>
+      </w:r>
+      <w:r>
+        <w:t xml:space="preserve"> </w:t>
+      </w:r>
+      <w:r>
+        <w:t xml:space="preserve">Yannis</w:t>
+      </w:r>
+      <w:r>
+        <w:t xml:space="preserve"> </w:t>
+      </w:r>
+      <w:r>
+        <w:t xml:space="preserve">·</w:t>
+      </w:r>
+      <w:r>
+        <w:t xml:space="preserve"> </w:t>
+      </w:r>
+      <w:r>
+        <w:t xml:space="preserve">Grace</w:t>
       </w:r>
     </w:p>
     <w:p>
@@ -129,6 +177,15 @@
         <w:pStyle w:val="Heading1"/>
       </w:pPr>
       <w:r>
+        <w:rPr>
+          <w:rStyle w:val="SectionNumber"/>
+        </w:rPr>
+        <w:t xml:space="preserve">1</w:t>
+      </w:r>
+      <w:r>
+        <w:tab/>
+      </w:r>
+      <w:r>
         <w:t xml:space="preserve">Contexte et objectifs</w:t>
       </w:r>
     </w:p>
@@ -138,6 +195,15 @@
         <w:pStyle w:val="Heading2"/>
       </w:pPr>
       <w:r>
+        <w:rPr>
+          <w:rStyle w:val="SectionNumber"/>
+        </w:rPr>
+        <w:t xml:space="preserve">1.1</w:t>
+      </w:r>
+      <w:r>
+        <w:tab/>
+      </w:r>
+      <w:r>
         <w:t xml:space="preserve">La SAE BUT3 S6</w:t>
       </w:r>
     </w:p>
@@ -292,10 +358,7 @@
         <w:t xml:space="preserve">créer des sessions, poser des questions et reprendre leurs conversations</w:t>
       </w:r>
       <w:r>
-        <w:t xml:space="preserve"> </w:t>
-      </w:r>
-      <w:r>
-        <w:t xml:space="preserve">— ce qui implique une persistance des données (base de données, gestion d’utilisateurs et d’historiques de messages).</w:t>
+        <w:t xml:space="preserve">, ce qui implique une persistance des données (base de données, gestion d’utilisateurs et d’historiques de messages).</w:t>
       </w:r>
     </w:p>
     <w:bookmarkEnd w:id="20"/>
@@ -305,6 +368,15 @@
         <w:pStyle w:val="Heading2"/>
       </w:pPr>
       <w:r>
+        <w:rPr>
+          <w:rStyle w:val="SectionNumber"/>
+        </w:rPr>
+        <w:t xml:space="preserve">1.2</w:t>
+      </w:r>
+      <w:r>
+        <w:tab/>
+      </w:r>
+      <w:r>
         <w:t xml:space="preserve">Notre projet : MediGuide</w:t>
       </w:r>
     </w:p>
@@ -522,6 +594,15 @@
         <w:pStyle w:val="Heading2"/>
       </w:pPr>
       <w:r>
+        <w:rPr>
+          <w:rStyle w:val="SectionNumber"/>
+        </w:rPr>
+        <w:t xml:space="preserve">1.3</w:t>
+      </w:r>
+      <w:r>
+        <w:tab/>
+      </w:r>
+      <w:r>
         <w:t xml:space="preserve">Périmètre et limites assumées</w:t>
       </w:r>
     </w:p>
@@ -543,7 +624,7 @@
         <w:t xml:space="preserve">outil informatif</w:t>
       </w:r>
       <w:r>
-        <w:t xml:space="preserve">, jamais un outil de diagnostic. Chaque réponse rappelle explicitement que le service ne remplace pas un avis médical. Cette posture est martelée dans le prompt système, dans le bandeau de l’interface et dans le site d’accueil — c’est un choix conscient lié à la responsabilité d’un outil IA en santé.</w:t>
+        <w:t xml:space="preserve">, jamais un outil de diagnostic. Chaque réponse rappelle explicitement que le service ne remplace pas un avis médical. Cette posture est martelée dans le prompt système, dans le bandeau de l’interface et dans le site d’accueil, c’est un choix conscient lié à la responsabilité d’un outil IA en santé.</w:t>
       </w:r>
     </w:p>
     <w:bookmarkEnd w:id="22"/>
@@ -554,6 +635,15 @@
         <w:pStyle w:val="Heading1"/>
       </w:pPr>
       <w:r>
+        <w:rPr>
+          <w:rStyle w:val="SectionNumber"/>
+        </w:rPr>
+        <w:t xml:space="preserve">2</w:t>
+      </w:r>
+      <w:r>
+        <w:tab/>
+      </w:r>
+      <w:r>
         <w:t xml:space="preserve">État de l’art et choix technologiques</w:t>
       </w:r>
     </w:p>
@@ -562,6 +652,15 @@
       <w:pPr>
         <w:pStyle w:val="Heading2"/>
       </w:pPr>
+      <w:r>
+        <w:rPr>
+          <w:rStyle w:val="SectionNumber"/>
+        </w:rPr>
+        <w:t xml:space="preserve">2.1</w:t>
+      </w:r>
+      <w:r>
+        <w:tab/>
+      </w:r>
       <w:r>
         <w:t xml:space="preserve">Frontend : pourquoi Streamlit</w:t>
       </w:r>
@@ -798,6 +897,15 @@
         <w:pStyle w:val="Heading2"/>
       </w:pPr>
       <w:r>
+        <w:rPr>
+          <w:rStyle w:val="SectionNumber"/>
+        </w:rPr>
+        <w:t xml:space="preserve">2.2</w:t>
+      </w:r>
+      <w:r>
+        <w:tab/>
+      </w:r>
+      <w:r>
         <w:t xml:space="preserve">Backend : FastAPI</w:t>
       </w:r>
     </w:p>
@@ -866,6 +974,15 @@
         <w:pStyle w:val="Heading2"/>
       </w:pPr>
       <w:r>
+        <w:rPr>
+          <w:rStyle w:val="SectionNumber"/>
+        </w:rPr>
+        <w:t xml:space="preserve">2.3</w:t>
+      </w:r>
+      <w:r>
+        <w:tab/>
+      </w:r>
+      <w:r>
         <w:t xml:space="preserve">LLM : Mistral via OpenRouter + Gemini en production</w:t>
       </w:r>
     </w:p>
@@ -917,7 +1034,7 @@
         <w:t xml:space="preserve"> </w:t>
       </w:r>
       <w:r>
-        <w:t xml:space="preserve">en développement local — accès au modèle</w:t>
+        <w:t xml:space="preserve">en développement local, accès au modèle</w:t>
       </w:r>
       <w:r>
         <w:t xml:space="preserve"> </w:t>
@@ -954,7 +1071,7 @@
         <w:t xml:space="preserve"> </w:t>
       </w:r>
       <w:r>
-        <w:t xml:space="preserve">en production — mutualisation avec un autre service Amana déjà en place, quota gratuit de ~1000 requêtes/jour, latence faible (&lt;3 s), bonne qualité en français.</w:t>
+        <w:t xml:space="preserve">en production, mutualisation avec un autre service Amana déjà en place, quota gratuit de ~1000 requêtes/jour, latence faible (&lt;3 s), bonne qualité en français.</w:t>
       </w:r>
     </w:p>
     <w:p>
@@ -1009,7 +1126,7 @@
         <w:pStyle w:val="BodyText"/>
       </w:pPr>
       <w:r>
-        <w:t xml:space="preserve">Ollama (modèles locaux) a été écarté : qualité française insuffisante sur les petits modèles, et besoin d’un GPU pour les gros — pas disponible sur notre infrastructure.</w:t>
+        <w:t xml:space="preserve">Ollama (modèles locaux) a été écarté : qualité française insuffisante sur les petits modèles, et besoin d’un GPU pour les gros, pas disponible sur notre infrastructure.</w:t>
       </w:r>
     </w:p>
     <w:bookmarkEnd w:id="26"/>
@@ -1018,6 +1135,15 @@
       <w:pPr>
         <w:pStyle w:val="Heading2"/>
       </w:pPr>
+      <w:r>
+        <w:rPr>
+          <w:rStyle w:val="SectionNumber"/>
+        </w:rPr>
+        <w:t xml:space="preserve">2.4</w:t>
+      </w:r>
+      <w:r>
+        <w:tab/>
+      </w:r>
       <w:r>
         <w:t xml:space="preserve">RAG : LangChain + ChromaDB</w:t>
       </w:r>
@@ -1369,6 +1495,15 @@
       <w:pPr>
         <w:pStyle w:val="Heading2"/>
       </w:pPr>
+      <w:r>
+        <w:rPr>
+          <w:rStyle w:val="SectionNumber"/>
+        </w:rPr>
+        <w:t xml:space="preserve">2.5</w:t>
+      </w:r>
+      <w:r>
+        <w:tab/>
+      </w:r>
       <w:r>
         <w:t xml:space="preserve">Embeddings : comparaison de trois modèles</w:t>
       </w:r>
@@ -1731,6 +1866,15 @@
         <w:pStyle w:val="Heading2"/>
       </w:pPr>
       <w:r>
+        <w:rPr>
+          <w:rStyle w:val="SectionNumber"/>
+        </w:rPr>
+        <w:t xml:space="preserve">2.6</w:t>
+      </w:r>
+      <w:r>
+        <w:tab/>
+      </w:r>
+      <w:r>
         <w:t xml:space="preserve">DB : SQLite + SQLAlchemy</w:t>
       </w:r>
     </w:p>
@@ -1774,6 +1918,15 @@
       <w:pPr>
         <w:pStyle w:val="Heading2"/>
       </w:pPr>
+      <w:r>
+        <w:rPr>
+          <w:rStyle w:val="SectionNumber"/>
+        </w:rPr>
+        <w:t xml:space="preserve">2.7</w:t>
+      </w:r>
+      <w:r>
+        <w:tab/>
+      </w:r>
       <w:r>
         <w:t xml:space="preserve">Audio :</w:t>
       </w:r>
@@ -1818,6 +1971,15 @@
         <w:pStyle w:val="Heading1"/>
       </w:pPr>
       <w:r>
+        <w:rPr>
+          <w:rStyle w:val="SectionNumber"/>
+        </w:rPr>
+        <w:t xml:space="preserve">3</w:t>
+      </w:r>
+      <w:r>
+        <w:tab/>
+      </w:r>
+      <w:r>
         <w:t xml:space="preserve">Architecture</w:t>
       </w:r>
     </w:p>
@@ -1826,6 +1988,15 @@
       <w:pPr>
         <w:pStyle w:val="Heading2"/>
       </w:pPr>
+      <w:r>
+        <w:rPr>
+          <w:rStyle w:val="SectionNumber"/>
+        </w:rPr>
+        <w:t xml:space="preserve">3.1</w:t>
+      </w:r>
+      <w:r>
+        <w:tab/>
+      </w:r>
       <w:r>
         <w:t xml:space="preserve">Vue d’ensemble</w:t>
       </w:r>
@@ -2172,6 +2343,15 @@
         <w:pStyle w:val="Heading2"/>
       </w:pPr>
       <w:r>
+        <w:rPr>
+          <w:rStyle w:val="SectionNumber"/>
+        </w:rPr>
+        <w:t xml:space="preserve">3.2</w:t>
+      </w:r>
+      <w:r>
+        <w:tab/>
+      </w:r>
+      <w:r>
         <w:t xml:space="preserve">Les 4 composants Docker</w:t>
       </w:r>
     </w:p>
@@ -2192,10 +2372,7 @@
         <w:t xml:space="preserve">amana-sae-site</w:t>
       </w:r>
       <w:r>
-        <w:t xml:space="preserve"> </w:t>
-      </w:r>
-      <w:r>
-        <w:t xml:space="preserve">— un nginx alpine qui sert un site landing statique HTML/CSS expliquant le service MediGuide. C’est la porte d’entrée du domaine.</w:t>
+        <w:t xml:space="preserve">, un nginx alpine qui sert un site landing statique HTML/CSS expliquant le service MediGuide. C’est la porte d’entrée du domaine.</w:t>
       </w:r>
     </w:p>
     <w:p>
@@ -2215,10 +2392,7 @@
         <w:t xml:space="preserve">amana-sae-web</w:t>
       </w:r>
       <w:r>
-        <w:t xml:space="preserve"> </w:t>
-      </w:r>
-      <w:r>
-        <w:t xml:space="preserve">— un container Python qui exécute Streamlit. Sert l’interface chat sous</w:t>
+        <w:t xml:space="preserve">, un container Python qui exécute Streamlit. Sert l’interface chat sous</w:t>
       </w:r>
       <w:r>
         <w:t xml:space="preserve"> </w:t>
@@ -2262,10 +2436,7 @@
         <w:t xml:space="preserve">amana-sae-api</w:t>
       </w:r>
       <w:r>
-        <w:t xml:space="preserve"> </w:t>
-      </w:r>
-      <w:r>
-        <w:t xml:space="preserve">— un container Python qui exécute FastAPI/Uvicorn. Embarque l’API REST (auth, sessions, chat, Hermes), le service RAG (embeddings MiniLM + Chroma), et l’appel au LLM (Gemini en prod, OpenRouter en local).</w:t>
+        <w:t xml:space="preserve">, un container Python qui exécute FastAPI/Uvicorn. Embarque l’API REST (auth, sessions, chat, Hermes), le service RAG (embeddings MiniLM + Chroma), et l’appel au LLM (Gemini en prod, OpenRouter en local).</w:t>
       </w:r>
     </w:p>
     <w:p>
@@ -2288,7 +2459,7 @@
         <w:t xml:space="preserve"> </w:t>
       </w:r>
       <w:r>
-        <w:t xml:space="preserve">(partagé avec les autres services Amana) — fait le reverse-proxy HTTPS, gère les certificats Let’s Encrypt automatiquement, applique les headers de sécurité.</w:t>
+        <w:t xml:space="preserve">(partagé avec les autres services Amana), fait le reverse-proxy HTTPS, gère les certificats Let’s Encrypt automatiquement, applique les headers de sécurité.</w:t>
       </w:r>
     </w:p>
     <w:bookmarkEnd w:id="33"/>
@@ -2298,6 +2469,15 @@
         <w:pStyle w:val="Heading2"/>
       </w:pPr>
       <w:r>
+        <w:rPr>
+          <w:rStyle w:val="SectionNumber"/>
+        </w:rPr>
+        <w:t xml:space="preserve">3.3</w:t>
+      </w:r>
+      <w:r>
+        <w:tab/>
+      </w:r>
+      <w:r>
         <w:t xml:space="preserve">Pourquoi cette séparation</w:t>
       </w:r>
     </w:p>
@@ -2325,10 +2505,7 @@
         <w:t xml:space="preserve">L’isolation des responsabilités</w:t>
       </w:r>
       <w:r>
-        <w:t xml:space="preserve"> </w:t>
-      </w:r>
-      <w:r>
-        <w:t xml:space="preserve">— l’API ne sert pas de pages HTML, le site landing n’a pas accès aux secrets, le frontend ne touche pas directement à la base de données.</w:t>
+        <w:t xml:space="preserve">, l’API ne sert pas de pages HTML, le site landing n’a pas accès aux secrets, le frontend ne touche pas directement à la base de données.</w:t>
       </w:r>
     </w:p>
     <w:p>
@@ -2347,10 +2524,7 @@
         <w:t xml:space="preserve">Le hardening par service</w:t>
       </w:r>
       <w:r>
-        <w:t xml:space="preserve"> </w:t>
-      </w:r>
-      <w:r>
-        <w:t xml:space="preserve">— chaque container drop toutes les capacités Linux par défaut puis ré-ajoute uniquement le minimum nécessaire (le site nginx a besoin de</w:t>
+        <w:t xml:space="preserve">, chaque container drop toutes les capacités Linux par défaut puis ré-ajoute uniquement le minimum nécessaire (le site nginx a besoin de</w:t>
       </w:r>
       <w:r>
         <w:t xml:space="preserve"> </w:t>
@@ -2384,10 +2558,7 @@
         <w:t xml:space="preserve">L’évolutivité</w:t>
       </w:r>
       <w:r>
-        <w:t xml:space="preserve"> </w:t>
-      </w:r>
-      <w:r>
-        <w:t xml:space="preserve">— on peut scaler horizontalement un seul service si la charge augmente sur lui.</w:t>
+        <w:t xml:space="preserve">, on peut scaler horizontalement un seul service si la charge augmente sur lui.</w:t>
       </w:r>
     </w:p>
     <w:bookmarkEnd w:id="34"/>
@@ -2396,6 +2567,15 @@
       <w:pPr>
         <w:pStyle w:val="Heading2"/>
       </w:pPr>
+      <w:r>
+        <w:rPr>
+          <w:rStyle w:val="SectionNumber"/>
+        </w:rPr>
+        <w:t xml:space="preserve">3.4</w:t>
+      </w:r>
+      <w:r>
+        <w:tab/>
+      </w:r>
       <w:r>
         <w:t xml:space="preserve">Réseau interne</w:t>
       </w:r>
@@ -2477,6 +2657,15 @@
         <w:pStyle w:val="Heading1"/>
       </w:pPr>
       <w:r>
+        <w:rPr>
+          <w:rStyle w:val="SectionNumber"/>
+        </w:rPr>
+        <w:t xml:space="preserve">4</w:t>
+      </w:r>
+      <w:r>
+        <w:tab/>
+      </w:r>
+      <w:r>
         <w:t xml:space="preserve">Pipeline RAG</w:t>
       </w:r>
     </w:p>
@@ -2485,6 +2674,15 @@
       <w:pPr>
         <w:pStyle w:val="Heading2"/>
       </w:pPr>
+      <w:r>
+        <w:rPr>
+          <w:rStyle w:val="SectionNumber"/>
+        </w:rPr>
+        <w:t xml:space="preserve">4.1</w:t>
+      </w:r>
+      <w:r>
+        <w:tab/>
+      </w:r>
       <w:r>
         <w:t xml:space="preserve">La logique RAG en une phrase</w:t>
       </w:r>
@@ -2549,7 +2747,16 @@
         <w:pStyle w:val="Heading2"/>
       </w:pPr>
       <w:r>
-        <w:t xml:space="preserve">Phase 1 — Ingestion (exécutée une seule fois, ou après mise à jour du corpus)</w:t>
+        <w:rPr>
+          <w:rStyle w:val="SectionNumber"/>
+        </w:rPr>
+        <w:t xml:space="preserve">4.2</w:t>
+      </w:r>
+      <w:r>
+        <w:tab/>
+      </w:r>
+      <w:r>
+        <w:t xml:space="preserve">Phase 1, Ingestion (exécutée une seule fois, ou après mise à jour du corpus)</w:t>
       </w:r>
     </w:p>
     <w:p>
@@ -2607,6 +2814,15 @@
       <w:pPr>
         <w:pStyle w:val="Heading3"/>
       </w:pPr>
+      <w:r>
+        <w:rPr>
+          <w:rStyle w:val="SectionNumber"/>
+        </w:rPr>
+        <w:t xml:space="preserve">4.2.1</w:t>
+      </w:r>
+      <w:r>
+        <w:tab/>
+      </w:r>
       <w:r>
         <w:t xml:space="preserve">4.1 Sources documentaires</w:t>
       </w:r>
@@ -2909,6 +3125,15 @@
         <w:pStyle w:val="Heading3"/>
       </w:pPr>
       <w:r>
+        <w:rPr>
+          <w:rStyle w:val="SectionNumber"/>
+        </w:rPr>
+        <w:t xml:space="preserve">4.2.2</w:t>
+      </w:r>
+      <w:r>
+        <w:tab/>
+      </w:r>
+      <w:r>
         <w:t xml:space="preserve">4.2 Chargement avec</w:t>
       </w:r>
       <w:r>
@@ -2951,6 +3176,15 @@
         <w:pStyle w:val="Heading3"/>
       </w:pPr>
       <w:r>
+        <w:rPr>
+          <w:rStyle w:val="SectionNumber"/>
+        </w:rPr>
+        <w:t xml:space="preserve">4.2.3</w:t>
+      </w:r>
+      <w:r>
+        <w:tab/>
+      </w:r>
+      <w:r>
         <w:t xml:space="preserve">4.3 Découpage en chunks (</w:t>
       </w:r>
       <w:r>
@@ -3072,7 +3306,7 @@
         <w:t xml:space="preserve"> </w:t>
       </w:r>
       <w:r>
-        <w:t xml:space="preserve">) : le splitter essaie de couper en priorité sur des sauts de paragraphe, sinon des phrases, sinon des mots — il ne coupe jamais au milieu d’un mot.</w:t>
+        <w:t xml:space="preserve">) : le splitter essaie de couper en priorité sur des sauts de paragraphe, sinon des phrases, sinon des mots, il ne coupe jamais au milieu d’un mot.</w:t>
       </w:r>
     </w:p>
     <w:p>
@@ -3106,6 +3340,15 @@
         <w:pStyle w:val="Heading3"/>
       </w:pPr>
       <w:r>
+        <w:rPr>
+          <w:rStyle w:val="SectionNumber"/>
+        </w:rPr>
+        <w:t xml:space="preserve">4.2.4</w:t>
+      </w:r>
+      <w:r>
+        <w:tab/>
+      </w:r>
+      <w:r>
         <w:t xml:space="preserve">4.4 Encodage en vecteurs (embeddings)</w:t>
       </w:r>
     </w:p>
@@ -3166,7 +3409,7 @@
         <w:pStyle w:val="BodyText"/>
       </w:pPr>
       <w:r>
-        <w:t xml:space="preserve">Le modèle tourne localement (CPU) dans le container API — aucun appel réseau à HuggingFace au runtime, seul le téléchargement initial au build de l’image Docker.</w:t>
+        <w:t xml:space="preserve">Le modèle tourne localement (CPU) dans le container API, aucun appel réseau à HuggingFace au runtime, seul le téléchargement initial au build de l’image Docker.</w:t>
       </w:r>
     </w:p>
     <w:bookmarkEnd w:id="41"/>
@@ -3175,6 +3418,15 @@
       <w:pPr>
         <w:pStyle w:val="Heading3"/>
       </w:pPr>
+      <w:r>
+        <w:rPr>
+          <w:rStyle w:val="SectionNumber"/>
+        </w:rPr>
+        <w:t xml:space="preserve">4.2.5</w:t>
+      </w:r>
+      <w:r>
+        <w:tab/>
+      </w:r>
       <w:r>
         <w:t xml:space="preserve">4.5 Stockage dans ChromaDB</w:t>
       </w:r>
@@ -3226,7 +3478,16 @@
         <w:pStyle w:val="Heading2"/>
       </w:pPr>
       <w:r>
-        <w:t xml:space="preserve">Phase 2 — Inférence (à chaque message du patient)</w:t>
+        <w:rPr>
+          <w:rStyle w:val="SectionNumber"/>
+        </w:rPr>
+        <w:t xml:space="preserve">4.3</w:t>
+      </w:r>
+      <w:r>
+        <w:tab/>
+      </w:r>
+      <w:r>
+        <w:t xml:space="preserve">Phase 2, Inférence (à chaque message du patient)</w:t>
       </w:r>
     </w:p>
     <w:p>
@@ -3504,7 +3765,7 @@
         <w:t xml:space="preserve"> </w:t>
       </w:r>
       <w:r>
-        <w:t xml:space="preserve">(seuil empirique), c’est que rien dans le corpus officiel ne match — on bascule sur DuckDuckGo (cf. section 5).</w:t>
+        <w:t xml:space="preserve">(seuil empirique), c’est que rien dans le corpus officiel ne match, on bascule sur DuckDuckGo (cf. section 5).</w:t>
       </w:r>
     </w:p>
     <w:p>
@@ -3548,7 +3809,7 @@
         <w:t xml:space="preserve"> </w:t>
       </w:r>
       <w:r>
-        <w:t xml:space="preserve">(Gemini en prod, OpenRouter en local) — réponse en 1 à 3 secondes typiquement.</w:t>
+        <w:t xml:space="preserve">(Gemini en prod, OpenRouter en local), réponse en 1 à 3 secondes typiquement.</w:t>
       </w:r>
     </w:p>
     <w:p>
@@ -3657,6 +3918,15 @@
         <w:pStyle w:val="Heading2"/>
       </w:pPr>
       <w:r>
+        <w:rPr>
+          <w:rStyle w:val="SectionNumber"/>
+        </w:rPr>
+        <w:t xml:space="preserve">4.4</w:t>
+      </w:r>
+      <w:r>
+        <w:tab/>
+      </w:r>
+      <w:r>
         <w:t xml:space="preserve">Comparaison des encodeurs (test reproductible)</w:t>
       </w:r>
     </w:p>
@@ -3846,7 +4116,7 @@
         <w:t xml:space="preserve"> </w:t>
       </w:r>
       <w:r>
-        <w:t xml:space="preserve">pour chaque question — le RAG fonctionne avec les trois.</w:t>
+        <w:t xml:space="preserve">pour chaque question, le RAG fonctionne avec les trois.</w:t>
       </w:r>
     </w:p>
     <w:p>
@@ -3979,6 +4249,15 @@
         <w:pStyle w:val="Heading1"/>
       </w:pPr>
       <w:r>
+        <w:rPr>
+          <w:rStyle w:val="SectionNumber"/>
+        </w:rPr>
+        <w:t xml:space="preserve">5</w:t>
+      </w:r>
+      <w:r>
+        <w:tab/>
+      </w:r>
+      <w:r>
         <w:t xml:space="preserve">Bonus DuckDuckGo : fallback de recherche web</w:t>
       </w:r>
     </w:p>
@@ -3987,6 +4266,15 @@
       <w:pPr>
         <w:pStyle w:val="Heading2"/>
       </w:pPr>
+      <w:r>
+        <w:rPr>
+          <w:rStyle w:val="SectionNumber"/>
+        </w:rPr>
+        <w:t xml:space="preserve">5.1</w:t>
+      </w:r>
+      <w:r>
+        <w:tab/>
+      </w:r>
       <w:r>
         <w:t xml:space="preserve">Le problème adressé</w:t>
       </w:r>
@@ -4022,10 +4310,7 @@
         <w:t xml:space="preserve">« Je n’ai pas l’information »</w:t>
       </w:r>
       <w:r>
-        <w:t xml:space="preserve"> </w:t>
-      </w:r>
-      <w:r>
-        <w:t xml:space="preserve">— frustrant pour un service qui se veut utile.</w:t>
+        <w:t xml:space="preserve">, frustrant pour un service qui se veut utile.</w:t>
       </w:r>
     </w:p>
     <w:bookmarkEnd w:id="47"/>
@@ -4035,6 +4320,15 @@
         <w:pStyle w:val="Heading2"/>
       </w:pPr>
       <w:r>
+        <w:rPr>
+          <w:rStyle w:val="SectionNumber"/>
+        </w:rPr>
+        <w:t xml:space="preserve">5.2</w:t>
+      </w:r>
+      <w:r>
+        <w:tab/>
+      </w:r>
+      <w:r>
         <w:t xml:space="preserve">La solution</w:t>
       </w:r>
     </w:p>
@@ -4072,10 +4366,7 @@
         <w:t xml:space="preserve">seuil de 0,9 (distance L2)</w:t>
       </w:r>
       <w:r>
-        <w:t xml:space="preserve"> </w:t>
-      </w:r>
-      <w:r>
-        <w:t xml:space="preserve">— autrement dit, aucun chunk n’est vraiment proche sémantiquement de la question — on déclenche automatiquement une</w:t>
+        <w:t xml:space="preserve">, autrement dit, aucun chunk n’est vraiment proche sémantiquement de la question, on déclenche automatiquement une</w:t>
       </w:r>
       <w:r>
         <w:t xml:space="preserve"> </w:t>
@@ -4113,6 +4404,15 @@
         <w:pStyle w:val="Heading2"/>
       </w:pPr>
       <w:r>
+        <w:rPr>
+          <w:rStyle w:val="SectionNumber"/>
+        </w:rPr>
+        <w:t xml:space="preserve">5.3</w:t>
+      </w:r>
+      <w:r>
+        <w:tab/>
+      </w:r>
+      <w:r>
         <w:t xml:space="preserve">Reformulation intelligente de la requête web</w:t>
       </w:r>
     </w:p>
@@ -4157,7 +4457,7 @@
         <w:t xml:space="preserve">« symptômes fièvre causes infection diagnostic »</w:t>
       </w:r>
       <w:r>
-        <w:t xml:space="preserve">). Sans cette étape, DuckDuckGo retournait parfois des résultats de traduction (Reverso, Collins) au lieu d’informations médicales — un piège classique du RAG hybride. Cette reformulation est documentée dans</w:t>
+        <w:t xml:space="preserve">). Sans cette étape, DuckDuckGo retournait parfois des résultats de traduction (Reverso, Collins) au lieu d’informations médicales, un piège classique du RAG hybride. Cette reformulation est documentée dans</w:t>
       </w:r>
       <w:r>
         <w:t xml:space="preserve"> </w:t>
@@ -4179,6 +4479,15 @@
         <w:pStyle w:val="Heading2"/>
       </w:pPr>
       <w:r>
+        <w:rPr>
+          <w:rStyle w:val="SectionNumber"/>
+        </w:rPr>
+        <w:t xml:space="preserve">5.4</w:t>
+      </w:r>
+      <w:r>
+        <w:tab/>
+      </w:r>
+      <w:r>
         <w:t xml:space="preserve">Intégration dans le prompt</w:t>
       </w:r>
     </w:p>
@@ -4239,6 +4548,15 @@
       <w:pPr>
         <w:pStyle w:val="Heading2"/>
       </w:pPr>
+      <w:r>
+        <w:rPr>
+          <w:rStyle w:val="SectionNumber"/>
+        </w:rPr>
+        <w:t xml:space="preserve">5.5</w:t>
+      </w:r>
+      <w:r>
+        <w:tab/>
+      </w:r>
       <w:r>
         <w:t xml:space="preserve">Tests réalisés</w:t>
       </w:r>
@@ -4438,7 +4756,7 @@
         <w:t xml:space="preserve"> </w:t>
       </w:r>
       <w:r>
-        <w:t xml:space="preserve">apparaît bien dans l’UI quand le fallback est déclenché — l’utilisateur sait toujours d’où vient l’information.</w:t>
+        <w:t xml:space="preserve">apparaît bien dans l’UI quand le fallback est déclenché, l’utilisateur sait toujours d’où vient l’information.</w:t>
       </w:r>
     </w:p>
     <w:bookmarkEnd w:id="51"/>
@@ -4449,7 +4767,16 @@
         <w:pStyle w:val="Heading1"/>
       </w:pPr>
       <w:r>
-        <w:t xml:space="preserve">Module Hermes — orchestrateur multi-agents pour la prise de rendez-vous</w:t>
+        <w:rPr>
+          <w:rStyle w:val="SectionNumber"/>
+        </w:rPr>
+        <w:t xml:space="preserve">6</w:t>
+      </w:r>
+      <w:r>
+        <w:tab/>
+      </w:r>
+      <w:r>
+        <w:t xml:space="preserve">Module Hermes, orchestrateur multi-agents pour la prise de rendez-vous</w:t>
       </w:r>
     </w:p>
     <w:bookmarkStart w:id="53" w:name="lidée"/>
@@ -4457,6 +4784,15 @@
       <w:pPr>
         <w:pStyle w:val="Heading2"/>
       </w:pPr>
+      <w:r>
+        <w:rPr>
+          <w:rStyle w:val="SectionNumber"/>
+        </w:rPr>
+        <w:t xml:space="preserve">6.1</w:t>
+      </w:r>
+      <w:r>
+        <w:tab/>
+      </w:r>
       <w:r>
         <w:t xml:space="preserve">L’idée</w:t>
       </w:r>
@@ -4617,6 +4953,15 @@
         <w:pStyle w:val="Heading2"/>
       </w:pPr>
       <w:r>
+        <w:rPr>
+          <w:rStyle w:val="SectionNumber"/>
+        </w:rPr>
+        <w:t xml:space="preserve">6.2</w:t>
+      </w:r>
+      <w:r>
+        <w:tab/>
+      </w:r>
+      <w:r>
         <w:t xml:space="preserve">L’origine du nom</w:t>
       </w:r>
     </w:p>
@@ -4663,6 +5008,15 @@
         <w:pStyle w:val="Heading2"/>
       </w:pPr>
       <w:r>
+        <w:rPr>
+          <w:rStyle w:val="SectionNumber"/>
+        </w:rPr>
+        <w:t xml:space="preserve">6.3</w:t>
+      </w:r>
+      <w:r>
+        <w:tab/>
+      </w:r>
+      <w:r>
         <w:t xml:space="preserve">Architecture multi-agents</w:t>
       </w:r>
     </w:p>
@@ -4721,10 +5075,7 @@
         <w:t xml:space="preserve">recommend_specialist(history)</w:t>
       </w:r>
       <w:r>
-        <w:t xml:space="preserve"> </w:t>
-      </w:r>
-      <w:r>
-        <w:t xml:space="preserve">— appelle le LLM avec un prompt strict (</w:t>
+        <w:t xml:space="preserve">, appelle le LLM avec un prompt strict (</w:t>
       </w:r>
       <w:r>
         <w:rPr>
@@ -4797,10 +5148,7 @@
         <w:t xml:space="preserve">list_available_doctors(specialite)</w:t>
       </w:r>
       <w:r>
-        <w:t xml:space="preserve"> </w:t>
-      </w:r>
-      <w:r>
-        <w:t xml:space="preserve">— requête SQL</w:t>
+        <w:t xml:space="preserve">, requête SQL</w:t>
       </w:r>
       <w:r>
         <w:t xml:space="preserve"> </w:t>
@@ -4846,10 +5194,7 @@
         <w:t xml:space="preserve">book_appointment(user_id, doctor_id, creneau)</w:t>
       </w:r>
       <w:r>
-        <w:t xml:space="preserve"> </w:t>
-      </w:r>
-      <w:r>
-        <w:t xml:space="preserve">— retire le créneau de la liste des disponibilités du médecin et insère un row dans la table</w:t>
+        <w:t xml:space="preserve">, retire le créneau de la liste des disponibilités du médecin et insère un row dans la table</w:t>
       </w:r>
       <w:r>
         <w:t xml:space="preserve"> </w:t>
@@ -4879,6 +5224,15 @@
         <w:pStyle w:val="Heading2"/>
       </w:pPr>
       <w:r>
+        <w:rPr>
+          <w:rStyle w:val="SectionNumber"/>
+        </w:rPr>
+        <w:t xml:space="preserve">6.4</w:t>
+      </w:r>
+      <w:r>
+        <w:tab/>
+      </w:r>
+      <w:r>
         <w:t xml:space="preserve">Modèle de données ajouté</w:t>
       </w:r>
     </w:p>
@@ -4976,7 +5330,16 @@
         <w:pStyle w:val="Heading2"/>
       </w:pPr>
       <w:r>
-        <w:t xml:space="preserve">Intégration UX — bouton intelligent + section « Mes rendez-vous »</w:t>
+        <w:rPr>
+          <w:rStyle w:val="SectionNumber"/>
+        </w:rPr>
+        <w:t xml:space="preserve">6.5</w:t>
+      </w:r>
+      <w:r>
+        <w:tab/>
+      </w:r>
+      <w:r>
+        <w:t xml:space="preserve">Intégration UX, bouton intelligent + section « Mes rendez-vous »</w:t>
       </w:r>
     </w:p>
     <w:p>
@@ -5069,10 +5432,7 @@
         <w:t xml:space="preserve">« 📅 Mes rendez-vous »</w:t>
       </w:r>
       <w:r>
-        <w:t xml:space="preserve"> </w:t>
-      </w:r>
-      <w:r>
-        <w:t xml:space="preserve">— l’utilisateur peut le retrouver à tout moment lors de ses prochaines sessions. C’est cette persistance qui distingue notre intégration d’un simple toast éphémère.</w:t>
+        <w:t xml:space="preserve">, l’utilisateur peut le retrouver à tout moment lors de ses prochaines sessions. C’est cette persistance qui distingue notre intégration d’un simple toast éphémère.</w:t>
       </w:r>
     </w:p>
     <w:p>
@@ -5192,6 +5552,15 @@
         <w:pStyle w:val="Heading2"/>
       </w:pPr>
       <w:r>
+        <w:rPr>
+          <w:rStyle w:val="SectionNumber"/>
+        </w:rPr>
+        <w:t xml:space="preserve">6.6</w:t>
+      </w:r>
+      <w:r>
+        <w:tab/>
+      </w:r>
+      <w:r>
         <w:t xml:space="preserve">Découplage total avec le chatbot principal</w:t>
       </w:r>
     </w:p>
@@ -5228,7 +5597,7 @@
         <w:t xml:space="preserve">POST /hermes/recommend</w:t>
       </w:r>
       <w:r>
-        <w:t xml:space="preserve">. Le chatbot médical fonctionnerait à 100 % sans Hermes — c’est un module strictement additionnel.</w:t>
+        <w:t xml:space="preserve">. Le chatbot médical fonctionnerait à 100 % sans Hermes, c’est un module strictement additionnel.</w:t>
       </w:r>
     </w:p>
     <w:bookmarkEnd w:id="64"/>
@@ -5238,7 +5607,16 @@
         <w:pStyle w:val="Heading2"/>
       </w:pPr>
       <w:r>
-        <w:t xml:space="preserve">Bonus Hermes++ — boucle praticien via Telegram</w:t>
+        <w:rPr>
+          <w:rStyle w:val="SectionNumber"/>
+        </w:rPr>
+        <w:t xml:space="preserve">6.7</w:t>
+      </w:r>
+      <w:r>
+        <w:tab/>
+      </w:r>
+      <w:r>
+        <w:t xml:space="preserve">Bonus Hermes++, boucle praticien via Telegram</w:t>
       </w:r>
     </w:p>
     <w:p>
@@ -5271,7 +5649,7 @@
         <w:t xml:space="preserve">@MediGuideHermesBot</w:t>
       </w:r>
       <w:r>
-        <w:t xml:space="preserve">) qui ferme la boucle côté praticien. Ce n’est pas demandé par le sujet SAE — c’est un bonus pour démontrer un système agentique bidirectionnel.</w:t>
+        <w:t xml:space="preserve">) qui ferme la boucle côté praticien. Ce n’est pas demandé par le sujet SAE, c’est un bonus pour démontrer un système agentique bidirectionnel.</w:t>
       </w:r>
     </w:p>
     <w:p>
@@ -5371,7 +5749,7 @@
         <w:t xml:space="preserve"> </w:t>
       </w:r>
       <w:r>
-        <w:t xml:space="preserve">Session #12 — Statut : confirmé</w:t>
+        <w:t xml:space="preserve">Session #12, Statut : confirmé</w:t>
       </w:r>
     </w:p>
     <w:p>
@@ -5416,10 +5794,7 @@
         <w:t xml:space="preserve">/aide</w:t>
       </w:r>
       <w:r>
-        <w:t xml:space="preserve"> </w:t>
-      </w:r>
-      <w:r>
-        <w:t xml:space="preserve">— liste des commandes</w:t>
+        <w:t xml:space="preserve">, liste des commandes</w:t>
       </w:r>
     </w:p>
     <w:p>
@@ -5437,10 +5812,7 @@
         <w:t xml:space="preserve">/rdv_aujourdhui</w:t>
       </w:r>
       <w:r>
-        <w:t xml:space="preserve"> </w:t>
-      </w:r>
-      <w:r>
-        <w:t xml:space="preserve">— RDV du jour</w:t>
+        <w:t xml:space="preserve">, RDV du jour</w:t>
       </w:r>
     </w:p>
     <w:p>
@@ -5458,10 +5830,7 @@
         <w:t xml:space="preserve">/rdv_demain</w:t>
       </w:r>
       <w:r>
-        <w:t xml:space="preserve"> </w:t>
-      </w:r>
-      <w:r>
-        <w:t xml:space="preserve">— RDV de demain</w:t>
+        <w:t xml:space="preserve">, RDV de demain</w:t>
       </w:r>
     </w:p>
     <w:p>
@@ -5479,10 +5848,7 @@
         <w:t xml:space="preserve">/rdv</w:t>
       </w:r>
       <w:r>
-        <w:t xml:space="preserve"> </w:t>
-      </w:r>
-      <w:r>
-        <w:t xml:space="preserve">— tous les RDV à venir</w:t>
+        <w:t xml:space="preserve">, tous les RDV à venir</w:t>
       </w:r>
     </w:p>
     <w:p>
@@ -5504,7 +5870,7 @@
         <w:t xml:space="preserve"> </w:t>
       </w:r>
       <w:r>
-        <w:t xml:space="preserve">(« combien de patients cette semaine ? ») — passé à Gemini avec le contexte des RDV du médecin, qui répond en français de manière concise</w:t>
+        <w:t xml:space="preserve">(« combien de patients cette semaine ? »), passé à Gemini avec le contexte des RDV du médecin, qui répond en français de manière concise</w:t>
       </w:r>
     </w:p>
     <w:p>
@@ -5539,7 +5905,7 @@
         <w:t xml:space="preserve">Doctor.telegram_chat_id</w:t>
       </w:r>
       <w:r>
-        <w:t xml:space="preserve">), de sorte que chaque docteur ne voit que ses propres RDV — pas besoin d’auth séparée, Telegram fait le travail.</w:t>
+        <w:t xml:space="preserve">), de sorte que chaque docteur ne voit que ses propres RDV, pas besoin d’auth séparée, Telegram fait le travail.</w:t>
       </w:r>
     </w:p>
     <w:p>
@@ -5569,10 +5935,7 @@
         <w:t xml:space="preserve">telegram_chat_id</w:t>
       </w:r>
       <w:r>
-        <w:t xml:space="preserve"> </w:t>
-      </w:r>
-      <w:r>
-        <w:t xml:space="preserve">— la notif est silencieusement skippée, l’infra reste prête pour N praticiens.</w:t>
+        <w:t xml:space="preserve">, la notif est silencieusement skippée, l’infra reste prête pour N praticiens.</w:t>
       </w:r>
     </w:p>
     <w:p>
@@ -5584,7 +5947,7 @@
           <wp:inline>
             <wp:extent cx="3733800" cy="3392293"/>
             <wp:effectExtent b="0" l="0" r="0" t="0"/>
-            <wp:docPr descr="Aperçu du groupe Telegram « MediGuide — Dr. Lefebvre » : notif automatique de nouveau RDV, puis interactions du praticien via commande et langage naturel" title="" id="66" name="Picture"/>
+            <wp:docPr descr="Aperçu du groupe Telegram « MediGuide, Dr. Lefebvre » : notif automatique de nouveau RDV, puis interactions du praticien via commande et langage naturel" title="" id="66" name="Picture"/>
             <a:graphic>
               <a:graphicData uri="http://schemas.openxmlformats.org/drawingml/2006/picture">
                 <pic:pic>
@@ -5627,7 +5990,7 @@
         <w:pStyle w:val="ImageCaption"/>
       </w:pPr>
       <w:r>
-        <w:t xml:space="preserve">Aperçu du groupe Telegram « MediGuide — Dr. Lefebvre » : notif automatique de nouveau RDV, puis interactions du praticien via commande et langage naturel</w:t>
+        <w:t xml:space="preserve">Aperçu du groupe Telegram « MediGuide, Dr. Lefebvre » : notif automatique de nouveau RDV, puis interactions du praticien via commande et langage naturel</w:t>
       </w:r>
     </w:p>
     <w:bookmarkEnd w:id="68"/>
@@ -5638,6 +6001,15 @@
         <w:pStyle w:val="Heading1"/>
       </w:pPr>
       <w:r>
+        <w:rPr>
+          <w:rStyle w:val="SectionNumber"/>
+        </w:rPr>
+        <w:t xml:space="preserve">7</w:t>
+      </w:r>
+      <w:r>
+        <w:tab/>
+      </w:r>
+      <w:r>
         <w:t xml:space="preserve">Gestion de la base de données et des sessions</w:t>
       </w:r>
     </w:p>
@@ -5646,6 +6018,15 @@
       <w:pPr>
         <w:pStyle w:val="Heading2"/>
       </w:pPr>
+      <w:r>
+        <w:rPr>
+          <w:rStyle w:val="SectionNumber"/>
+        </w:rPr>
+        <w:t xml:space="preserve">7.1</w:t>
+      </w:r>
+      <w:r>
+        <w:tab/>
+      </w:r>
       <w:r>
         <w:t xml:space="preserve">Modèle de données</w:t>
       </w:r>
@@ -5861,6 +6242,15 @@
         <w:pStyle w:val="Heading2"/>
       </w:pPr>
       <w:r>
+        <w:rPr>
+          <w:rStyle w:val="SectionNumber"/>
+        </w:rPr>
+        <w:t xml:space="preserve">7.2</w:t>
+      </w:r>
+      <w:r>
+        <w:tab/>
+      </w:r>
+      <w:r>
         <w:t xml:space="preserve">Authentification</w:t>
       </w:r>
     </w:p>
@@ -5976,6 +6366,15 @@
       <w:pPr>
         <w:pStyle w:val="Heading2"/>
       </w:pPr>
+      <w:r>
+        <w:rPr>
+          <w:rStyle w:val="SectionNumber"/>
+        </w:rPr>
+        <w:t xml:space="preserve">7.3</w:t>
+      </w:r>
+      <w:r>
+        <w:tab/>
+      </w:r>
       <w:r>
         <w:t xml:space="preserve">Migration de schéma au runtime</w:t>
       </w:r>
@@ -6167,6 +6566,15 @@
       <w:pPr>
         <w:pStyle w:val="Heading1"/>
       </w:pPr>
+      <w:r>
+        <w:rPr>
+          <w:rStyle w:val="SectionNumber"/>
+        </w:rPr>
+        <w:t xml:space="preserve">8</w:t>
+      </w:r>
+      <w:r>
+        <w:tab/>
+      </w:r>
       <w:r>
         <w:t xml:space="preserve">Frontend Streamlit</w:t>
       </w:r>
@@ -6180,7 +6588,7 @@
           <wp:inline>
             <wp:extent cx="4267200" cy="2702560"/>
             <wp:effectExtent b="0" l="0" r="0" t="0"/>
-            <wp:docPr descr="Page de connexion harmonisée avec MediGuide — badge HAS/INCa, hero gradient teal, bouton Se connecter teal" title="" id="75" name="Picture"/>
+            <wp:docPr descr="Page de connexion harmonisée avec MediGuide, badge HAS/INCa, hero gradient teal, bouton Se connecter teal" title="" id="75" name="Picture"/>
             <a:graphic>
               <a:graphicData uri="http://schemas.openxmlformats.org/drawingml/2006/picture">
                 <pic:pic>
@@ -6223,7 +6631,7 @@
         <w:pStyle w:val="ImageCaption"/>
       </w:pPr>
       <w:r>
-        <w:t xml:space="preserve">Page de connexion harmonisée avec MediGuide — badge HAS/INCa, hero gradient teal, bouton Se connecter teal</w:t>
+        <w:t xml:space="preserve">Page de connexion harmonisée avec MediGuide, badge HAS/INCa, hero gradient teal, bouton Se connecter teal</w:t>
       </w:r>
     </w:p>
     <w:bookmarkStart w:id="77" w:name="pages-et-navigation"/>
@@ -6231,6 +6639,15 @@
       <w:pPr>
         <w:pStyle w:val="Heading2"/>
       </w:pPr>
+      <w:r>
+        <w:rPr>
+          <w:rStyle w:val="SectionNumber"/>
+        </w:rPr>
+        <w:t xml:space="preserve">8.1</w:t>
+      </w:r>
+      <w:r>
+        <w:tab/>
+      </w:r>
       <w:r>
         <w:t xml:space="preserve">Pages et navigation</w:t>
       </w:r>
@@ -6348,7 +6765,16 @@
         <w:pStyle w:val="Heading2"/>
       </w:pPr>
       <w:r>
-        <w:t xml:space="preserve">Styling — un thème CSS personnalisé pour casser le look « Streamlit default »</w:t>
+        <w:rPr>
+          <w:rStyle w:val="SectionNumber"/>
+        </w:rPr>
+        <w:t xml:space="preserve">8.2</w:t>
+      </w:r>
+      <w:r>
+        <w:tab/>
+      </w:r>
+      <w:r>
+        <w:t xml:space="preserve">Styling, un thème CSS personnalisé pour casser le look « Streamlit default »</w:t>
       </w:r>
     </w:p>
     <w:p>
@@ -6420,7 +6846,7 @@
         <w:t xml:space="preserve">#14b8a6</w:t>
       </w:r>
       <w:r>
-        <w:t xml:space="preserve">) en couleur primaire — proche du standard hospitalier français mais plus moderne.</w:t>
+        <w:t xml:space="preserve">) en couleur primaire, proche du standard hospitalier français mais plus moderne.</w:t>
       </w:r>
     </w:p>
     <w:p>
@@ -6532,6 +6958,15 @@
         <w:pStyle w:val="Heading2"/>
       </w:pPr>
       <w:r>
+        <w:rPr>
+          <w:rStyle w:val="SectionNumber"/>
+        </w:rPr>
+        <w:t xml:space="preserve">8.3</w:t>
+      </w:r>
+      <w:r>
+        <w:tab/>
+      </w:r>
+      <w:r>
         <w:t xml:space="preserve">Streaming d’expérience utilisateur</w:t>
       </w:r>
     </w:p>
@@ -6565,6 +7000,15 @@
         <w:pStyle w:val="Heading2"/>
       </w:pPr>
       <w:r>
+        <w:rPr>
+          <w:rStyle w:val="SectionNumber"/>
+        </w:rPr>
+        <w:t xml:space="preserve">8.4</w:t>
+      </w:r>
+      <w:r>
+        <w:tab/>
+      </w:r>
+      <w:r>
         <w:t xml:space="preserve">Communication avec l’API</w:t>
       </w:r>
     </w:p>
@@ -6630,7 +7074,7 @@
         <w:t xml:space="preserve"> </w:t>
       </w:r>
       <w:r>
-        <w:t xml:space="preserve">(Docker) — pas de hardcoding.</w:t>
+        <w:t xml:space="preserve">(Docker), pas de hardcoding.</w:t>
       </w:r>
     </w:p>
     <w:bookmarkEnd w:id="80"/>
@@ -6640,6 +7084,15 @@
       <w:pPr>
         <w:pStyle w:val="Heading1"/>
       </w:pPr>
+      <w:r>
+        <w:rPr>
+          <w:rStyle w:val="SectionNumber"/>
+        </w:rPr>
+        <w:t xml:space="preserve">9</w:t>
+      </w:r>
+      <w:r>
+        <w:tab/>
+      </w:r>
       <w:r>
         <w:t xml:space="preserve">Site landing MediGuide</w:t>
       </w:r>
@@ -6653,7 +7106,7 @@
           <wp:inline>
             <wp:extent cx="4533900" cy="2871470"/>
             <wp:effectExtent b="0" l="0" r="0" t="0"/>
-            <wp:docPr descr="Page d’accueil MediGuide — sae.amanawebagency.com" title="" id="83" name="Picture"/>
+            <wp:docPr descr="Page d’accueil MediGuide, sae.amanawebagency.com" title="" id="83" name="Picture"/>
             <a:graphic>
               <a:graphicData uri="http://schemas.openxmlformats.org/drawingml/2006/picture">
                 <pic:pic>
@@ -6696,7 +7149,7 @@
         <w:pStyle w:val="ImageCaption"/>
       </w:pPr>
       <w:r>
-        <w:t xml:space="preserve">Page d’accueil MediGuide — sae.amanawebagency.com</w:t>
+        <w:t xml:space="preserve">Page d’accueil MediGuide, sae.amanawebagency.com</w:t>
       </w:r>
     </w:p>
     <w:bookmarkStart w:id="85" w:name="pourquoi-un-site-denrobage"/>
@@ -6705,6 +7158,15 @@
         <w:pStyle w:val="Heading2"/>
       </w:pPr>
       <w:r>
+        <w:rPr>
+          <w:rStyle w:val="SectionNumber"/>
+        </w:rPr>
+        <w:t xml:space="preserve">9.1</w:t>
+      </w:r>
+      <w:r>
+        <w:tab/>
+      </w:r>
+      <w:r>
         <w:t xml:space="preserve">Pourquoi un site d’enrobage</w:t>
       </w:r>
     </w:p>
@@ -6713,7 +7175,7 @@
         <w:pStyle w:val="FirstParagraph"/>
       </w:pPr>
       <w:r>
-        <w:t xml:space="preserve">Streamlit, même thématisé, reste une « app interne ». Pour donner à MediGuide un cadre applicatif réaliste — comme un vrai service de e-santé l’aurait — nous avons développé une</w:t>
+        <w:t xml:space="preserve">Streamlit, même thématisé, reste une « app interne ». Pour donner à MediGuide un cadre applicatif réaliste, comme un vrai service de e-santé l’aurait, nous avons développé une</w:t>
       </w:r>
       <w:r>
         <w:t xml:space="preserve"> </w:t>
@@ -6778,6 +7240,15 @@
         <w:pStyle w:val="Heading2"/>
       </w:pPr>
       <w:r>
+        <w:rPr>
+          <w:rStyle w:val="SectionNumber"/>
+        </w:rPr>
+        <w:t xml:space="preserve">9.2</w:t>
+      </w:r>
+      <w:r>
+        <w:tab/>
+      </w:r>
+      <w:r>
         <w:t xml:space="preserve">Contenu</w:t>
       </w:r>
     </w:p>
@@ -6805,10 +7276,7 @@
         <w:t xml:space="preserve">Hero</w:t>
       </w:r>
       <w:r>
-        <w:t xml:space="preserve"> </w:t>
-      </w:r>
-      <w:r>
-        <w:t xml:space="preserve">— titre principal, sous-titre, CTA</w:t>
+        <w:t xml:space="preserve">, titre principal, sous-titre, CTA</w:t>
       </w:r>
       <w:r>
         <w:t xml:space="preserve"> </w:t>
@@ -6840,10 +7308,7 @@
         <w:t xml:space="preserve">Comment ça marche</w:t>
       </w:r>
       <w:r>
-        <w:t xml:space="preserve"> </w:t>
-      </w:r>
-      <w:r>
-        <w:t xml:space="preserve">— trois étapes illustrées (poser sa question, recevoir une réponse sourcée, prendre rendez-vous via Hermes).</w:t>
+        <w:t xml:space="preserve">, trois étapes illustrées (poser sa question, recevoir une réponse sourcée, prendre rendez-vous via Hermes).</w:t>
       </w:r>
     </w:p>
     <w:p>
@@ -6862,10 +7327,7 @@
         <w:t xml:space="preserve">Sources</w:t>
       </w:r>
       <w:r>
-        <w:t xml:space="preserve"> </w:t>
-      </w:r>
-      <w:r>
-        <w:t xml:space="preserve">— cartes pour la HAS, l’INCa et la recherche web complémentaire.</w:t>
+        <w:t xml:space="preserve">, cartes pour la HAS, l’INCa et la recherche web complémentaire.</w:t>
       </w:r>
     </w:p>
     <w:p>
@@ -6884,10 +7346,7 @@
         <w:t xml:space="preserve">Domaines couverts</w:t>
       </w:r>
       <w:r>
-        <w:t xml:space="preserve"> </w:t>
-      </w:r>
-      <w:r>
-        <w:t xml:space="preserve">— diabète, Alzheimer, cancer du poumon, avec la spécialité associée.</w:t>
+        <w:t xml:space="preserve">, diabète, Alzheimer, cancer du poumon, avec la spécialité associée.</w:t>
       </w:r>
     </w:p>
     <w:p>
@@ -6906,10 +7365,7 @@
         <w:t xml:space="preserve">À propos</w:t>
       </w:r>
       <w:r>
-        <w:t xml:space="preserve"> </w:t>
-      </w:r>
-      <w:r>
-        <w:t xml:space="preserve">— description pédagogique du projet SAE.</w:t>
+        <w:t xml:space="preserve">, description pédagogique du projet SAE.</w:t>
       </w:r>
     </w:p>
     <w:p>
@@ -6928,10 +7384,7 @@
         <w:t xml:space="preserve">CTA final</w:t>
       </w:r>
       <w:r>
-        <w:t xml:space="preserve"> </w:t>
-      </w:r>
-      <w:r>
-        <w:t xml:space="preserve">— bandeau teal large incitant à essayer l’assistant.</w:t>
+        <w:t xml:space="preserve">, bandeau teal large incitant à essayer l’assistant.</w:t>
       </w:r>
     </w:p>
     <w:bookmarkEnd w:id="86"/>
@@ -6941,6 +7394,15 @@
         <w:pStyle w:val="Heading2"/>
       </w:pPr>
       <w:r>
+        <w:rPr>
+          <w:rStyle w:val="SectionNumber"/>
+        </w:rPr>
+        <w:t xml:space="preserve">9.3</w:t>
+      </w:r>
+      <w:r>
+        <w:tab/>
+      </w:r>
+      <w:r>
         <w:t xml:space="preserve">Stack technique</w:t>
       </w:r>
     </w:p>
@@ -6986,6 +7448,15 @@
       <w:pPr>
         <w:pStyle w:val="Heading2"/>
       </w:pPr>
+      <w:r>
+        <w:rPr>
+          <w:rStyle w:val="SectionNumber"/>
+        </w:rPr>
+        <w:t xml:space="preserve">9.4</w:t>
+      </w:r>
+      <w:r>
+        <w:tab/>
+      </w:r>
       <w:r>
         <w:t xml:space="preserve">Routage Caddy</w:t>
       </w:r>
@@ -7049,6 +7520,15 @@
         <w:pStyle w:val="Heading1"/>
       </w:pPr>
       <w:r>
+        <w:rPr>
+          <w:rStyle w:val="SectionNumber"/>
+        </w:rPr>
+        <w:t xml:space="preserve">10</w:t>
+      </w:r>
+      <w:r>
+        <w:tab/>
+      </w:r>
+      <w:r>
         <w:t xml:space="preserve">Sécurité et hardening</w:t>
       </w:r>
     </w:p>
@@ -7058,6 +7538,15 @@
         <w:pStyle w:val="Heading2"/>
       </w:pPr>
       <w:r>
+        <w:rPr>
+          <w:rStyle w:val="SectionNumber"/>
+        </w:rPr>
+        <w:t xml:space="preserve">10.1</w:t>
+      </w:r>
+      <w:r>
+        <w:tab/>
+      </w:r>
+      <w:r>
         <w:t xml:space="preserve">Au niveau des containers Docker</w:t>
       </w:r>
     </w:p>
@@ -7100,10 +7589,7 @@
         <w:t xml:space="preserve">security_opt: no-new-privileges:true</w:t>
       </w:r>
       <w:r>
-        <w:t xml:space="preserve"> </w:t>
-      </w:r>
-      <w:r>
-        <w:t xml:space="preserve">— empêche l’escalade de privilèges via setuid.</w:t>
+        <w:t xml:space="preserve">, empêche l’escalade de privilèges via setuid.</w:t>
       </w:r>
     </w:p>
     <w:p>
@@ -7139,7 +7625,7 @@
         <w:t xml:space="preserve"> </w:t>
       </w:r>
       <w:r>
-        <w:t xml:space="preserve">minimaliste — seules les capacités Linux strictement nécessaires sont accordées (par exemple</w:t>
+        <w:t xml:space="preserve">minimaliste, seules les capacités Linux strictement nécessaires sont accordées (par exemple</w:t>
       </w:r>
       <w:r>
         <w:t xml:space="preserve"> </w:t>
@@ -7172,10 +7658,7 @@
         <w:t xml:space="preserve">pids_limit</w:t>
       </w:r>
       <w:r>
-        <w:t xml:space="preserve"> </w:t>
-      </w:r>
-      <w:r>
-        <w:t xml:space="preserve">— limite le nombre de processus pour bloquer les fork bombs.</w:t>
+        <w:t xml:space="preserve">, limite le nombre de processus pour bloquer les fork bombs.</w:t>
       </w:r>
     </w:p>
     <w:p>
@@ -7193,10 +7676,7 @@
         <w:t xml:space="preserve">mem_limit</w:t>
       </w:r>
       <w:r>
-        <w:t xml:space="preserve"> </w:t>
-      </w:r>
-      <w:r>
-        <w:t xml:space="preserve">— limite la consommation mémoire pour éviter de tuer le host.</w:t>
+        <w:t xml:space="preserve">, limite la consommation mémoire pour éviter de tuer le host.</w:t>
       </w:r>
     </w:p>
     <w:p>
@@ -7269,6 +7749,15 @@
         <w:pStyle w:val="Heading2"/>
       </w:pPr>
       <w:r>
+        <w:rPr>
+          <w:rStyle w:val="SectionNumber"/>
+        </w:rPr>
+        <w:t xml:space="preserve">10.2</w:t>
+      </w:r>
+      <w:r>
+        <w:tab/>
+      </w:r>
+      <w:r>
         <w:t xml:space="preserve">Au niveau réseau</w:t>
       </w:r>
     </w:p>
@@ -7353,6 +7842,15 @@
         <w:pStyle w:val="Heading2"/>
       </w:pPr>
       <w:r>
+        <w:rPr>
+          <w:rStyle w:val="SectionNumber"/>
+        </w:rPr>
+        <w:t xml:space="preserve">10.3</w:t>
+      </w:r>
+      <w:r>
+        <w:tab/>
+      </w:r>
+      <w:r>
         <w:t xml:space="preserve">Au niveau applicatif</w:t>
       </w:r>
     </w:p>
@@ -7482,6 +7980,15 @@
         <w:pStyle w:val="Heading2"/>
       </w:pPr>
       <w:r>
+        <w:rPr>
+          <w:rStyle w:val="SectionNumber"/>
+        </w:rPr>
+        <w:t xml:space="preserve">10.4</w:t>
+      </w:r>
+      <w:r>
+        <w:tab/>
+      </w:r>
+      <w:r>
         <w:t xml:space="preserve">Au niveau HTTP (Caddy)</w:t>
       </w:r>
     </w:p>
@@ -7668,6 +8175,15 @@
         <w:pStyle w:val="Heading2"/>
       </w:pPr>
       <w:r>
+        <w:rPr>
+          <w:rStyle w:val="SectionNumber"/>
+        </w:rPr>
+        <w:t xml:space="preserve">10.5</w:t>
+      </w:r>
+      <w:r>
+        <w:tab/>
+      </w:r>
+      <w:r>
         <w:t xml:space="preserve">Chiffrement et certificats</w:t>
       </w:r>
     </w:p>
@@ -7701,6 +8217,15 @@
       <w:pPr>
         <w:pStyle w:val="Heading2"/>
       </w:pPr>
+      <w:r>
+        <w:rPr>
+          <w:rStyle w:val="SectionNumber"/>
+        </w:rPr>
+        <w:t xml:space="preserve">10.6</w:t>
+      </w:r>
+      <w:r>
+        <w:tab/>
+      </w:r>
       <w:r>
         <w:t xml:space="preserve">Données sensibles</w:t>
       </w:r>
@@ -7764,6 +8289,15 @@
         <w:pStyle w:val="Heading1"/>
       </w:pPr>
       <w:r>
+        <w:rPr>
+          <w:rStyle w:val="SectionNumber"/>
+        </w:rPr>
+        <w:t xml:space="preserve">11</w:t>
+      </w:r>
+      <w:r>
+        <w:tab/>
+      </w:r>
+      <w:r>
         <w:t xml:space="preserve">Déploiement</w:t>
       </w:r>
     </w:p>
@@ -7772,6 +8306,15 @@
       <w:pPr>
         <w:pStyle w:val="Heading2"/>
       </w:pPr>
+      <w:r>
+        <w:rPr>
+          <w:rStyle w:val="SectionNumber"/>
+        </w:rPr>
+        <w:t xml:space="preserve">11.1</w:t>
+      </w:r>
+      <w:r>
+        <w:tab/>
+      </w:r>
       <w:r>
         <w:t xml:space="preserve">Cible : amana-prod-01</w:t>
       </w:r>
@@ -7818,6 +8361,15 @@
         <w:pStyle w:val="Heading2"/>
       </w:pPr>
       <w:r>
+        <w:rPr>
+          <w:rStyle w:val="SectionNumber"/>
+        </w:rPr>
+        <w:t xml:space="preserve">11.2</w:t>
+      </w:r>
+      <w:r>
+        <w:tab/>
+      </w:r>
+      <w:r>
         <w:t xml:space="preserve">Procédure de déploiement</w:t>
       </w:r>
     </w:p>
@@ -8146,6 +8698,15 @@
       <w:pPr>
         <w:pStyle w:val="Heading2"/>
       </w:pPr>
+      <w:r>
+        <w:rPr>
+          <w:rStyle w:val="SectionNumber"/>
+        </w:rPr>
+        <w:t xml:space="preserve">11.3</w:t>
+      </w:r>
+      <w:r>
+        <w:tab/>
+      </w:r>
       <w:r>
         <w:t xml:space="preserve">Procédure de mise à jour</w:t>
       </w:r>
@@ -8239,6 +8800,15 @@
         <w:pStyle w:val="Heading1"/>
       </w:pPr>
       <w:r>
+        <w:rPr>
+          <w:rStyle w:val="SectionNumber"/>
+        </w:rPr>
+        <w:t xml:space="preserve">12</w:t>
+      </w:r>
+      <w:r>
+        <w:tab/>
+      </w:r>
+      <w:r>
         <w:t xml:space="preserve">Tests et qualité</w:t>
       </w:r>
     </w:p>
@@ -8247,6 +8817,15 @@
       <w:pPr>
         <w:pStyle w:val="Heading2"/>
       </w:pPr>
+      <w:r>
+        <w:rPr>
+          <w:rStyle w:val="SectionNumber"/>
+        </w:rPr>
+        <w:t xml:space="preserve">12.1</w:t>
+      </w:r>
+      <w:r>
+        <w:tab/>
+      </w:r>
       <w:r>
         <w:t xml:space="preserve">Tests fonctionnels manuels</w:t>
       </w:r>
@@ -8556,6 +9135,15 @@
         <w:pStyle w:val="Heading2"/>
       </w:pPr>
       <w:r>
+        <w:rPr>
+          <w:rStyle w:val="SectionNumber"/>
+        </w:rPr>
+        <w:t xml:space="preserve">12.2</w:t>
+      </w:r>
+      <w:r>
+        <w:tab/>
+      </w:r>
+      <w:r>
         <w:t xml:space="preserve">Tests E2E automatisés (Playwright)</w:t>
       </w:r>
     </w:p>
@@ -8589,6 +9177,15 @@
       <w:pPr>
         <w:pStyle w:val="Heading2"/>
       </w:pPr>
+      <w:r>
+        <w:rPr>
+          <w:rStyle w:val="SectionNumber"/>
+        </w:rPr>
+        <w:t xml:space="preserve">12.3</w:t>
+      </w:r>
+      <w:r>
+        <w:tab/>
+      </w:r>
       <w:r>
         <w:t xml:space="preserve">Mesures de performance observées</w:t>
       </w:r>
@@ -8823,6 +9420,15 @@
         <w:pStyle w:val="Heading2"/>
       </w:pPr>
       <w:r>
+        <w:rPr>
+          <w:rStyle w:val="SectionNumber"/>
+        </w:rPr>
+        <w:t xml:space="preserve">12.4</w:t>
+      </w:r>
+      <w:r>
+        <w:tab/>
+      </w:r>
+      <w:r>
         <w:t xml:space="preserve">Limites connues</w:t>
       </w:r>
     </w:p>
@@ -8900,6 +9506,15 @@
         <w:pStyle w:val="Heading1"/>
       </w:pPr>
       <w:r>
+        <w:rPr>
+          <w:rStyle w:val="SectionNumber"/>
+        </w:rPr>
+        <w:t xml:space="preserve">13</w:t>
+      </w:r>
+      <w:r>
+        <w:tab/>
+      </w:r>
+      <w:r>
         <w:t xml:space="preserve">Limites et perspectives</w:t>
       </w:r>
     </w:p>
@@ -8909,6 +9524,15 @@
         <w:pStyle w:val="Heading2"/>
       </w:pPr>
       <w:r>
+        <w:rPr>
+          <w:rStyle w:val="SectionNumber"/>
+        </w:rPr>
+        <w:t xml:space="preserve">13.1</w:t>
+      </w:r>
+      <w:r>
+        <w:tab/>
+      </w:r>
+      <w:r>
         <w:t xml:space="preserve">Limites actuelles</w:t>
       </w:r>
     </w:p>
@@ -8928,10 +9552,7 @@
         <w:t xml:space="preserve">Périmètre médical restreint</w:t>
       </w:r>
       <w:r>
-        <w:t xml:space="preserve"> </w:t>
-      </w:r>
-      <w:r>
-        <w:t xml:space="preserve">— uniquement 3 pathologies indexées. Étendre à 10-20 pathologies courantes serait pertinent.</w:t>
+        <w:t xml:space="preserve">, uniquement 3 pathologies indexées. Étendre à 10-20 pathologies courantes serait pertinent.</w:t>
       </w:r>
     </w:p>
     <w:p>
@@ -8953,7 +9574,7 @@
         <w:t xml:space="preserve"> </w:t>
       </w:r>
       <w:r>
-        <w:t xml:space="preserve">côté LLM — chaque nouvelle session « oublie » les sessions précédentes du même utilisateur. Un dossier patient persistant améliorerait l’expérience.</w:t>
+        <w:t xml:space="preserve">côté LLM, chaque nouvelle session « oublie » les sessions précédentes du même utilisateur. Un dossier patient persistant améliorerait l’expérience.</w:t>
       </w:r>
     </w:p>
     <w:p>
@@ -9009,10 +9630,7 @@
         <w:t xml:space="preserve">Hermes proposant parfois « généraliste » par défaut</w:t>
       </w:r>
       <w:r>
-        <w:t xml:space="preserve"> </w:t>
-      </w:r>
-      <w:r>
-        <w:t xml:space="preserve">— lorsque le LLM ne suit pas exactement le format attendu, notre parser fallback sur « généraliste ». Un prompt plus exemplifié (few-shot) ou un modèle plus capable pour cet appel précis (par exemple</w:t>
+        <w:t xml:space="preserve">, lorsque le LLM ne suit pas exactement le format attendu, notre parser fallback sur « généraliste ». Un prompt plus exemplifié (few-shot) ou un modèle plus capable pour cet appel précis (par exemple</w:t>
       </w:r>
       <w:r>
         <w:t xml:space="preserve"> </w:t>
@@ -9049,7 +9667,7 @@
         <w:t xml:space="preserve"> </w:t>
       </w:r>
       <w:r>
-        <w:t xml:space="preserve">des chunks récupérés — on prend les 4 premiers par similarité cosinus. Un cross-encoder comme</w:t>
+        <w:t xml:space="preserve">des chunks récupérés, on prend les 4 premiers par similarité cosinus. Un cross-encoder comme</w:t>
       </w:r>
       <w:r>
         <w:t xml:space="preserve"> </w:t>
@@ -9083,10 +9701,7 @@
         <w:t xml:space="preserve">DB éphémère pour la liste des médecins</w:t>
       </w:r>
       <w:r>
-        <w:t xml:space="preserve"> </w:t>
-      </w:r>
-      <w:r>
-        <w:t xml:space="preserve">— les créneaux sont seedés en dur. Pour un vrai déploiement, l’intégration à un système comme Doctolib via API serait nécessaire.</w:t>
+        <w:t xml:space="preserve">, les créneaux sont seedés en dur. Pour un vrai déploiement, l’intégration à un système comme Doctolib via API serait nécessaire.</w:t>
       </w:r>
     </w:p>
     <w:bookmarkEnd w:id="106"/>
@@ -9096,6 +9711,15 @@
         <w:pStyle w:val="Heading2"/>
       </w:pPr>
       <w:r>
+        <w:rPr>
+          <w:rStyle w:val="SectionNumber"/>
+        </w:rPr>
+        <w:t xml:space="preserve">13.2</w:t>
+      </w:r>
+      <w:r>
+        <w:tab/>
+      </w:r>
+      <w:r>
         <w:t xml:space="preserve">Perspectives techniques</w:t>
       </w:r>
     </w:p>
@@ -9230,6 +9854,15 @@
       <w:pPr>
         <w:pStyle w:val="Heading2"/>
       </w:pPr>
+      <w:r>
+        <w:rPr>
+          <w:rStyle w:val="SectionNumber"/>
+        </w:rPr>
+        <w:t xml:space="preserve">13.3</w:t>
+      </w:r>
+      <w:r>
+        <w:tab/>
+      </w:r>
       <w:r>
         <w:t xml:space="preserve">Perspectives business / éthique</w:t>
       </w:r>
@@ -9298,6 +9931,15 @@
         <w:pStyle w:val="Heading1"/>
       </w:pPr>
       <w:r>
+        <w:rPr>
+          <w:rStyle w:val="SectionNumber"/>
+        </w:rPr>
+        <w:t xml:space="preserve">14</w:t>
+      </w:r>
+      <w:r>
+        <w:tab/>
+      </w:r>
+      <w:r>
         <w:t xml:space="preserve">Conclusion</w:t>
       </w:r>
     </w:p>
@@ -9307,6 +9949,15 @@
         <w:pStyle w:val="Heading2"/>
       </w:pPr>
       <w:r>
+        <w:rPr>
+          <w:rStyle w:val="SectionNumber"/>
+        </w:rPr>
+        <w:t xml:space="preserve">14.1</w:t>
+      </w:r>
+      <w:r>
+        <w:tab/>
+      </w:r>
+      <w:r>
         <w:t xml:space="preserve">Sur le plan technique</w:t>
       </w:r>
     </w:p>
@@ -9477,7 +10128,7 @@
         <w:t xml:space="preserve"> </w:t>
       </w:r>
       <w:r>
-        <w:t xml:space="preserve">thématisé, avec tous les headers de sécurité conformes aux bonnes pratiques OWASP, sur une infrastructure mutualisée avec d’autres services Amana — ce qui démontre une maîtrise non seulement du chatbot lui-même, mais de</w:t>
+        <w:t xml:space="preserve">thématisé, avec tous les headers de sécurité conformes aux bonnes pratiques OWASP, sur une infrastructure mutualisée avec d’autres services Amana, ce qui démontre une maîtrise non seulement du chatbot lui-même, mais de</w:t>
       </w:r>
       <w:r>
         <w:t xml:space="preserve"> </w:t>
@@ -9503,6 +10154,15 @@
         <w:pStyle w:val="Heading2"/>
       </w:pPr>
       <w:r>
+        <w:rPr>
+          <w:rStyle w:val="SectionNumber"/>
+        </w:rPr>
+        <w:t xml:space="preserve">14.2</w:t>
+      </w:r>
+      <w:r>
+        <w:tab/>
+      </w:r>
+      <w:r>
         <w:t xml:space="preserve">Sur le plan pédagogique</w:t>
       </w:r>
     </w:p>
@@ -9611,7 +10271,7 @@
         <w:t xml:space="preserve"> </w:t>
       </w:r>
       <w:r>
-        <w:t xml:space="preserve">(Transformer) — et pourquoi les seconds ont supplanté les premiers pour les tâches de génération longue ;</w:t>
+        <w:t xml:space="preserve">(Transformer), et pourquoi les seconds ont supplanté les premiers pour les tâches de génération longue ;</w:t>
       </w:r>
     </w:p>
     <w:p>
@@ -9649,6 +10309,15 @@
         <w:pStyle w:val="Heading2"/>
       </w:pPr>
       <w:r>
+        <w:rPr>
+          <w:rStyle w:val="SectionNumber"/>
+        </w:rPr>
+        <w:t xml:space="preserve">14.3</w:t>
+      </w:r>
+      <w:r>
+        <w:tab/>
+      </w:r>
+      <w:r>
         <w:t xml:space="preserve">Sur le plan organisationnel</w:t>
       </w:r>
     </w:p>
@@ -9689,10 +10358,7 @@
         <w:t xml:space="preserve">Grace</w:t>
       </w:r>
       <w:r>
-        <w:t xml:space="preserve"> </w:t>
-      </w:r>
-      <w:r>
-        <w:t xml:space="preserve">— Contexte du projet et architecture générale. Cadre le besoin (un chatbot qui répond à partir de sources officielles, pas à partir de la mémoire générale du LLM), justifie le choix d’un LLM « tout fait » plutôt qu’un modèle entraîné from scratch, présente la stack et le diagramme d’ensemble.</w:t>
+        <w:t xml:space="preserve">, Contexte du projet et architecture générale. Cadre le besoin (un chatbot qui répond à partir de sources officielles, pas à partir de la mémoire générale du LLM), justifie le choix d’un LLM « tout fait » plutôt qu’un modèle entraîné from scratch, présente la stack et le diagramme d’ensemble.</w:t>
       </w:r>
     </w:p>
     <w:p>
@@ -9711,10 +10377,7 @@
         <w:t xml:space="preserve">Yousra</w:t>
       </w:r>
       <w:r>
-        <w:t xml:space="preserve"> </w:t>
-      </w:r>
-      <w:r>
-        <w:t xml:space="preserve">— Pipeline RAG. Porte le développement du backend FastAPI, l’ingestion des PDFs HAS et INCa, le découpage en chunks, l’encodage MiniLM et l’orchestration de l’appel au LLM avec contexte.</w:t>
+        <w:t xml:space="preserve">, Pipeline RAG. Porte le développement du backend FastAPI, l’ingestion des PDFs HAS et INCa, le découpage en chunks, l’encodage MiniLM et l’orchestration de l’appel au LLM avec contexte.</w:t>
       </w:r>
     </w:p>
     <w:p>
@@ -9733,10 +10396,7 @@
         <w:t xml:space="preserve">Imane</w:t>
       </w:r>
       <w:r>
-        <w:t xml:space="preserve"> </w:t>
-      </w:r>
-      <w:r>
-        <w:t xml:space="preserve">— Comparaison d’encodeurs et bonus DuckDuckGo. Réalise le benchmark méthodique des 3 modèles d’embeddings (MiniLM, CamemBERT, mpnet), documente le choix retenu, et développe le fallback web avec reformulation de requête.</w:t>
+        <w:t xml:space="preserve">, Comparaison d’encodeurs et bonus DuckDuckGo. Réalise le benchmark méthodique des 3 modèles d’embeddings (MiniLM, CamemBERT, mpnet), documente le choix retenu, et développe le fallback web avec reformulation de requête.</w:t>
       </w:r>
     </w:p>
     <w:p>
@@ -9755,10 +10415,7 @@
         <w:t xml:space="preserve">Yannis</w:t>
       </w:r>
       <w:r>
-        <w:t xml:space="preserve"> </w:t>
-      </w:r>
-      <w:r>
-        <w:t xml:space="preserve">— Module Hermes, déploiement, démo. Code l’orchestrateur multi-agents pour la prise de rendez-vous, intègre le projet sur l’infrastructure Amana avec hardening complet, et pilote la démonstration en direct.</w:t>
+        <w:t xml:space="preserve">, Module Hermes, déploiement, démo. Code l’orchestrateur multi-agents pour la prise de rendez-vous, intègre le projet sur l’infrastructure Amana avec hardening complet, et pilote la démonstration en direct.</w:t>
       </w:r>
     </w:p>
     <w:p>
@@ -9766,7 +10423,7 @@
         <w:pStyle w:val="FirstParagraph"/>
       </w:pPr>
       <w:r>
-        <w:t xml:space="preserve">Les itérations ont été nombreuses : nous avons identifié et corrigé en cours de route plusieurs problèmes (quota Gemini épuisé pendant les tests, sessions toutes nommées « Nouvelle conversation », bouton Hermes affiché sans contexte, absence d’historique des rendez-vous). Chaque correction a été commit, push et documentée — le repo GitHub raconte cette itération.</w:t>
+        <w:t xml:space="preserve">Les itérations ont été nombreuses : nous avons identifié et corrigé en cours de route plusieurs problèmes (quota Gemini épuisé pendant les tests, sessions toutes nommées « Nouvelle conversation », bouton Hermes affiché sans contexte, absence d’historique des rendez-vous). Chaque correction a été commit, push et documentée, le repo GitHub raconte cette itération.</w:t>
       </w:r>
     </w:p>
     <w:bookmarkEnd w:id="112"/>
@@ -9777,6 +10434,15 @@
         <w:pStyle w:val="Heading1"/>
       </w:pPr>
       <w:r>
+        <w:rPr>
+          <w:rStyle w:val="SectionNumber"/>
+        </w:rPr>
+        <w:t xml:space="preserve">15</w:t>
+      </w:r>
+      <w:r>
+        <w:tab/>
+      </w:r>
+      <w:r>
         <w:t xml:space="preserve">Annexes</w:t>
       </w:r>
     </w:p>
@@ -9785,6 +10451,15 @@
       <w:pPr>
         <w:pStyle w:val="Heading2"/>
       </w:pPr>
+      <w:r>
+        <w:rPr>
+          <w:rStyle w:val="SectionNumber"/>
+        </w:rPr>
+        <w:t xml:space="preserve">15.1</w:t>
+      </w:r>
+      <w:r>
+        <w:tab/>
+      </w:r>
       <w:r>
         <w:t xml:space="preserve">A. Repo GitHub</w:t>
       </w:r>
@@ -9809,6 +10484,15 @@
         <w:pStyle w:val="Heading2"/>
       </w:pPr>
       <w:r>
+        <w:rPr>
+          <w:rStyle w:val="SectionNumber"/>
+        </w:rPr>
+        <w:t xml:space="preserve">15.2</w:t>
+      </w:r>
+      <w:r>
+        <w:tab/>
+      </w:r>
+      <w:r>
         <w:t xml:space="preserve">B. URL de production</w:t>
       </w:r>
     </w:p>
@@ -9832,6 +10516,15 @@
         <w:pStyle w:val="Heading2"/>
       </w:pPr>
       <w:r>
+        <w:rPr>
+          <w:rStyle w:val="SectionNumber"/>
+        </w:rPr>
+        <w:t xml:space="preserve">15.3</w:t>
+      </w:r>
+      <w:r>
+        <w:tab/>
+      </w:r>
+      <w:r>
         <w:t xml:space="preserve">C. Compte de démonstration</w:t>
       </w:r>
     </w:p>
@@ -9891,6 +10584,15 @@
       <w:pPr>
         <w:pStyle w:val="Heading2"/>
       </w:pPr>
+      <w:r>
+        <w:rPr>
+          <w:rStyle w:val="SectionNumber"/>
+        </w:rPr>
+        <w:t xml:space="preserve">15.4</w:t>
+      </w:r>
+      <w:r>
+        <w:tab/>
+      </w:r>
       <w:r>
         <w:t xml:space="preserve">C bis. Répartition orale (15 minutes, 26 slides)</w:t>
       </w:r>
@@ -10283,7 +10985,7 @@
         <w:pStyle w:val="BodyText"/>
       </w:pPr>
       <w:r>
-        <w:t xml:space="preserve">Les slides 22 (« Intégration site + chatbot ») et 24 (« Polish UX — les détails qui comptent ») ont été ajoutées après l’ébauche initiale pour refléter le travail d’intégration du site MediGuide et les améliorations d’expérience utilisateur (badges de sources, auto-rename des sessions, section « Mes rendez-vous »).</w:t>
+        <w:t xml:space="preserve">Les slides 22 (« Intégration site + chatbot ») et 24 (« Polish UX, les détails qui comptent ») ont été ajoutées après l’ébauche initiale pour refléter le travail d’intégration du site MediGuide et les améliorations d’expérience utilisateur (badges de sources, auto-rename des sessions, section « Mes rendez-vous »).</w:t>
       </w:r>
     </w:p>
     <w:bookmarkEnd w:id="119"/>
@@ -10293,6 +10995,15 @@
         <w:pStyle w:val="Heading2"/>
       </w:pPr>
       <w:r>
+        <w:rPr>
+          <w:rStyle w:val="SectionNumber"/>
+        </w:rPr>
+        <w:t xml:space="preserve">15.5</w:t>
+      </w:r>
+      <w:r>
+        <w:tab/>
+      </w:r>
+      <w:r>
         <w:t xml:space="preserve">D. Structure du dépôt</w:t>
       </w:r>
     </w:p>
@@ -10647,6 +11358,15 @@
         <w:pStyle w:val="Heading2"/>
       </w:pPr>
       <w:r>
+        <w:rPr>
+          <w:rStyle w:val="SectionNumber"/>
+        </w:rPr>
+        <w:t xml:space="preserve">15.6</w:t>
+      </w:r>
+      <w:r>
+        <w:tab/>
+      </w:r>
+      <w:r>
         <w:t xml:space="preserve">E. Outils utilisés</w:t>
       </w:r>
     </w:p>
@@ -10744,6 +11464,15 @@
       <w:pPr>
         <w:pStyle w:val="Heading2"/>
       </w:pPr>
+      <w:r>
+        <w:rPr>
+          <w:rStyle w:val="SectionNumber"/>
+        </w:rPr>
+        <w:t xml:space="preserve">15.7</w:t>
+      </w:r>
+      <w:r>
+        <w:tab/>
+      </w:r>
       <w:r>
         <w:t xml:space="preserve">F. Sources documentaires indexées</w:t>
       </w:r>
@@ -10800,6 +11529,15 @@
       <w:pPr>
         <w:pStyle w:val="Heading2"/>
       </w:pPr>
+      <w:r>
+        <w:rPr>
+          <w:rStyle w:val="SectionNumber"/>
+        </w:rPr>
+        <w:t xml:space="preserve">15.8</w:t>
+      </w:r>
+      <w:r>
+        <w:tab/>
+      </w:r>
       <w:r>
         <w:t xml:space="preserve">G. Disclaimer</w:t>
       </w:r>
